--- a/docs/Operaciones/05 - Manual de Operaciones ES.docx
+++ b/docs/Operaciones/05 - Manual de Operaciones ES.docx
@@ -36,34 +36,12 @@
         <w:rPr>
           <w:b/>
           <w:bCs/>
-        </w:rPr>
-        <w:t>TECHNOTON — FitFlow</w:t>
-      </w:r>
-    </w:p>
-    <w:p>
-      <w:pPr>
-        <w:rPr>
-          <w:b/>
-          <w:bCs/>
-        </w:rPr>
-      </w:pPr>
-      <w:r>
-        <w:rPr>
-          <w:b/>
-          <w:bCs/>
           <w:i/>
           <w:iCs/>
         </w:rPr>
-        <w:t>Tecnología que trabaja para vos</w:t>
-      </w:r>
-    </w:p>
-    <w:p>
-      <w:pPr>
-        <w:rPr>
-          <w:b/>
-          <w:bCs/>
-        </w:rPr>
-      </w:pPr>
+        <w:t xml:space="preserve">TECHNOTON — </w:t>
+      </w:r>
+      <w:proofErr w:type="spellStart"/>
       <w:r>
         <w:rPr>
           <w:b/>
@@ -71,7 +49,73 @@
           <w:i/>
           <w:iCs/>
         </w:rPr>
-        <w:t>Build. Scale. Automate.</w:t>
+        <w:t>FitFlow</w:t>
+      </w:r>
+      <w:proofErr w:type="spellEnd"/>
+    </w:p>
+    <w:p>
+      <w:pPr>
+        <w:rPr>
+          <w:b/>
+          <w:bCs/>
+        </w:rPr>
+      </w:pPr>
+      <w:r>
+        <w:rPr>
+          <w:b/>
+          <w:bCs/>
+          <w:i/>
+          <w:iCs/>
+        </w:rPr>
+        <w:t>Tecnología que trabaja para vos</w:t>
+      </w:r>
+    </w:p>
+    <w:p>
+      <w:pPr>
+        <w:rPr>
+          <w:b/>
+          <w:bCs/>
+        </w:rPr>
+      </w:pPr>
+      <w:proofErr w:type="spellStart"/>
+      <w:r>
+        <w:rPr>
+          <w:b/>
+          <w:bCs/>
+          <w:i/>
+          <w:iCs/>
+        </w:rPr>
+        <w:t>Build</w:t>
+      </w:r>
+      <w:proofErr w:type="spellEnd"/>
+      <w:r>
+        <w:rPr>
+          <w:b/>
+          <w:bCs/>
+          <w:i/>
+          <w:iCs/>
+        </w:rPr>
+        <w:t xml:space="preserve">. Scale. </w:t>
+      </w:r>
+      <w:proofErr w:type="spellStart"/>
+      <w:r>
+        <w:rPr>
+          <w:b/>
+          <w:bCs/>
+          <w:i/>
+          <w:iCs/>
+        </w:rPr>
+        <w:t>Automate</w:t>
+      </w:r>
+      <w:proofErr w:type="spellEnd"/>
+      <w:r>
+        <w:rPr>
+          <w:b/>
+          <w:bCs/>
+          <w:i/>
+          <w:iCs/>
+        </w:rPr>
+        <w:t>.</w:t>
       </w:r>
     </w:p>
     <w:p>
@@ -90,12 +134,21 @@
       </w:r>
     </w:p>
     <w:p>
-      <w:r>
-        <w:rPr>
-          <w:b/>
-          <w:bCs/>
-        </w:rPr>
-        <w:t>FitFlow – Sistema de Gestión de Gimnasio</w:t>
+      <w:proofErr w:type="spellStart"/>
+      <w:r>
+        <w:rPr>
+          <w:b/>
+          <w:bCs/>
+        </w:rPr>
+        <w:t>FitFlow</w:t>
+      </w:r>
+      <w:proofErr w:type="spellEnd"/>
+      <w:r>
+        <w:rPr>
+          <w:b/>
+          <w:bCs/>
+        </w:rPr>
+        <w:t xml:space="preserve"> – Sistema de Gestión de Gimnasio</w:t>
       </w:r>
       <w:r>
         <w:t xml:space="preserve"> </w:t>
@@ -118,7 +171,7 @@
         <w:t>Versión:</w:t>
       </w:r>
       <w:r>
-        <w:t xml:space="preserve"> 1.0 </w:t>
+        <w:t xml:space="preserve"> 1.1 </w:t>
       </w:r>
       <w:r>
         <w:rPr>
@@ -128,12 +181,17 @@
         <w:t>Autor:</w:t>
       </w:r>
       <w:r>
-        <w:t xml:space="preserve"> Technoton</w:t>
-      </w:r>
-    </w:p>
-    <w:p>
-      <w:r>
-        <w:t>Espacio reservado para logo (PNG/SVG)</w:t>
+        <w:t xml:space="preserve"> </w:t>
+      </w:r>
+      <w:proofErr w:type="spellStart"/>
+      <w:r>
+        <w:t>Technoton</w:t>
+      </w:r>
+      <w:proofErr w:type="spellEnd"/>
+    </w:p>
+    <w:p>
+      <w:r>
+        <w:t>Espacio reservado para logo corporativo (PNG/SVG)</w:t>
       </w:r>
     </w:p>
     <w:p>
@@ -160,17 +218,33 @@
           <w:b/>
           <w:bCs/>
         </w:rPr>
-        <w:t>cómo operar FitFlow</w:t>
-      </w:r>
-      <w:r>
-        <w:t xml:space="preserve"> en el día a día del gimnasio, incluyendo:</w:t>
+        <w:t xml:space="preserve">cómo operar </w:t>
+      </w:r>
+      <w:proofErr w:type="spellStart"/>
+      <w:r>
+        <w:rPr>
+          <w:b/>
+          <w:bCs/>
+        </w:rPr>
+        <w:t>FitFlow</w:t>
+      </w:r>
+      <w:proofErr w:type="spellEnd"/>
+      <w:r>
+        <w:rPr>
+          <w:b/>
+          <w:bCs/>
+        </w:rPr>
+        <w:t xml:space="preserve"> en el día a día del gimnasio</w:t>
+      </w:r>
+      <w:r>
+        <w:t>, incluyendo:</w:t>
       </w:r>
     </w:p>
     <w:p>
       <w:pPr>
         <w:numPr>
           <w:ilvl w:val="0"/>
-          <w:numId w:val="1"/>
+          <w:numId w:val="25"/>
         </w:numPr>
       </w:pPr>
       <w:r>
@@ -181,7 +255,7 @@
       <w:pPr>
         <w:numPr>
           <w:ilvl w:val="0"/>
-          <w:numId w:val="1"/>
+          <w:numId w:val="25"/>
         </w:numPr>
       </w:pPr>
       <w:r>
@@ -192,7 +266,7 @@
       <w:pPr>
         <w:numPr>
           <w:ilvl w:val="0"/>
-          <w:numId w:val="1"/>
+          <w:numId w:val="25"/>
         </w:numPr>
       </w:pPr>
       <w:r>
@@ -203,7 +277,7 @@
       <w:pPr>
         <w:numPr>
           <w:ilvl w:val="0"/>
-          <w:numId w:val="1"/>
+          <w:numId w:val="25"/>
         </w:numPr>
       </w:pPr>
       <w:r>
@@ -214,29 +288,47 @@
       <w:pPr>
         <w:numPr>
           <w:ilvl w:val="0"/>
-          <w:numId w:val="1"/>
+          <w:numId w:val="25"/>
         </w:numPr>
       </w:pPr>
       <w:r>
-        <w:t>Uso del rol front_desk</w:t>
-      </w:r>
+        <w:t xml:space="preserve">Uso del rol </w:t>
+      </w:r>
+      <w:proofErr w:type="spellStart"/>
+      <w:r>
+        <w:rPr>
+          <w:i/>
+          <w:iCs/>
+        </w:rPr>
+        <w:t>front_desk</w:t>
+      </w:r>
+      <w:proofErr w:type="spellEnd"/>
     </w:p>
     <w:p>
       <w:pPr>
         <w:numPr>
           <w:ilvl w:val="0"/>
-          <w:numId w:val="1"/>
+          <w:numId w:val="25"/>
         </w:numPr>
       </w:pPr>
       <w:r>
-        <w:t>Uso del rol admin</w:t>
-      </w:r>
+        <w:t xml:space="preserve">Uso del rol </w:t>
+      </w:r>
+      <w:proofErr w:type="spellStart"/>
+      <w:r>
+        <w:rPr>
+          <w:i/>
+          <w:iCs/>
+        </w:rPr>
+        <w:t>admin</w:t>
+      </w:r>
+      <w:proofErr w:type="spellEnd"/>
     </w:p>
     <w:p>
       <w:pPr>
         <w:numPr>
           <w:ilvl w:val="0"/>
-          <w:numId w:val="1"/>
+          <w:numId w:val="25"/>
         </w:numPr>
       </w:pPr>
       <w:r>
@@ -247,7 +339,7 @@
       <w:pPr>
         <w:numPr>
           <w:ilvl w:val="0"/>
-          <w:numId w:val="1"/>
+          <w:numId w:val="25"/>
         </w:numPr>
       </w:pPr>
       <w:r>
@@ -256,464 +348,506 @@
     </w:p>
     <w:p>
       <w:r>
-        <w:t>Está orientado a personal administrativo, profesores y operadores de mesa de entrada.</w:t>
-      </w:r>
-    </w:p>
-    <w:p>
-      <w:pPr>
-        <w:rPr>
-          <w:b/>
-          <w:bCs/>
-        </w:rPr>
-      </w:pPr>
-      <w:r>
-        <w:rPr>
-          <w:b/>
-          <w:bCs/>
-        </w:rPr>
-        <w:t>3. Roles y Permisos</w:t>
-      </w:r>
-    </w:p>
-    <w:p>
-      <w:pPr>
-        <w:rPr>
-          <w:b/>
-          <w:bCs/>
-        </w:rPr>
-      </w:pPr>
-      <w:r>
-        <w:rPr>
-          <w:b/>
-          <w:bCs/>
-        </w:rPr>
-        <w:t>admin</w:t>
+        <w:t>Está orientado a:</w:t>
       </w:r>
     </w:p>
     <w:p>
       <w:pPr>
         <w:numPr>
           <w:ilvl w:val="0"/>
-          <w:numId w:val="2"/>
+          <w:numId w:val="26"/>
         </w:numPr>
       </w:pPr>
       <w:r>
-        <w:t>Acceso total</w:t>
+        <w:t>Personal administrativo</w:t>
       </w:r>
     </w:p>
     <w:p>
       <w:pPr>
         <w:numPr>
           <w:ilvl w:val="0"/>
-          <w:numId w:val="2"/>
+          <w:numId w:val="26"/>
         </w:numPr>
       </w:pPr>
       <w:r>
-        <w:t>CRUD de clases</w:t>
+        <w:t>Profesores</w:t>
       </w:r>
     </w:p>
     <w:p>
       <w:pPr>
         <w:numPr>
           <w:ilvl w:val="0"/>
-          <w:numId w:val="2"/>
+          <w:numId w:val="26"/>
         </w:numPr>
       </w:pPr>
       <w:r>
-        <w:t>CRUD de agenda</w:t>
-      </w:r>
+        <w:t>Operadores de mesa de entrada (</w:t>
+      </w:r>
+      <w:proofErr w:type="spellStart"/>
+      <w:r>
+        <w:rPr>
+          <w:i/>
+          <w:iCs/>
+        </w:rPr>
+        <w:t>front_desk</w:t>
+      </w:r>
+      <w:proofErr w:type="spellEnd"/>
+      <w:r>
+        <w:t>)</w:t>
+      </w:r>
+    </w:p>
+    <w:p>
+      <w:pPr>
+        <w:rPr>
+          <w:b/>
+          <w:bCs/>
+        </w:rPr>
+      </w:pPr>
+      <w:r>
+        <w:rPr>
+          <w:b/>
+          <w:bCs/>
+        </w:rPr>
+        <w:t>3. Roles y Permisos</w:t>
+      </w:r>
+    </w:p>
+    <w:p>
+      <w:pPr>
+        <w:rPr>
+          <w:b/>
+          <w:bCs/>
+        </w:rPr>
+      </w:pPr>
+      <w:proofErr w:type="spellStart"/>
+      <w:r>
+        <w:rPr>
+          <w:b/>
+          <w:bCs/>
+        </w:rPr>
+        <w:t>admin</w:t>
+      </w:r>
+      <w:proofErr w:type="spellEnd"/>
     </w:p>
     <w:p>
       <w:pPr>
         <w:numPr>
           <w:ilvl w:val="0"/>
-          <w:numId w:val="2"/>
+          <w:numId w:val="27"/>
         </w:numPr>
       </w:pPr>
       <w:r>
-        <w:t>CRUD de sesiones</w:t>
+        <w:t>Acceso total</w:t>
       </w:r>
     </w:p>
     <w:p>
       <w:pPr>
         <w:numPr>
           <w:ilvl w:val="0"/>
-          <w:numId w:val="2"/>
+          <w:numId w:val="27"/>
         </w:numPr>
       </w:pPr>
       <w:r>
-        <w:t>Gestión de usuarios</w:t>
+        <w:t>CRUD de clases</w:t>
       </w:r>
     </w:p>
     <w:p>
       <w:pPr>
         <w:numPr>
           <w:ilvl w:val="0"/>
-          <w:numId w:val="2"/>
+          <w:numId w:val="27"/>
         </w:numPr>
       </w:pPr>
       <w:r>
-        <w:t>Supervisión general</w:t>
-      </w:r>
-    </w:p>
-    <w:p>
-      <w:pPr>
-        <w:rPr>
-          <w:b/>
-          <w:bCs/>
-        </w:rPr>
-      </w:pPr>
-      <w:r>
-        <w:rPr>
-          <w:b/>
-          <w:bCs/>
-        </w:rPr>
-        <w:t>front_desk</w:t>
+        <w:t>CRUD de agenda</w:t>
       </w:r>
     </w:p>
     <w:p>
       <w:pPr>
         <w:numPr>
           <w:ilvl w:val="0"/>
-          <w:numId w:val="3"/>
+          <w:numId w:val="27"/>
         </w:numPr>
       </w:pPr>
       <w:r>
-        <w:t>Gestión operativa diaria</w:t>
+        <w:t>CRUD de sesiones</w:t>
       </w:r>
     </w:p>
     <w:p>
       <w:pPr>
         <w:numPr>
           <w:ilvl w:val="0"/>
-          <w:numId w:val="3"/>
+          <w:numId w:val="27"/>
         </w:numPr>
       </w:pPr>
       <w:r>
-        <w:t>Control de sesiones</w:t>
+        <w:t>Gestión de usuarios</w:t>
       </w:r>
     </w:p>
     <w:p>
       <w:pPr>
         <w:numPr>
           <w:ilvl w:val="0"/>
-          <w:numId w:val="3"/>
+          <w:numId w:val="27"/>
         </w:numPr>
       </w:pPr>
       <w:r>
-        <w:t>Control de reservas</w:t>
-      </w:r>
+        <w:t>Supervisión general</w:t>
+      </w:r>
+    </w:p>
+    <w:p>
+      <w:pPr>
+        <w:rPr>
+          <w:b/>
+          <w:bCs/>
+        </w:rPr>
+      </w:pPr>
+      <w:proofErr w:type="spellStart"/>
+      <w:r>
+        <w:rPr>
+          <w:b/>
+          <w:bCs/>
+        </w:rPr>
+        <w:t>front_desk</w:t>
+      </w:r>
+      <w:proofErr w:type="spellEnd"/>
     </w:p>
     <w:p>
       <w:pPr>
         <w:numPr>
           <w:ilvl w:val="0"/>
-          <w:numId w:val="3"/>
+          <w:numId w:val="28"/>
         </w:numPr>
       </w:pPr>
       <w:r>
         <w:lastRenderedPageBreak/>
-        <w:t>Asistencia de clientes</w:t>
+        <w:t>Gestión operativa diaria</w:t>
       </w:r>
     </w:p>
     <w:p>
       <w:pPr>
         <w:numPr>
           <w:ilvl w:val="0"/>
-          <w:numId w:val="3"/>
+          <w:numId w:val="28"/>
         </w:numPr>
       </w:pPr>
       <w:r>
-        <w:t>Acceso limitado a edición</w:t>
-      </w:r>
-    </w:p>
-    <w:p>
-      <w:pPr>
-        <w:rPr>
-          <w:b/>
-          <w:bCs/>
-        </w:rPr>
-      </w:pPr>
-      <w:r>
-        <w:rPr>
-          <w:b/>
-          <w:bCs/>
-        </w:rPr>
-        <w:t>teacher</w:t>
+        <w:t>Control de sesiones</w:t>
       </w:r>
     </w:p>
     <w:p>
       <w:pPr>
         <w:numPr>
           <w:ilvl w:val="0"/>
-          <w:numId w:val="4"/>
+          <w:numId w:val="28"/>
         </w:numPr>
       </w:pPr>
       <w:r>
-        <w:t>Gestión de sus propias clases</w:t>
+        <w:t>Control de reservas</w:t>
       </w:r>
     </w:p>
     <w:p>
       <w:pPr>
         <w:numPr>
           <w:ilvl w:val="0"/>
-          <w:numId w:val="4"/>
+          <w:numId w:val="28"/>
         </w:numPr>
       </w:pPr>
       <w:r>
-        <w:t>Consulta de agenda</w:t>
+        <w:t>Asistencia de clientes</w:t>
       </w:r>
     </w:p>
     <w:p>
       <w:pPr>
         <w:numPr>
           <w:ilvl w:val="0"/>
-          <w:numId w:val="4"/>
+          <w:numId w:val="28"/>
         </w:numPr>
       </w:pPr>
       <w:r>
-        <w:t>Consulta de sesiones</w:t>
-      </w:r>
+        <w:t>Acceso limitado a edición</w:t>
+      </w:r>
+    </w:p>
+    <w:p>
+      <w:pPr>
+        <w:rPr>
+          <w:b/>
+          <w:bCs/>
+        </w:rPr>
+      </w:pPr>
+      <w:proofErr w:type="spellStart"/>
+      <w:r>
+        <w:rPr>
+          <w:b/>
+          <w:bCs/>
+        </w:rPr>
+        <w:t>teacher</w:t>
+      </w:r>
+      <w:proofErr w:type="spellEnd"/>
     </w:p>
     <w:p>
       <w:pPr>
         <w:numPr>
           <w:ilvl w:val="0"/>
-          <w:numId w:val="4"/>
+          <w:numId w:val="29"/>
         </w:numPr>
       </w:pPr>
       <w:r>
-        <w:t>Control de asistencia</w:t>
-      </w:r>
-    </w:p>
-    <w:p>
-      <w:pPr>
-        <w:rPr>
-          <w:b/>
-          <w:bCs/>
-        </w:rPr>
-      </w:pPr>
-      <w:r>
-        <w:rPr>
-          <w:b/>
-          <w:bCs/>
-        </w:rPr>
-        <w:t>client</w:t>
+        <w:t>Gestión de sus propias clases</w:t>
       </w:r>
     </w:p>
     <w:p>
       <w:pPr>
         <w:numPr>
           <w:ilvl w:val="0"/>
-          <w:numId w:val="5"/>
+          <w:numId w:val="29"/>
         </w:numPr>
       </w:pPr>
       <w:r>
-        <w:t>Reservas</w:t>
+        <w:t>Consulta de agenda</w:t>
       </w:r>
     </w:p>
     <w:p>
       <w:pPr>
         <w:numPr>
           <w:ilvl w:val="0"/>
-          <w:numId w:val="5"/>
+          <w:numId w:val="29"/>
         </w:numPr>
       </w:pPr>
       <w:r>
-        <w:t>Consulta de clases</w:t>
+        <w:t>Consulta de sesiones</w:t>
       </w:r>
     </w:p>
     <w:p>
       <w:pPr>
         <w:numPr>
           <w:ilvl w:val="0"/>
-          <w:numId w:val="5"/>
+          <w:numId w:val="29"/>
         </w:numPr>
       </w:pPr>
       <w:r>
-        <w:t>Consulta de sesiones</w:t>
-      </w:r>
-    </w:p>
-    <w:p>
-      <w:pPr>
-        <w:rPr>
-          <w:b/>
-          <w:bCs/>
-        </w:rPr>
-      </w:pPr>
-      <w:r>
-        <w:rPr>
-          <w:b/>
-          <w:bCs/>
-        </w:rPr>
-        <w:t>4. Operación del Sistema</w:t>
-      </w:r>
-    </w:p>
-    <w:p>
-      <w:pPr>
-        <w:rPr>
-          <w:b/>
-          <w:bCs/>
-        </w:rPr>
-      </w:pPr>
-      <w:r>
-        <w:rPr>
-          <w:b/>
-          <w:bCs/>
-        </w:rPr>
-        <w:t>4.1 Inicio de Sesión</w:t>
-      </w:r>
+        <w:t>Control de asistencia</w:t>
+      </w:r>
+    </w:p>
+    <w:p>
+      <w:pPr>
+        <w:rPr>
+          <w:b/>
+          <w:bCs/>
+        </w:rPr>
+      </w:pPr>
+      <w:proofErr w:type="spellStart"/>
+      <w:r>
+        <w:rPr>
+          <w:b/>
+          <w:bCs/>
+        </w:rPr>
+        <w:t>client</w:t>
+      </w:r>
+      <w:proofErr w:type="spellEnd"/>
     </w:p>
     <w:p>
       <w:pPr>
         <w:numPr>
           <w:ilvl w:val="0"/>
-          <w:numId w:val="6"/>
+          <w:numId w:val="30"/>
         </w:numPr>
       </w:pPr>
       <w:r>
-        <w:t>Abrir FitFlow</w:t>
+        <w:t>Reservas</w:t>
       </w:r>
     </w:p>
     <w:p>
       <w:pPr>
         <w:numPr>
           <w:ilvl w:val="0"/>
-          <w:numId w:val="6"/>
+          <w:numId w:val="30"/>
         </w:numPr>
       </w:pPr>
       <w:r>
-        <w:t>Ingresar email y contraseña</w:t>
+        <w:t>Consulta de clases</w:t>
       </w:r>
     </w:p>
     <w:p>
       <w:pPr>
         <w:numPr>
           <w:ilvl w:val="0"/>
-          <w:numId w:val="6"/>
+          <w:numId w:val="30"/>
         </w:numPr>
       </w:pPr>
       <w:r>
-        <w:t>El sistema valida credenciales</w:t>
+        <w:t>Consulta de sesiones</w:t>
+      </w:r>
+    </w:p>
+    <w:p>
+      <w:pPr>
+        <w:rPr>
+          <w:b/>
+          <w:bCs/>
+        </w:rPr>
+      </w:pPr>
+      <w:r>
+        <w:rPr>
+          <w:b/>
+          <w:bCs/>
+        </w:rPr>
+        <w:t>4. Operación del Sistema</w:t>
+      </w:r>
+    </w:p>
+    <w:p>
+      <w:pPr>
+        <w:rPr>
+          <w:b/>
+          <w:bCs/>
+        </w:rPr>
+      </w:pPr>
+      <w:r>
+        <w:rPr>
+          <w:b/>
+          <w:bCs/>
+        </w:rPr>
+        <w:t>4.1 Inicio de Sesión</w:t>
       </w:r>
     </w:p>
     <w:p>
       <w:pPr>
         <w:numPr>
           <w:ilvl w:val="0"/>
-          <w:numId w:val="6"/>
+          <w:numId w:val="31"/>
         </w:numPr>
       </w:pPr>
       <w:r>
-        <w:t>Se accede al dashboard según el rol</w:t>
-      </w:r>
-    </w:p>
-    <w:p>
-      <w:r>
-        <w:rPr>
-          <w:b/>
-          <w:bCs/>
-        </w:rPr>
-        <w:t>Nota:</w:t>
-      </w:r>
-      <w:r>
-        <w:t xml:space="preserve"> El token se maneja automáticamente; no requiere acción del usuario.</w:t>
-      </w:r>
-    </w:p>
-    <w:p>
-      <w:pPr>
-        <w:rPr>
-          <w:b/>
-          <w:bCs/>
-        </w:rPr>
-      </w:pPr>
-      <w:r>
-        <w:rPr>
-          <w:b/>
-          <w:bCs/>
-        </w:rPr>
-        <w:t>4.2 Dashboard Operativo</w:t>
-      </w:r>
-    </w:p>
-    <w:p>
-      <w:r>
-        <w:t>El dashboard muestra:</w:t>
-      </w:r>
+        <w:t xml:space="preserve">Abrir </w:t>
+      </w:r>
+      <w:proofErr w:type="spellStart"/>
+      <w:r>
+        <w:t>FitFlow</w:t>
+      </w:r>
+      <w:proofErr w:type="spellEnd"/>
     </w:p>
     <w:p>
       <w:pPr>
         <w:numPr>
           <w:ilvl w:val="0"/>
-          <w:numId w:val="7"/>
+          <w:numId w:val="31"/>
         </w:numPr>
       </w:pPr>
       <w:r>
-        <w:t>Clases disponibles</w:t>
+        <w:t>Ingresar email y contraseña</w:t>
       </w:r>
     </w:p>
     <w:p>
       <w:pPr>
         <w:numPr>
           <w:ilvl w:val="0"/>
-          <w:numId w:val="7"/>
+          <w:numId w:val="31"/>
         </w:numPr>
       </w:pPr>
       <w:r>
-        <w:t>Agenda semanal</w:t>
+        <w:t>El sistema valida credenciales</w:t>
       </w:r>
     </w:p>
     <w:p>
       <w:pPr>
         <w:numPr>
           <w:ilvl w:val="0"/>
-          <w:numId w:val="7"/>
+          <w:numId w:val="31"/>
         </w:numPr>
       </w:pPr>
       <w:r>
-        <w:t>Sesiones del día</w:t>
+        <w:t xml:space="preserve">Se accede al </w:t>
+      </w:r>
+      <w:proofErr w:type="spellStart"/>
+      <w:r>
+        <w:t>dashboard</w:t>
+      </w:r>
+      <w:proofErr w:type="spellEnd"/>
+      <w:r>
+        <w:t xml:space="preserve"> según el rol</w:t>
+      </w:r>
+    </w:p>
+    <w:p>
+      <w:r>
+        <w:rPr>
+          <w:b/>
+          <w:bCs/>
+        </w:rPr>
+        <w:t>Nota:</w:t>
+      </w:r>
+      <w:r>
+        <w:t xml:space="preserve"> El token JWT se maneja automáticamente; no requiere acción del usuario.</w:t>
+      </w:r>
+    </w:p>
+    <w:p>
+      <w:pPr>
+        <w:rPr>
+          <w:b/>
+          <w:bCs/>
+        </w:rPr>
+      </w:pPr>
+      <w:r>
+        <w:rPr>
+          <w:b/>
+          <w:bCs/>
+        </w:rPr>
+        <w:t xml:space="preserve">4.2 </w:t>
+      </w:r>
+      <w:proofErr w:type="spellStart"/>
+      <w:r>
+        <w:rPr>
+          <w:b/>
+          <w:bCs/>
+        </w:rPr>
+        <w:t>Dashboard</w:t>
+      </w:r>
+      <w:proofErr w:type="spellEnd"/>
+      <w:r>
+        <w:rPr>
+          <w:b/>
+          <w:bCs/>
+        </w:rPr>
+        <w:t xml:space="preserve"> Operativo</w:t>
+      </w:r>
+    </w:p>
+    <w:p>
+      <w:r>
+        <w:t xml:space="preserve">El </w:t>
+      </w:r>
+      <w:proofErr w:type="spellStart"/>
+      <w:r>
+        <w:t>dashboard</w:t>
+      </w:r>
+      <w:proofErr w:type="spellEnd"/>
+      <w:r>
+        <w:t xml:space="preserve"> muestra:</w:t>
       </w:r>
     </w:p>
     <w:p>
       <w:pPr>
         <w:numPr>
           <w:ilvl w:val="0"/>
-          <w:numId w:val="7"/>
+          <w:numId w:val="32"/>
         </w:numPr>
       </w:pPr>
       <w:r>
-        <w:t>Reservas activas</w:t>
+        <w:t>Clases disponibles</w:t>
       </w:r>
     </w:p>
     <w:p>
       <w:pPr>
         <w:numPr>
           <w:ilvl w:val="0"/>
-          <w:numId w:val="7"/>
+          <w:numId w:val="32"/>
         </w:numPr>
       </w:pPr>
       <w:r>
-        <w:t>Accesos rápidos según rol</w:t>
-      </w:r>
-    </w:p>
-    <w:p>
-      <w:pPr>
-        <w:rPr>
-          <w:b/>
-          <w:bCs/>
-        </w:rPr>
-      </w:pPr>
-      <w:r>
-        <w:rPr>
-          <w:b/>
-          <w:bCs/>
-        </w:rPr>
-        <w:t>Para front_desk:</w:t>
+        <w:t>Agenda semanal</w:t>
       </w:r>
     </w:p>
     <w:p>
       <w:pPr>
         <w:numPr>
           <w:ilvl w:val="0"/>
-          <w:numId w:val="8"/>
+          <w:numId w:val="32"/>
         </w:numPr>
       </w:pPr>
       <w:r>
@@ -724,189 +858,224 @@
       <w:pPr>
         <w:numPr>
           <w:ilvl w:val="0"/>
-          <w:numId w:val="8"/>
+          <w:numId w:val="32"/>
         </w:numPr>
       </w:pPr>
       <w:r>
-        <w:t>Capacidad actual</w:t>
+        <w:t>Reservas activas</w:t>
       </w:r>
     </w:p>
     <w:p>
       <w:pPr>
         <w:numPr>
           <w:ilvl w:val="0"/>
-          <w:numId w:val="8"/>
+          <w:numId w:val="32"/>
         </w:numPr>
       </w:pPr>
       <w:r>
-        <w:t>Reservas activas</w:t>
+        <w:t>Accesos rápidos según rol</w:t>
+      </w:r>
+    </w:p>
+    <w:p>
+      <w:proofErr w:type="spellStart"/>
+      <w:r>
+        <w:rPr>
+          <w:b/>
+          <w:bCs/>
+        </w:rPr>
+        <w:t>Dashboard</w:t>
+      </w:r>
+      <w:proofErr w:type="spellEnd"/>
+      <w:r>
+        <w:rPr>
+          <w:b/>
+          <w:bCs/>
+        </w:rPr>
+        <w:t xml:space="preserve"> para </w:t>
+      </w:r>
+      <w:proofErr w:type="spellStart"/>
+      <w:r>
+        <w:rPr>
+          <w:b/>
+          <w:bCs/>
+        </w:rPr>
+        <w:t>front_desk</w:t>
+      </w:r>
+      <w:proofErr w:type="spellEnd"/>
+      <w:r>
+        <w:rPr>
+          <w:b/>
+          <w:bCs/>
+        </w:rPr>
+        <w:t>:</w:t>
       </w:r>
     </w:p>
     <w:p>
       <w:pPr>
         <w:numPr>
           <w:ilvl w:val="0"/>
-          <w:numId w:val="8"/>
+          <w:numId w:val="33"/>
         </w:numPr>
       </w:pPr>
       <w:r>
-        <w:t>Cancelaciones</w:t>
+        <w:t>Sesiones del día</w:t>
       </w:r>
     </w:p>
     <w:p>
       <w:pPr>
         <w:numPr>
           <w:ilvl w:val="0"/>
-          <w:numId w:val="8"/>
+          <w:numId w:val="33"/>
         </w:numPr>
       </w:pPr>
       <w:r>
-        <w:t>Asistencia</w:t>
-      </w:r>
-    </w:p>
-    <w:p>
-      <w:pPr>
-        <w:rPr>
-          <w:b/>
-          <w:bCs/>
-        </w:rPr>
-      </w:pPr>
-      <w:r>
-        <w:rPr>
-          <w:b/>
-          <w:bCs/>
-        </w:rPr>
-        <w:lastRenderedPageBreak/>
-        <w:t>5. Gestión de Clases (admin)</w:t>
-      </w:r>
-    </w:p>
-    <w:p>
-      <w:pPr>
-        <w:rPr>
-          <w:b/>
-          <w:bCs/>
-        </w:rPr>
-      </w:pPr>
-      <w:r>
-        <w:rPr>
-          <w:b/>
-          <w:bCs/>
-        </w:rPr>
-        <w:t>Crear una clase</w:t>
+        <w:t>Capacidad actual</w:t>
       </w:r>
     </w:p>
     <w:p>
       <w:pPr>
         <w:numPr>
           <w:ilvl w:val="0"/>
-          <w:numId w:val="9"/>
+          <w:numId w:val="33"/>
         </w:numPr>
       </w:pPr>
       <w:r>
-        <w:t>Ir a “Clases”</w:t>
+        <w:lastRenderedPageBreak/>
+        <w:t>Reservas activas</w:t>
       </w:r>
     </w:p>
     <w:p>
       <w:pPr>
         <w:numPr>
           <w:ilvl w:val="0"/>
-          <w:numId w:val="9"/>
+          <w:numId w:val="33"/>
         </w:numPr>
       </w:pPr>
       <w:r>
-        <w:t>Presionar “Nueva clase”</w:t>
+        <w:t>Cancelaciones</w:t>
       </w:r>
     </w:p>
     <w:p>
       <w:pPr>
         <w:numPr>
           <w:ilvl w:val="0"/>
-          <w:numId w:val="9"/>
+          <w:numId w:val="33"/>
         </w:numPr>
       </w:pPr>
       <w:r>
-        <w:t>Completar formulario</w:t>
+        <w:t>Asistencia</w:t>
+      </w:r>
+    </w:p>
+    <w:p>
+      <w:pPr>
+        <w:rPr>
+          <w:b/>
+          <w:bCs/>
+        </w:rPr>
+      </w:pPr>
+      <w:r>
+        <w:rPr>
+          <w:b/>
+          <w:bCs/>
+        </w:rPr>
+        <w:t>5. Gestión de Clases (</w:t>
+      </w:r>
+      <w:proofErr w:type="spellStart"/>
+      <w:r>
+        <w:rPr>
+          <w:b/>
+          <w:bCs/>
+        </w:rPr>
+        <w:t>admin</w:t>
+      </w:r>
+      <w:proofErr w:type="spellEnd"/>
+      <w:r>
+        <w:rPr>
+          <w:b/>
+          <w:bCs/>
+        </w:rPr>
+        <w:t>)</w:t>
+      </w:r>
+    </w:p>
+    <w:p>
+      <w:pPr>
+        <w:rPr>
+          <w:b/>
+          <w:bCs/>
+        </w:rPr>
+      </w:pPr>
+      <w:r>
+        <w:rPr>
+          <w:b/>
+          <w:bCs/>
+        </w:rPr>
+        <w:t>Crear una clase</w:t>
       </w:r>
     </w:p>
     <w:p>
       <w:pPr>
         <w:numPr>
           <w:ilvl w:val="0"/>
-          <w:numId w:val="9"/>
+          <w:numId w:val="34"/>
         </w:numPr>
       </w:pPr>
       <w:r>
-        <w:t>Guardar</w:t>
-      </w:r>
-    </w:p>
-    <w:p>
-      <w:pPr>
-        <w:rPr>
-          <w:b/>
-          <w:bCs/>
-        </w:rPr>
-      </w:pPr>
-      <w:r>
-        <w:rPr>
-          <w:b/>
-          <w:bCs/>
-        </w:rPr>
-        <w:t>Editar una clase</w:t>
+        <w:t>Ir a “Clases”</w:t>
       </w:r>
     </w:p>
     <w:p>
       <w:pPr>
         <w:numPr>
           <w:ilvl w:val="0"/>
-          <w:numId w:val="10"/>
+          <w:numId w:val="34"/>
         </w:numPr>
       </w:pPr>
       <w:r>
-        <w:t>Seleccionar clase</w:t>
+        <w:t>Presionar “Nueva clase”</w:t>
       </w:r>
     </w:p>
     <w:p>
       <w:pPr>
         <w:numPr>
           <w:ilvl w:val="0"/>
-          <w:numId w:val="10"/>
+          <w:numId w:val="34"/>
         </w:numPr>
       </w:pPr>
       <w:r>
-        <w:t>Presionar “Editar”</w:t>
+        <w:t>Completar formulario</w:t>
       </w:r>
     </w:p>
     <w:p>
       <w:pPr>
         <w:numPr>
           <w:ilvl w:val="0"/>
-          <w:numId w:val="10"/>
+          <w:numId w:val="34"/>
         </w:numPr>
       </w:pPr>
       <w:r>
-        <w:t>Guardar cambios</w:t>
-      </w:r>
-    </w:p>
-    <w:p>
-      <w:pPr>
-        <w:rPr>
-          <w:b/>
-          <w:bCs/>
-        </w:rPr>
-      </w:pPr>
-      <w:r>
-        <w:rPr>
-          <w:b/>
-          <w:bCs/>
-        </w:rPr>
-        <w:t>Eliminar una clase</w:t>
+        <w:t>Guardar</w:t>
+      </w:r>
+    </w:p>
+    <w:p>
+      <w:pPr>
+        <w:rPr>
+          <w:b/>
+          <w:bCs/>
+        </w:rPr>
+      </w:pPr>
+      <w:r>
+        <w:rPr>
+          <w:b/>
+          <w:bCs/>
+        </w:rPr>
+        <w:t>Editar una clase</w:t>
       </w:r>
     </w:p>
     <w:p>
       <w:pPr>
         <w:numPr>
           <w:ilvl w:val="0"/>
-          <w:numId w:val="11"/>
+          <w:numId w:val="35"/>
         </w:numPr>
       </w:pPr>
       <w:r>
@@ -917,140 +1086,172 @@
       <w:pPr>
         <w:numPr>
           <w:ilvl w:val="0"/>
-          <w:numId w:val="11"/>
+          <w:numId w:val="35"/>
         </w:numPr>
       </w:pPr>
       <w:r>
-        <w:t>Presionar “Eliminar”</w:t>
+        <w:t>Presionar “Editar”</w:t>
       </w:r>
     </w:p>
     <w:p>
       <w:pPr>
         <w:numPr>
           <w:ilvl w:val="0"/>
-          <w:numId w:val="11"/>
+          <w:numId w:val="35"/>
         </w:numPr>
       </w:pPr>
       <w:r>
-        <w:t>Confirmar</w:t>
-      </w:r>
-    </w:p>
-    <w:p>
-      <w:pPr>
-        <w:rPr>
-          <w:b/>
-          <w:bCs/>
-        </w:rPr>
-      </w:pPr>
-      <w:r>
-        <w:rPr>
-          <w:b/>
-          <w:bCs/>
-        </w:rPr>
-        <w:t>6. Gestión de Agenda Semanal (admin / teacher)</w:t>
-      </w:r>
-    </w:p>
-    <w:p>
-      <w:pPr>
-        <w:rPr>
-          <w:b/>
-          <w:bCs/>
-        </w:rPr>
-      </w:pPr>
-      <w:r>
-        <w:rPr>
-          <w:b/>
-          <w:bCs/>
-        </w:rPr>
-        <w:t>Crear horario</w:t>
+        <w:t>Guardar cambios</w:t>
+      </w:r>
+    </w:p>
+    <w:p>
+      <w:pPr>
+        <w:rPr>
+          <w:b/>
+          <w:bCs/>
+        </w:rPr>
+      </w:pPr>
+      <w:r>
+        <w:rPr>
+          <w:b/>
+          <w:bCs/>
+        </w:rPr>
+        <w:t>Eliminar una clase</w:t>
       </w:r>
     </w:p>
     <w:p>
       <w:pPr>
         <w:numPr>
           <w:ilvl w:val="0"/>
-          <w:numId w:val="12"/>
+          <w:numId w:val="36"/>
         </w:numPr>
       </w:pPr>
       <w:r>
-        <w:t>Ir a “Agenda”</w:t>
+        <w:t>Seleccionar clase</w:t>
       </w:r>
     </w:p>
     <w:p>
       <w:pPr>
         <w:numPr>
           <w:ilvl w:val="0"/>
-          <w:numId w:val="12"/>
+          <w:numId w:val="36"/>
         </w:numPr>
       </w:pPr>
       <w:r>
-        <w:t>Seleccionar día y hora</w:t>
+        <w:t>Presionar “Eliminar”</w:t>
       </w:r>
     </w:p>
     <w:p>
       <w:pPr>
         <w:numPr>
           <w:ilvl w:val="0"/>
-          <w:numId w:val="12"/>
+          <w:numId w:val="36"/>
         </w:numPr>
       </w:pPr>
       <w:r>
-        <w:t>Asignar clase</w:t>
+        <w:t>Confirmar</w:t>
+      </w:r>
+    </w:p>
+    <w:p>
+      <w:pPr>
+        <w:rPr>
+          <w:b/>
+          <w:bCs/>
+        </w:rPr>
+      </w:pPr>
+      <w:r>
+        <w:rPr>
+          <w:b/>
+          <w:bCs/>
+        </w:rPr>
+        <w:t>6. Gestión de Agenda Semanal (</w:t>
+      </w:r>
+      <w:proofErr w:type="spellStart"/>
+      <w:r>
+        <w:rPr>
+          <w:b/>
+          <w:bCs/>
+        </w:rPr>
+        <w:t>admin</w:t>
+      </w:r>
+      <w:proofErr w:type="spellEnd"/>
+      <w:r>
+        <w:rPr>
+          <w:b/>
+          <w:bCs/>
+        </w:rPr>
+        <w:t xml:space="preserve"> / </w:t>
+      </w:r>
+      <w:proofErr w:type="spellStart"/>
+      <w:r>
+        <w:rPr>
+          <w:b/>
+          <w:bCs/>
+        </w:rPr>
+        <w:t>teacher</w:t>
+      </w:r>
+      <w:proofErr w:type="spellEnd"/>
+      <w:r>
+        <w:rPr>
+          <w:b/>
+          <w:bCs/>
+        </w:rPr>
+        <w:t>)</w:t>
+      </w:r>
+    </w:p>
+    <w:p>
+      <w:pPr>
+        <w:rPr>
+          <w:b/>
+          <w:bCs/>
+        </w:rPr>
+      </w:pPr>
+      <w:r>
+        <w:rPr>
+          <w:b/>
+          <w:bCs/>
+        </w:rPr>
+        <w:t>Crear horario</w:t>
       </w:r>
     </w:p>
     <w:p>
       <w:pPr>
         <w:numPr>
           <w:ilvl w:val="0"/>
-          <w:numId w:val="12"/>
+          <w:numId w:val="37"/>
         </w:numPr>
       </w:pPr>
       <w:r>
-        <w:t>Guardar</w:t>
-      </w:r>
-    </w:p>
-    <w:p>
-      <w:pPr>
-        <w:rPr>
-          <w:b/>
-          <w:bCs/>
-        </w:rPr>
-      </w:pPr>
-      <w:r>
-        <w:rPr>
-          <w:b/>
-          <w:bCs/>
-        </w:rPr>
-        <w:t>Editar horario</w:t>
+        <w:t>Ir a “Agenda”</w:t>
       </w:r>
     </w:p>
     <w:p>
       <w:pPr>
         <w:numPr>
           <w:ilvl w:val="0"/>
-          <w:numId w:val="13"/>
+          <w:numId w:val="37"/>
         </w:numPr>
       </w:pPr>
       <w:r>
-        <w:t>Seleccionar horario</w:t>
+        <w:t>Seleccionar día y hora</w:t>
       </w:r>
     </w:p>
     <w:p>
       <w:pPr>
         <w:numPr>
           <w:ilvl w:val="0"/>
-          <w:numId w:val="13"/>
+          <w:numId w:val="37"/>
         </w:numPr>
       </w:pPr>
       <w:r>
-        <w:t>Modificar datos</w:t>
+        <w:t>Asignar clase</w:t>
       </w:r>
     </w:p>
     <w:p>
       <w:pPr>
         <w:numPr>
           <w:ilvl w:val="0"/>
-          <w:numId w:val="13"/>
+          <w:numId w:val="37"/>
         </w:numPr>
       </w:pPr>
       <w:r>
@@ -1069,14 +1270,14 @@
           <w:b/>
           <w:bCs/>
         </w:rPr>
-        <w:t>Eliminar horario</w:t>
+        <w:t>Editar horario</w:t>
       </w:r>
     </w:p>
     <w:p>
       <w:pPr>
         <w:numPr>
           <w:ilvl w:val="0"/>
-          <w:numId w:val="14"/>
+          <w:numId w:val="38"/>
         </w:numPr>
       </w:pPr>
       <w:r>
@@ -1087,146 +1288,178 @@
       <w:pPr>
         <w:numPr>
           <w:ilvl w:val="0"/>
-          <w:numId w:val="14"/>
+          <w:numId w:val="38"/>
         </w:numPr>
       </w:pPr>
       <w:r>
-        <w:t>Eliminar</w:t>
+        <w:t>Modificar datos</w:t>
       </w:r>
     </w:p>
     <w:p>
       <w:pPr>
         <w:numPr>
           <w:ilvl w:val="0"/>
-          <w:numId w:val="14"/>
+          <w:numId w:val="38"/>
         </w:numPr>
       </w:pPr>
       <w:r>
-        <w:t>Confirmar</w:t>
-      </w:r>
-    </w:p>
-    <w:p>
-      <w:pPr>
-        <w:rPr>
-          <w:b/>
-          <w:bCs/>
-        </w:rPr>
-      </w:pPr>
-      <w:r>
-        <w:rPr>
-          <w:b/>
-          <w:bCs/>
-        </w:rPr>
-        <w:t>7. Gestión de Sesiones (front_desk / admin)</w:t>
-      </w:r>
-    </w:p>
-    <w:p>
-      <w:r>
-        <w:t>Las sesiones se generan automáticamente a partir de la agenda semanal.</w:t>
-      </w:r>
-    </w:p>
-    <w:p>
-      <w:pPr>
-        <w:rPr>
-          <w:b/>
-          <w:bCs/>
-        </w:rPr>
-      </w:pPr>
-      <w:r>
-        <w:rPr>
-          <w:b/>
-          <w:bCs/>
-        </w:rPr>
-        <w:t>Crear sesión manual</w:t>
+        <w:t>Guardar</w:t>
+      </w:r>
+    </w:p>
+    <w:p>
+      <w:pPr>
+        <w:rPr>
+          <w:b/>
+          <w:bCs/>
+        </w:rPr>
+      </w:pPr>
+      <w:r>
+        <w:rPr>
+          <w:b/>
+          <w:bCs/>
+        </w:rPr>
+        <w:t>Eliminar horario</w:t>
       </w:r>
     </w:p>
     <w:p>
       <w:pPr>
         <w:numPr>
           <w:ilvl w:val="0"/>
-          <w:numId w:val="15"/>
+          <w:numId w:val="39"/>
         </w:numPr>
       </w:pPr>
       <w:r>
-        <w:lastRenderedPageBreak/>
-        <w:t>Ir a “Sesiones”</w:t>
+        <w:t>Seleccionar horario</w:t>
       </w:r>
     </w:p>
     <w:p>
       <w:pPr>
         <w:numPr>
           <w:ilvl w:val="0"/>
-          <w:numId w:val="15"/>
+          <w:numId w:val="39"/>
         </w:numPr>
       </w:pPr>
       <w:r>
-        <w:t>Presionar “Nueva sesión”</w:t>
+        <w:t>Eliminar</w:t>
       </w:r>
     </w:p>
     <w:p>
       <w:pPr>
         <w:numPr>
           <w:ilvl w:val="0"/>
-          <w:numId w:val="15"/>
+          <w:numId w:val="39"/>
         </w:numPr>
       </w:pPr>
       <w:r>
-        <w:t>Completar datos</w:t>
+        <w:t>Confirmar</w:t>
+      </w:r>
+    </w:p>
+    <w:p>
+      <w:pPr>
+        <w:rPr>
+          <w:b/>
+          <w:bCs/>
+        </w:rPr>
+      </w:pPr>
+      <w:r>
+        <w:rPr>
+          <w:b/>
+          <w:bCs/>
+        </w:rPr>
+        <w:lastRenderedPageBreak/>
+        <w:t>7. Gestión de Sesiones (</w:t>
+      </w:r>
+      <w:proofErr w:type="spellStart"/>
+      <w:r>
+        <w:rPr>
+          <w:b/>
+          <w:bCs/>
+        </w:rPr>
+        <w:t>front_desk</w:t>
+      </w:r>
+      <w:proofErr w:type="spellEnd"/>
+      <w:r>
+        <w:rPr>
+          <w:b/>
+          <w:bCs/>
+        </w:rPr>
+        <w:t xml:space="preserve"> / </w:t>
+      </w:r>
+      <w:proofErr w:type="spellStart"/>
+      <w:r>
+        <w:rPr>
+          <w:b/>
+          <w:bCs/>
+        </w:rPr>
+        <w:t>admin</w:t>
+      </w:r>
+      <w:proofErr w:type="spellEnd"/>
+      <w:r>
+        <w:rPr>
+          <w:b/>
+          <w:bCs/>
+        </w:rPr>
+        <w:t>)</w:t>
+      </w:r>
+    </w:p>
+    <w:p>
+      <w:r>
+        <w:t>Las sesiones se generan automáticamente a partir de la agenda semanal.</w:t>
+      </w:r>
+    </w:p>
+    <w:p>
+      <w:pPr>
+        <w:rPr>
+          <w:b/>
+          <w:bCs/>
+        </w:rPr>
+      </w:pPr>
+      <w:r>
+        <w:rPr>
+          <w:b/>
+          <w:bCs/>
+        </w:rPr>
+        <w:t>Crear sesión manual</w:t>
       </w:r>
     </w:p>
     <w:p>
       <w:pPr>
         <w:numPr>
           <w:ilvl w:val="0"/>
-          <w:numId w:val="15"/>
+          <w:numId w:val="40"/>
         </w:numPr>
       </w:pPr>
       <w:r>
-        <w:t>Guardar</w:t>
-      </w:r>
-    </w:p>
-    <w:p>
-      <w:pPr>
-        <w:rPr>
-          <w:b/>
-          <w:bCs/>
-        </w:rPr>
-      </w:pPr>
-      <w:r>
-        <w:rPr>
-          <w:b/>
-          <w:bCs/>
-        </w:rPr>
-        <w:t>Editar sesión</w:t>
+        <w:t>Ir a “Sesiones”</w:t>
       </w:r>
     </w:p>
     <w:p>
       <w:pPr>
         <w:numPr>
           <w:ilvl w:val="0"/>
-          <w:numId w:val="16"/>
+          <w:numId w:val="40"/>
         </w:numPr>
       </w:pPr>
       <w:r>
-        <w:t>Seleccionar sesión</w:t>
+        <w:t>Presionar “Nueva sesión”</w:t>
       </w:r>
     </w:p>
     <w:p>
       <w:pPr>
         <w:numPr>
           <w:ilvl w:val="0"/>
-          <w:numId w:val="16"/>
+          <w:numId w:val="40"/>
         </w:numPr>
       </w:pPr>
       <w:r>
-        <w:t>Editar capacidad o profesor</w:t>
+        <w:t>Completar datos</w:t>
       </w:r>
     </w:p>
     <w:p>
       <w:pPr>
         <w:numPr>
           <w:ilvl w:val="0"/>
-          <w:numId w:val="16"/>
+          <w:numId w:val="40"/>
         </w:numPr>
       </w:pPr>
       <w:r>
@@ -1245,14 +1478,14 @@
           <w:b/>
           <w:bCs/>
         </w:rPr>
-        <w:t>Cancelar sesión</w:t>
+        <w:t>Editar sesión</w:t>
       </w:r>
     </w:p>
     <w:p>
       <w:pPr>
         <w:numPr>
           <w:ilvl w:val="0"/>
-          <w:numId w:val="17"/>
+          <w:numId w:val="41"/>
         </w:numPr>
       </w:pPr>
       <w:r>
@@ -1263,432 +1496,544 @@
       <w:pPr>
         <w:numPr>
           <w:ilvl w:val="0"/>
-          <w:numId w:val="17"/>
+          <w:numId w:val="41"/>
         </w:numPr>
       </w:pPr>
       <w:r>
-        <w:t>Presionar “Cancelar”</w:t>
+        <w:t>Editar capacidad o profesor</w:t>
       </w:r>
     </w:p>
     <w:p>
       <w:pPr>
         <w:numPr>
           <w:ilvl w:val="0"/>
-          <w:numId w:val="17"/>
+          <w:numId w:val="41"/>
         </w:numPr>
       </w:pPr>
       <w:r>
-        <w:t>Confirmar</w:t>
-      </w:r>
-    </w:p>
-    <w:p>
-      <w:pPr>
-        <w:rPr>
-          <w:b/>
-          <w:bCs/>
-        </w:rPr>
-      </w:pPr>
-      <w:r>
-        <w:rPr>
-          <w:b/>
-          <w:bCs/>
-        </w:rPr>
-        <w:t>8. Gestión de Reservas (client / front_desk)</w:t>
-      </w:r>
-    </w:p>
-    <w:p>
-      <w:pPr>
-        <w:rPr>
-          <w:b/>
-          <w:bCs/>
-        </w:rPr>
-      </w:pPr>
-      <w:r>
-        <w:rPr>
-          <w:b/>
-          <w:bCs/>
-        </w:rPr>
-        <w:t>Crear reserva (client)</w:t>
+        <w:t>Guardar</w:t>
+      </w:r>
+    </w:p>
+    <w:p>
+      <w:pPr>
+        <w:rPr>
+          <w:b/>
+          <w:bCs/>
+        </w:rPr>
+      </w:pPr>
+      <w:r>
+        <w:rPr>
+          <w:b/>
+          <w:bCs/>
+        </w:rPr>
+        <w:t>Cancelar sesión</w:t>
       </w:r>
     </w:p>
     <w:p>
       <w:pPr>
         <w:numPr>
           <w:ilvl w:val="0"/>
-          <w:numId w:val="18"/>
+          <w:numId w:val="42"/>
         </w:numPr>
       </w:pPr>
       <w:r>
-        <w:t>Ir a “Sesiones”</w:t>
+        <w:t>Seleccionar sesión</w:t>
       </w:r>
     </w:p>
     <w:p>
       <w:pPr>
         <w:numPr>
           <w:ilvl w:val="0"/>
-          <w:numId w:val="18"/>
+          <w:numId w:val="42"/>
         </w:numPr>
       </w:pPr>
       <w:r>
-        <w:t>Seleccionar sesión</w:t>
+        <w:t>Presionar “Cancelar”</w:t>
       </w:r>
     </w:p>
     <w:p>
       <w:pPr>
         <w:numPr>
           <w:ilvl w:val="0"/>
-          <w:numId w:val="18"/>
+          <w:numId w:val="42"/>
         </w:numPr>
       </w:pPr>
       <w:r>
-        <w:t>Presionar “Reservar”</w:t>
-      </w:r>
-    </w:p>
-    <w:p>
-      <w:pPr>
-        <w:rPr>
-          <w:b/>
-          <w:bCs/>
-        </w:rPr>
-      </w:pPr>
-      <w:r>
-        <w:rPr>
-          <w:b/>
-          <w:bCs/>
-        </w:rPr>
-        <w:t>Crear reserva (front_desk)</w:t>
+        <w:t>Confirmar</w:t>
+      </w:r>
+    </w:p>
+    <w:p>
+      <w:pPr>
+        <w:rPr>
+          <w:b/>
+          <w:bCs/>
+        </w:rPr>
+      </w:pPr>
+      <w:r>
+        <w:rPr>
+          <w:b/>
+          <w:bCs/>
+        </w:rPr>
+        <w:t>8. Gestión de Reservas (</w:t>
+      </w:r>
+      <w:proofErr w:type="spellStart"/>
+      <w:r>
+        <w:rPr>
+          <w:b/>
+          <w:bCs/>
+        </w:rPr>
+        <w:t>client</w:t>
+      </w:r>
+      <w:proofErr w:type="spellEnd"/>
+      <w:r>
+        <w:rPr>
+          <w:b/>
+          <w:bCs/>
+        </w:rPr>
+        <w:t xml:space="preserve"> / </w:t>
+      </w:r>
+      <w:proofErr w:type="spellStart"/>
+      <w:r>
+        <w:rPr>
+          <w:b/>
+          <w:bCs/>
+        </w:rPr>
+        <w:t>front_desk</w:t>
+      </w:r>
+      <w:proofErr w:type="spellEnd"/>
+      <w:r>
+        <w:rPr>
+          <w:b/>
+          <w:bCs/>
+        </w:rPr>
+        <w:t>)</w:t>
+      </w:r>
+    </w:p>
+    <w:p>
+      <w:pPr>
+        <w:rPr>
+          <w:b/>
+          <w:bCs/>
+        </w:rPr>
+      </w:pPr>
+      <w:r>
+        <w:rPr>
+          <w:b/>
+          <w:bCs/>
+        </w:rPr>
+        <w:t>Crear reserva (</w:t>
+      </w:r>
+      <w:proofErr w:type="spellStart"/>
+      <w:r>
+        <w:rPr>
+          <w:b/>
+          <w:bCs/>
+        </w:rPr>
+        <w:t>client</w:t>
+      </w:r>
+      <w:proofErr w:type="spellEnd"/>
+      <w:r>
+        <w:rPr>
+          <w:b/>
+          <w:bCs/>
+        </w:rPr>
+        <w:t>)</w:t>
       </w:r>
     </w:p>
     <w:p>
       <w:pPr>
         <w:numPr>
           <w:ilvl w:val="0"/>
-          <w:numId w:val="19"/>
+          <w:numId w:val="43"/>
         </w:numPr>
       </w:pPr>
       <w:r>
-        <w:t>Ir a “Reservas”</w:t>
+        <w:t>Ir a “Sesiones”</w:t>
       </w:r>
     </w:p>
     <w:p>
       <w:pPr>
         <w:numPr>
           <w:ilvl w:val="0"/>
-          <w:numId w:val="19"/>
+          <w:numId w:val="43"/>
         </w:numPr>
       </w:pPr>
       <w:r>
-        <w:t>Seleccionar cliente</w:t>
+        <w:t>Seleccionar sesión</w:t>
       </w:r>
     </w:p>
     <w:p>
       <w:pPr>
         <w:numPr>
           <w:ilvl w:val="0"/>
-          <w:numId w:val="19"/>
+          <w:numId w:val="43"/>
         </w:numPr>
       </w:pPr>
       <w:r>
-        <w:t>Seleccionar sesión</w:t>
+        <w:t>Presionar “Reservar”</w:t>
+      </w:r>
+    </w:p>
+    <w:p>
+      <w:pPr>
+        <w:rPr>
+          <w:b/>
+          <w:bCs/>
+        </w:rPr>
+      </w:pPr>
+      <w:r>
+        <w:rPr>
+          <w:b/>
+          <w:bCs/>
+        </w:rPr>
+        <w:t>Crear reserva (</w:t>
+      </w:r>
+      <w:proofErr w:type="spellStart"/>
+      <w:r>
+        <w:rPr>
+          <w:b/>
+          <w:bCs/>
+        </w:rPr>
+        <w:t>front_desk</w:t>
+      </w:r>
+      <w:proofErr w:type="spellEnd"/>
+      <w:r>
+        <w:rPr>
+          <w:b/>
+          <w:bCs/>
+        </w:rPr>
+        <w:t>)</w:t>
       </w:r>
     </w:p>
     <w:p>
       <w:pPr>
         <w:numPr>
           <w:ilvl w:val="0"/>
-          <w:numId w:val="19"/>
+          <w:numId w:val="44"/>
         </w:numPr>
       </w:pPr>
       <w:r>
-        <w:t>Confirmar</w:t>
-      </w:r>
-    </w:p>
-    <w:p>
-      <w:pPr>
-        <w:rPr>
-          <w:b/>
-          <w:bCs/>
-        </w:rPr>
-      </w:pPr>
-      <w:r>
-        <w:rPr>
-          <w:b/>
-          <w:bCs/>
-        </w:rPr>
-        <w:t>Cancelar reserva</w:t>
+        <w:t>Ir a “Reservas”</w:t>
       </w:r>
     </w:p>
     <w:p>
       <w:pPr>
         <w:numPr>
           <w:ilvl w:val="0"/>
-          <w:numId w:val="20"/>
+          <w:numId w:val="44"/>
         </w:numPr>
       </w:pPr>
       <w:r>
-        <w:t>Seleccionar reserva</w:t>
+        <w:t>Seleccionar cliente</w:t>
       </w:r>
     </w:p>
     <w:p>
       <w:pPr>
         <w:numPr>
           <w:ilvl w:val="0"/>
-          <w:numId w:val="20"/>
+          <w:numId w:val="44"/>
         </w:numPr>
       </w:pPr>
       <w:r>
-        <w:t>Presionar “Cancelar”</w:t>
-      </w:r>
-    </w:p>
-    <w:p>
-      <w:pPr>
-        <w:rPr>
-          <w:b/>
-          <w:bCs/>
-        </w:rPr>
-      </w:pPr>
-      <w:r>
-        <w:rPr>
-          <w:b/>
-          <w:bCs/>
-        </w:rPr>
-        <w:t>9. Procedimientos Operativos Recomendados</w:t>
-      </w:r>
-    </w:p>
-    <w:p>
-      <w:pPr>
-        <w:rPr>
-          <w:b/>
-          <w:bCs/>
-        </w:rPr>
-      </w:pPr>
-      <w:r>
-        <w:rPr>
-          <w:b/>
-          <w:bCs/>
-        </w:rPr>
-        <w:t>Inicio del día</w:t>
+        <w:t>Seleccionar sesión</w:t>
       </w:r>
     </w:p>
     <w:p>
       <w:pPr>
         <w:numPr>
           <w:ilvl w:val="0"/>
-          <w:numId w:val="21"/>
+          <w:numId w:val="44"/>
         </w:numPr>
       </w:pPr>
       <w:r>
-        <w:t>Revisar sesiones del día</w:t>
+        <w:t>Confirmar</w:t>
+      </w:r>
+    </w:p>
+    <w:p>
+      <w:pPr>
+        <w:rPr>
+          <w:b/>
+          <w:bCs/>
+        </w:rPr>
+      </w:pPr>
+      <w:r>
+        <w:rPr>
+          <w:b/>
+          <w:bCs/>
+        </w:rPr>
+        <w:t>Cancelar reserva</w:t>
       </w:r>
     </w:p>
     <w:p>
       <w:pPr>
         <w:numPr>
           <w:ilvl w:val="0"/>
-          <w:numId w:val="21"/>
+          <w:numId w:val="45"/>
         </w:numPr>
       </w:pPr>
       <w:r>
-        <w:t>Verificar capacidad</w:t>
+        <w:t>Seleccionar reserva</w:t>
       </w:r>
     </w:p>
     <w:p>
       <w:pPr>
         <w:numPr>
           <w:ilvl w:val="0"/>
-          <w:numId w:val="21"/>
+          <w:numId w:val="45"/>
         </w:numPr>
       </w:pPr>
       <w:r>
-        <w:t>Confirmar reservas</w:t>
+        <w:t>Presionar “Cancelar”</w:t>
+      </w:r>
+    </w:p>
+    <w:p>
+      <w:pPr>
+        <w:rPr>
+          <w:b/>
+          <w:bCs/>
+        </w:rPr>
+      </w:pPr>
+      <w:r>
+        <w:rPr>
+          <w:b/>
+          <w:bCs/>
+        </w:rPr>
+        <w:t>9. Procedimientos Operativos Recomendados</w:t>
+      </w:r>
+    </w:p>
+    <w:p>
+      <w:pPr>
+        <w:rPr>
+          <w:b/>
+          <w:bCs/>
+        </w:rPr>
+      </w:pPr>
+      <w:r>
+        <w:rPr>
+          <w:b/>
+          <w:bCs/>
+        </w:rPr>
+        <w:t>Inicio del día</w:t>
       </w:r>
     </w:p>
     <w:p>
       <w:pPr>
         <w:numPr>
           <w:ilvl w:val="0"/>
-          <w:numId w:val="21"/>
+          <w:numId w:val="46"/>
         </w:numPr>
       </w:pPr>
       <w:r>
-        <w:t>Revisar cancelaciones</w:t>
-      </w:r>
-    </w:p>
-    <w:p>
-      <w:pPr>
-        <w:rPr>
-          <w:b/>
-          <w:bCs/>
-        </w:rPr>
-      </w:pPr>
-      <w:r>
-        <w:rPr>
-          <w:b/>
-          <w:bCs/>
-        </w:rPr>
-        <w:lastRenderedPageBreak/>
-        <w:t>Durante el día</w:t>
+        <w:t>Revisar sesiones del día</w:t>
       </w:r>
     </w:p>
     <w:p>
       <w:pPr>
         <w:numPr>
           <w:ilvl w:val="0"/>
-          <w:numId w:val="22"/>
+          <w:numId w:val="46"/>
         </w:numPr>
       </w:pPr>
       <w:r>
-        <w:t>Registrar asistencia</w:t>
+        <w:lastRenderedPageBreak/>
+        <w:t>Verificar capacidad</w:t>
       </w:r>
     </w:p>
     <w:p>
       <w:pPr>
         <w:numPr>
           <w:ilvl w:val="0"/>
-          <w:numId w:val="22"/>
+          <w:numId w:val="46"/>
         </w:numPr>
       </w:pPr>
       <w:r>
-        <w:t>Gestionar reservas tardías</w:t>
+        <w:t>Confirmar reservas</w:t>
       </w:r>
     </w:p>
     <w:p>
       <w:pPr>
         <w:numPr>
           <w:ilvl w:val="0"/>
-          <w:numId w:val="22"/>
+          <w:numId w:val="46"/>
         </w:numPr>
       </w:pPr>
       <w:r>
-        <w:t>Resolver problemas de capacidad</w:t>
-      </w:r>
-    </w:p>
-    <w:p>
-      <w:pPr>
-        <w:rPr>
-          <w:b/>
-          <w:bCs/>
-        </w:rPr>
-      </w:pPr>
-      <w:r>
-        <w:rPr>
-          <w:b/>
-          <w:bCs/>
-        </w:rPr>
-        <w:t>Fin del día</w:t>
+        <w:t>Revisar cancelaciones</w:t>
+      </w:r>
+    </w:p>
+    <w:p>
+      <w:pPr>
+        <w:rPr>
+          <w:b/>
+          <w:bCs/>
+        </w:rPr>
+      </w:pPr>
+      <w:r>
+        <w:rPr>
+          <w:b/>
+          <w:bCs/>
+        </w:rPr>
+        <w:t>Durante el día</w:t>
       </w:r>
     </w:p>
     <w:p>
       <w:pPr>
         <w:numPr>
           <w:ilvl w:val="0"/>
-          <w:numId w:val="23"/>
+          <w:numId w:val="47"/>
         </w:numPr>
       </w:pPr>
       <w:r>
-        <w:t>Revisar sesiones completadas</w:t>
+        <w:t>Registrar asistencia</w:t>
       </w:r>
     </w:p>
     <w:p>
       <w:pPr>
         <w:numPr>
           <w:ilvl w:val="0"/>
-          <w:numId w:val="23"/>
+          <w:numId w:val="47"/>
         </w:numPr>
       </w:pPr>
       <w:r>
-        <w:t>Registrar incidencias</w:t>
+        <w:t>Gestionar reservas tardías</w:t>
       </w:r>
     </w:p>
     <w:p>
       <w:pPr>
         <w:numPr>
           <w:ilvl w:val="0"/>
-          <w:numId w:val="23"/>
+          <w:numId w:val="47"/>
         </w:numPr>
       </w:pPr>
       <w:r>
-        <w:t>Preparar agenda del día siguiente</w:t>
-      </w:r>
-    </w:p>
-    <w:p>
-      <w:pPr>
-        <w:rPr>
-          <w:b/>
-          <w:bCs/>
-        </w:rPr>
-      </w:pPr>
-      <w:r>
-        <w:rPr>
-          <w:b/>
-          <w:bCs/>
-        </w:rPr>
-        <w:t>10. Buenas Prácticas</w:t>
+        <w:t>Resolver problemas de capacidad</w:t>
+      </w:r>
+    </w:p>
+    <w:p>
+      <w:pPr>
+        <w:rPr>
+          <w:b/>
+          <w:bCs/>
+        </w:rPr>
+      </w:pPr>
+      <w:r>
+        <w:rPr>
+          <w:b/>
+          <w:bCs/>
+        </w:rPr>
+        <w:t>Fin del día</w:t>
       </w:r>
     </w:p>
     <w:p>
       <w:pPr>
         <w:numPr>
           <w:ilvl w:val="0"/>
-          <w:numId w:val="24"/>
+          <w:numId w:val="48"/>
         </w:numPr>
       </w:pPr>
       <w:r>
-        <w:t>Mantener clases actualizadas</w:t>
+        <w:t>Revisar sesiones completadas</w:t>
       </w:r>
     </w:p>
     <w:p>
       <w:pPr>
         <w:numPr>
           <w:ilvl w:val="0"/>
-          <w:numId w:val="24"/>
+          <w:numId w:val="48"/>
         </w:numPr>
       </w:pPr>
       <w:r>
-        <w:t>Revisar agenda semanal cada lunes</w:t>
+        <w:t>Registrar incidencias</w:t>
       </w:r>
     </w:p>
     <w:p>
       <w:pPr>
         <w:numPr>
           <w:ilvl w:val="0"/>
-          <w:numId w:val="24"/>
+          <w:numId w:val="48"/>
         </w:numPr>
       </w:pPr>
       <w:r>
-        <w:t>Confirmar sesiones con profesores</w:t>
+        <w:t>Preparar agenda del día siguiente</w:t>
+      </w:r>
+    </w:p>
+    <w:p>
+      <w:pPr>
+        <w:rPr>
+          <w:b/>
+          <w:bCs/>
+        </w:rPr>
+      </w:pPr>
+      <w:r>
+        <w:rPr>
+          <w:b/>
+          <w:bCs/>
+        </w:rPr>
+        <w:t>10. Buenas Prácticas</w:t>
       </w:r>
     </w:p>
     <w:p>
       <w:pPr>
         <w:numPr>
           <w:ilvl w:val="0"/>
-          <w:numId w:val="24"/>
+          <w:numId w:val="49"/>
         </w:numPr>
       </w:pPr>
       <w:r>
-        <w:t>Controlar capacidad en horas pico</w:t>
+        <w:t>Mantener clases actualizadas</w:t>
       </w:r>
     </w:p>
     <w:p>
       <w:pPr>
         <w:numPr>
           <w:ilvl w:val="0"/>
-          <w:numId w:val="24"/>
+          <w:numId w:val="49"/>
         </w:numPr>
       </w:pPr>
       <w:r>
-        <w:t>Registrar asistencia para estadísticas futuras</w:t>
+        <w:t>Revisar agenda semanal cada lunes</w:t>
       </w:r>
     </w:p>
     <w:p>
       <w:pPr>
         <w:numPr>
           <w:ilvl w:val="0"/>
-          <w:numId w:val="24"/>
+          <w:numId w:val="49"/>
         </w:numPr>
       </w:pPr>
       <w:r>
+        <w:t>Confirmar sesiones con profesores</w:t>
+      </w:r>
+    </w:p>
+    <w:p>
+      <w:pPr>
+        <w:numPr>
+          <w:ilvl w:val="0"/>
+          <w:numId w:val="49"/>
+        </w:numPr>
+      </w:pPr>
+      <w:r>
+        <w:t>Controlar capacidad en horas pico</w:t>
+      </w:r>
+    </w:p>
+    <w:p>
+      <w:pPr>
+        <w:numPr>
+          <w:ilvl w:val="0"/>
+          <w:numId w:val="49"/>
+        </w:numPr>
+      </w:pPr>
+      <w:r>
+        <w:t>Registrar asistencia para estadísticas futuras</w:t>
+      </w:r>
+    </w:p>
+    <w:p>
+      <w:pPr>
+        <w:numPr>
+          <w:ilvl w:val="0"/>
+          <w:numId w:val="49"/>
+        </w:numPr>
+      </w:pPr>
+      <w:r>
         <w:t>Mantener comunicación con clientes</w:t>
       </w:r>
     </w:p>
@@ -1804,7 +2149,15 @@
     </w:p>
     <w:p>
       <w:r>
-        <w:t>El Manual de Operaciones permite que el gimnasio utilice FitFlow de manera eficiente, ordenada y profesional. Es el documento base para el uso diario del sistema.</w:t>
+        <w:t xml:space="preserve">El Manual de Operaciones permite que el gimnasio utilice </w:t>
+      </w:r>
+      <w:proofErr w:type="spellStart"/>
+      <w:r>
+        <w:t>FitFlow</w:t>
+      </w:r>
+      <w:proofErr w:type="spellEnd"/>
+      <w:r>
+        <w:t xml:space="preserve"> de manera eficiente, ordenada y profesional. Es el documento base para el uso diario del sistema.</w:t>
       </w:r>
     </w:p>
     <w:p/>
@@ -1821,6 +2174,119 @@
 <file path=word/numbering.xml><?xml version="1.0" encoding="utf-8"?>
 <w:numbering xmlns:wpc="http://schemas.microsoft.com/office/word/2010/wordprocessingCanvas" xmlns:cx="http://schemas.microsoft.com/office/drawing/2014/chartex" xmlns:cx1="http://schemas.microsoft.com/office/drawing/2015/9/8/chartex" xmlns:cx2="http://schemas.microsoft.com/office/drawing/2015/10/21/chartex" xmlns:cx3="http://schemas.microsoft.com/office/drawing/2016/5/9/chartex" xmlns:cx4="http://schemas.microsoft.com/office/drawing/2016/5/10/chartex" xmlns:cx5="http://schemas.microsoft.com/office/drawing/2016/5/11/chartex" xmlns:cx6="http://schemas.microsoft.com/office/drawing/2016/5/12/chartex" xmlns:cx7="http://schemas.microsoft.com/office/drawing/2016/5/13/chartex" xmlns:cx8="http://schemas.microsoft.com/office/drawing/2016/5/14/chartex" xmlns:mc="http://schemas.openxmlformats.org/markup-compatibility/2006" xmlns:aink="http://schemas.microsoft.com/office/drawing/2016/ink" xmlns:am3d="http://schemas.microsoft.com/office/drawing/2017/model3d" xmlns:o="urn:schemas-microsoft-com:office:office" xmlns:oel="http://schemas.microsoft.com/office/2019/extlst" xmlns:r="http://schemas.openxmlformats.org/officeDocument/2006/relationships" xmlns:m="http://schemas.openxmlformats.org/officeDocument/2006/math" xmlns:v="urn:schemas-microsoft-com:vml" xmlns:wp14="http://schemas.microsoft.com/office/word/2010/wordprocessingDrawing" xmlns:wp="http://schemas.openxmlformats.org/drawingml/2006/wordprocessingDrawing" xmlns:w10="urn:schemas-microsoft-com:office:word" xmlns:w="http://schemas.openxmlformats.org/wordprocessingml/2006/main" xmlns:w14="http://schemas.microsoft.com/office/word/2010/wordml" xmlns:w15="http://schemas.microsoft.com/office/word/2012/wordml" xmlns:w16cei="http://schemas.microsoft.com/office/word/2026/wordml/cei" xmlns:w16cex="http://schemas.microsoft.com/office/word/2018/wordml/cex" xmlns:w16cid="http://schemas.microsoft.com/office/word/2016/wordml/cid" xmlns:w16="http://schemas.microsoft.com/office/word/2018/wordml" xmlns:w16du="http://schemas.microsoft.com/office/word/2023/wordml/word16du" xmlns:w16sdtdh="http://schemas.microsoft.com/office/word/2020/wordml/sdtdatahash" xmlns:w16sdtfl="http://schemas.microsoft.com/office/word/2024/wordml/sdtformatlock" xmlns:w16se="http://schemas.microsoft.com/office/word/2015/wordml/symex" xmlns:wpg="http://schemas.microsoft.com/office/word/2010/wordprocessingGroup" xmlns:wpi="http://schemas.microsoft.com/office/word/2010/wordprocessingInk" xmlns:wne="http://schemas.microsoft.com/office/word/2006/wordml" xmlns:wps="http://schemas.microsoft.com/office/word/2010/wordprocessingShape" mc:Ignorable="w14 w15 w16se w16cid w16 w16cex w16sdtdh w16sdtfl w16du wp14">
   <w:abstractNum w:abstractNumId="0" w15:restartNumberingAfterBreak="0">
+    <w:nsid w:val="04404841"/>
+    <w:multiLevelType w:val="multilevel"/>
+    <w:tmpl w:val="574C7434"/>
+    <w:lvl w:ilvl="0">
+      <w:start w:val="1"/>
+      <w:numFmt w:val="decimal"/>
+      <w:lvlText w:val="%1."/>
+      <w:lvlJc w:val="left"/>
+      <w:pPr>
+        <w:tabs>
+          <w:tab w:val="num" w:pos="720"/>
+        </w:tabs>
+        <w:ind w:left="720" w:hanging="360"/>
+      </w:pPr>
+    </w:lvl>
+    <w:lvl w:ilvl="1" w:tentative="1">
+      <w:start w:val="1"/>
+      <w:numFmt w:val="decimal"/>
+      <w:lvlText w:val="%2."/>
+      <w:lvlJc w:val="left"/>
+      <w:pPr>
+        <w:tabs>
+          <w:tab w:val="num" w:pos="1440"/>
+        </w:tabs>
+        <w:ind w:left="1440" w:hanging="360"/>
+      </w:pPr>
+    </w:lvl>
+    <w:lvl w:ilvl="2" w:tentative="1">
+      <w:start w:val="1"/>
+      <w:numFmt w:val="decimal"/>
+      <w:lvlText w:val="%3."/>
+      <w:lvlJc w:val="left"/>
+      <w:pPr>
+        <w:tabs>
+          <w:tab w:val="num" w:pos="2160"/>
+        </w:tabs>
+        <w:ind w:left="2160" w:hanging="360"/>
+      </w:pPr>
+    </w:lvl>
+    <w:lvl w:ilvl="3" w:tentative="1">
+      <w:start w:val="1"/>
+      <w:numFmt w:val="decimal"/>
+      <w:lvlText w:val="%4."/>
+      <w:lvlJc w:val="left"/>
+      <w:pPr>
+        <w:tabs>
+          <w:tab w:val="num" w:pos="2880"/>
+        </w:tabs>
+        <w:ind w:left="2880" w:hanging="360"/>
+      </w:pPr>
+    </w:lvl>
+    <w:lvl w:ilvl="4" w:tentative="1">
+      <w:start w:val="1"/>
+      <w:numFmt w:val="decimal"/>
+      <w:lvlText w:val="%5."/>
+      <w:lvlJc w:val="left"/>
+      <w:pPr>
+        <w:tabs>
+          <w:tab w:val="num" w:pos="3600"/>
+        </w:tabs>
+        <w:ind w:left="3600" w:hanging="360"/>
+      </w:pPr>
+    </w:lvl>
+    <w:lvl w:ilvl="5" w:tentative="1">
+      <w:start w:val="1"/>
+      <w:numFmt w:val="decimal"/>
+      <w:lvlText w:val="%6."/>
+      <w:lvlJc w:val="left"/>
+      <w:pPr>
+        <w:tabs>
+          <w:tab w:val="num" w:pos="4320"/>
+        </w:tabs>
+        <w:ind w:left="4320" w:hanging="360"/>
+      </w:pPr>
+    </w:lvl>
+    <w:lvl w:ilvl="6" w:tentative="1">
+      <w:start w:val="1"/>
+      <w:numFmt w:val="decimal"/>
+      <w:lvlText w:val="%7."/>
+      <w:lvlJc w:val="left"/>
+      <w:pPr>
+        <w:tabs>
+          <w:tab w:val="num" w:pos="5040"/>
+        </w:tabs>
+        <w:ind w:left="5040" w:hanging="360"/>
+      </w:pPr>
+    </w:lvl>
+    <w:lvl w:ilvl="7" w:tentative="1">
+      <w:start w:val="1"/>
+      <w:numFmt w:val="decimal"/>
+      <w:lvlText w:val="%8."/>
+      <w:lvlJc w:val="left"/>
+      <w:pPr>
+        <w:tabs>
+          <w:tab w:val="num" w:pos="5760"/>
+        </w:tabs>
+        <w:ind w:left="5760" w:hanging="360"/>
+      </w:pPr>
+    </w:lvl>
+    <w:lvl w:ilvl="8" w:tentative="1">
+      <w:start w:val="1"/>
+      <w:numFmt w:val="decimal"/>
+      <w:lvlText w:val="%9."/>
+      <w:lvlJc w:val="left"/>
+      <w:pPr>
+        <w:tabs>
+          <w:tab w:val="num" w:pos="6480"/>
+        </w:tabs>
+        <w:ind w:left="6480" w:hanging="360"/>
+      </w:pPr>
+    </w:lvl>
+  </w:abstractNum>
+  <w:abstractNum w:abstractNumId="1" w15:restartNumberingAfterBreak="0">
     <w:nsid w:val="04527C2C"/>
     <w:multiLevelType w:val="multilevel"/>
     <w:tmpl w:val="05EC7C2A"/>
@@ -1933,7 +2399,7 @@
       </w:pPr>
     </w:lvl>
   </w:abstractNum>
-  <w:abstractNum w:abstractNumId="1" w15:restartNumberingAfterBreak="0">
+  <w:abstractNum w:abstractNumId="2" w15:restartNumberingAfterBreak="0">
     <w:nsid w:val="069410F0"/>
     <w:multiLevelType w:val="multilevel"/>
     <w:tmpl w:val="06403700"/>
@@ -2046,7 +2512,269 @@
       </w:pPr>
     </w:lvl>
   </w:abstractNum>
-  <w:abstractNum w:abstractNumId="2" w15:restartNumberingAfterBreak="0">
+  <w:abstractNum w:abstractNumId="3" w15:restartNumberingAfterBreak="0">
+    <w:nsid w:val="072703BA"/>
+    <w:multiLevelType w:val="multilevel"/>
+    <w:tmpl w:val="44B40688"/>
+    <w:lvl w:ilvl="0">
+      <w:start w:val="1"/>
+      <w:numFmt w:val="decimal"/>
+      <w:lvlText w:val="%1."/>
+      <w:lvlJc w:val="left"/>
+      <w:pPr>
+        <w:tabs>
+          <w:tab w:val="num" w:pos="720"/>
+        </w:tabs>
+        <w:ind w:left="720" w:hanging="360"/>
+      </w:pPr>
+    </w:lvl>
+    <w:lvl w:ilvl="1" w:tentative="1">
+      <w:start w:val="1"/>
+      <w:numFmt w:val="decimal"/>
+      <w:lvlText w:val="%2."/>
+      <w:lvlJc w:val="left"/>
+      <w:pPr>
+        <w:tabs>
+          <w:tab w:val="num" w:pos="1440"/>
+        </w:tabs>
+        <w:ind w:left="1440" w:hanging="360"/>
+      </w:pPr>
+    </w:lvl>
+    <w:lvl w:ilvl="2" w:tentative="1">
+      <w:start w:val="1"/>
+      <w:numFmt w:val="decimal"/>
+      <w:lvlText w:val="%3."/>
+      <w:lvlJc w:val="left"/>
+      <w:pPr>
+        <w:tabs>
+          <w:tab w:val="num" w:pos="2160"/>
+        </w:tabs>
+        <w:ind w:left="2160" w:hanging="360"/>
+      </w:pPr>
+    </w:lvl>
+    <w:lvl w:ilvl="3" w:tentative="1">
+      <w:start w:val="1"/>
+      <w:numFmt w:val="decimal"/>
+      <w:lvlText w:val="%4."/>
+      <w:lvlJc w:val="left"/>
+      <w:pPr>
+        <w:tabs>
+          <w:tab w:val="num" w:pos="2880"/>
+        </w:tabs>
+        <w:ind w:left="2880" w:hanging="360"/>
+      </w:pPr>
+    </w:lvl>
+    <w:lvl w:ilvl="4" w:tentative="1">
+      <w:start w:val="1"/>
+      <w:numFmt w:val="decimal"/>
+      <w:lvlText w:val="%5."/>
+      <w:lvlJc w:val="left"/>
+      <w:pPr>
+        <w:tabs>
+          <w:tab w:val="num" w:pos="3600"/>
+        </w:tabs>
+        <w:ind w:left="3600" w:hanging="360"/>
+      </w:pPr>
+    </w:lvl>
+    <w:lvl w:ilvl="5" w:tentative="1">
+      <w:start w:val="1"/>
+      <w:numFmt w:val="decimal"/>
+      <w:lvlText w:val="%6."/>
+      <w:lvlJc w:val="left"/>
+      <w:pPr>
+        <w:tabs>
+          <w:tab w:val="num" w:pos="4320"/>
+        </w:tabs>
+        <w:ind w:left="4320" w:hanging="360"/>
+      </w:pPr>
+    </w:lvl>
+    <w:lvl w:ilvl="6" w:tentative="1">
+      <w:start w:val="1"/>
+      <w:numFmt w:val="decimal"/>
+      <w:lvlText w:val="%7."/>
+      <w:lvlJc w:val="left"/>
+      <w:pPr>
+        <w:tabs>
+          <w:tab w:val="num" w:pos="5040"/>
+        </w:tabs>
+        <w:ind w:left="5040" w:hanging="360"/>
+      </w:pPr>
+    </w:lvl>
+    <w:lvl w:ilvl="7" w:tentative="1">
+      <w:start w:val="1"/>
+      <w:numFmt w:val="decimal"/>
+      <w:lvlText w:val="%8."/>
+      <w:lvlJc w:val="left"/>
+      <w:pPr>
+        <w:tabs>
+          <w:tab w:val="num" w:pos="5760"/>
+        </w:tabs>
+        <w:ind w:left="5760" w:hanging="360"/>
+      </w:pPr>
+    </w:lvl>
+    <w:lvl w:ilvl="8" w:tentative="1">
+      <w:start w:val="1"/>
+      <w:numFmt w:val="decimal"/>
+      <w:lvlText w:val="%9."/>
+      <w:lvlJc w:val="left"/>
+      <w:pPr>
+        <w:tabs>
+          <w:tab w:val="num" w:pos="6480"/>
+        </w:tabs>
+        <w:ind w:left="6480" w:hanging="360"/>
+      </w:pPr>
+    </w:lvl>
+  </w:abstractNum>
+  <w:abstractNum w:abstractNumId="4" w15:restartNumberingAfterBreak="0">
+    <w:nsid w:val="07F03F1F"/>
+    <w:multiLevelType w:val="multilevel"/>
+    <w:tmpl w:val="A6848938"/>
+    <w:lvl w:ilvl="0">
+      <w:start w:val="1"/>
+      <w:numFmt w:val="bullet"/>
+      <w:lvlText w:val=""/>
+      <w:lvlJc w:val="left"/>
+      <w:pPr>
+        <w:tabs>
+          <w:tab w:val="num" w:pos="720"/>
+        </w:tabs>
+        <w:ind w:left="720" w:hanging="360"/>
+      </w:pPr>
+      <w:rPr>
+        <w:rFonts w:ascii="Symbol" w:hAnsi="Symbol" w:hint="default"/>
+        <w:sz w:val="20"/>
+      </w:rPr>
+    </w:lvl>
+    <w:lvl w:ilvl="1" w:tentative="1">
+      <w:start w:val="1"/>
+      <w:numFmt w:val="bullet"/>
+      <w:lvlText w:val="o"/>
+      <w:lvlJc w:val="left"/>
+      <w:pPr>
+        <w:tabs>
+          <w:tab w:val="num" w:pos="1440"/>
+        </w:tabs>
+        <w:ind w:left="1440" w:hanging="360"/>
+      </w:pPr>
+      <w:rPr>
+        <w:rFonts w:ascii="Courier New" w:hAnsi="Courier New" w:hint="default"/>
+        <w:sz w:val="20"/>
+      </w:rPr>
+    </w:lvl>
+    <w:lvl w:ilvl="2" w:tentative="1">
+      <w:start w:val="1"/>
+      <w:numFmt w:val="bullet"/>
+      <w:lvlText w:val=""/>
+      <w:lvlJc w:val="left"/>
+      <w:pPr>
+        <w:tabs>
+          <w:tab w:val="num" w:pos="2160"/>
+        </w:tabs>
+        <w:ind w:left="2160" w:hanging="360"/>
+      </w:pPr>
+      <w:rPr>
+        <w:rFonts w:ascii="Wingdings" w:hAnsi="Wingdings" w:hint="default"/>
+        <w:sz w:val="20"/>
+      </w:rPr>
+    </w:lvl>
+    <w:lvl w:ilvl="3" w:tentative="1">
+      <w:start w:val="1"/>
+      <w:numFmt w:val="bullet"/>
+      <w:lvlText w:val=""/>
+      <w:lvlJc w:val="left"/>
+      <w:pPr>
+        <w:tabs>
+          <w:tab w:val="num" w:pos="2880"/>
+        </w:tabs>
+        <w:ind w:left="2880" w:hanging="360"/>
+      </w:pPr>
+      <w:rPr>
+        <w:rFonts w:ascii="Wingdings" w:hAnsi="Wingdings" w:hint="default"/>
+        <w:sz w:val="20"/>
+      </w:rPr>
+    </w:lvl>
+    <w:lvl w:ilvl="4" w:tentative="1">
+      <w:start w:val="1"/>
+      <w:numFmt w:val="bullet"/>
+      <w:lvlText w:val=""/>
+      <w:lvlJc w:val="left"/>
+      <w:pPr>
+        <w:tabs>
+          <w:tab w:val="num" w:pos="3600"/>
+        </w:tabs>
+        <w:ind w:left="3600" w:hanging="360"/>
+      </w:pPr>
+      <w:rPr>
+        <w:rFonts w:ascii="Wingdings" w:hAnsi="Wingdings" w:hint="default"/>
+        <w:sz w:val="20"/>
+      </w:rPr>
+    </w:lvl>
+    <w:lvl w:ilvl="5" w:tentative="1">
+      <w:start w:val="1"/>
+      <w:numFmt w:val="bullet"/>
+      <w:lvlText w:val=""/>
+      <w:lvlJc w:val="left"/>
+      <w:pPr>
+        <w:tabs>
+          <w:tab w:val="num" w:pos="4320"/>
+        </w:tabs>
+        <w:ind w:left="4320" w:hanging="360"/>
+      </w:pPr>
+      <w:rPr>
+        <w:rFonts w:ascii="Wingdings" w:hAnsi="Wingdings" w:hint="default"/>
+        <w:sz w:val="20"/>
+      </w:rPr>
+    </w:lvl>
+    <w:lvl w:ilvl="6" w:tentative="1">
+      <w:start w:val="1"/>
+      <w:numFmt w:val="bullet"/>
+      <w:lvlText w:val=""/>
+      <w:lvlJc w:val="left"/>
+      <w:pPr>
+        <w:tabs>
+          <w:tab w:val="num" w:pos="5040"/>
+        </w:tabs>
+        <w:ind w:left="5040" w:hanging="360"/>
+      </w:pPr>
+      <w:rPr>
+        <w:rFonts w:ascii="Wingdings" w:hAnsi="Wingdings" w:hint="default"/>
+        <w:sz w:val="20"/>
+      </w:rPr>
+    </w:lvl>
+    <w:lvl w:ilvl="7" w:tentative="1">
+      <w:start w:val="1"/>
+      <w:numFmt w:val="bullet"/>
+      <w:lvlText w:val=""/>
+      <w:lvlJc w:val="left"/>
+      <w:pPr>
+        <w:tabs>
+          <w:tab w:val="num" w:pos="5760"/>
+        </w:tabs>
+        <w:ind w:left="5760" w:hanging="360"/>
+      </w:pPr>
+      <w:rPr>
+        <w:rFonts w:ascii="Wingdings" w:hAnsi="Wingdings" w:hint="default"/>
+        <w:sz w:val="20"/>
+      </w:rPr>
+    </w:lvl>
+    <w:lvl w:ilvl="8" w:tentative="1">
+      <w:start w:val="1"/>
+      <w:numFmt w:val="bullet"/>
+      <w:lvlText w:val=""/>
+      <w:lvlJc w:val="left"/>
+      <w:pPr>
+        <w:tabs>
+          <w:tab w:val="num" w:pos="6480"/>
+        </w:tabs>
+        <w:ind w:left="6480" w:hanging="360"/>
+      </w:pPr>
+      <w:rPr>
+        <w:rFonts w:ascii="Wingdings" w:hAnsi="Wingdings" w:hint="default"/>
+        <w:sz w:val="20"/>
+      </w:rPr>
+    </w:lvl>
+  </w:abstractNum>
+  <w:abstractNum w:abstractNumId="5" w15:restartNumberingAfterBreak="0">
     <w:nsid w:val="0B0B60A7"/>
     <w:multiLevelType w:val="multilevel"/>
     <w:tmpl w:val="7B8045C6"/>
@@ -2195,7 +2923,7 @@
       </w:rPr>
     </w:lvl>
   </w:abstractNum>
-  <w:abstractNum w:abstractNumId="3" w15:restartNumberingAfterBreak="0">
+  <w:abstractNum w:abstractNumId="6" w15:restartNumberingAfterBreak="0">
     <w:nsid w:val="0DBF0289"/>
     <w:multiLevelType w:val="multilevel"/>
     <w:tmpl w:val="EB8E6DEA"/>
@@ -2308,7 +3036,7 @@
       </w:pPr>
     </w:lvl>
   </w:abstractNum>
-  <w:abstractNum w:abstractNumId="4" w15:restartNumberingAfterBreak="0">
+  <w:abstractNum w:abstractNumId="7" w15:restartNumberingAfterBreak="0">
     <w:nsid w:val="0FEA462A"/>
     <w:multiLevelType w:val="multilevel"/>
     <w:tmpl w:val="142665CE"/>
@@ -2457,7 +3185,7 @@
       </w:rPr>
     </w:lvl>
   </w:abstractNum>
-  <w:abstractNum w:abstractNumId="5" w15:restartNumberingAfterBreak="0">
+  <w:abstractNum w:abstractNumId="8" w15:restartNumberingAfterBreak="0">
     <w:nsid w:val="1223063F"/>
     <w:multiLevelType w:val="multilevel"/>
     <w:tmpl w:val="921A8162"/>
@@ -2606,7 +3334,120 @@
       </w:rPr>
     </w:lvl>
   </w:abstractNum>
-  <w:abstractNum w:abstractNumId="6" w15:restartNumberingAfterBreak="0">
+  <w:abstractNum w:abstractNumId="9" w15:restartNumberingAfterBreak="0">
+    <w:nsid w:val="12481013"/>
+    <w:multiLevelType w:val="multilevel"/>
+    <w:tmpl w:val="ABDC9BFE"/>
+    <w:lvl w:ilvl="0">
+      <w:start w:val="1"/>
+      <w:numFmt w:val="decimal"/>
+      <w:lvlText w:val="%1."/>
+      <w:lvlJc w:val="left"/>
+      <w:pPr>
+        <w:tabs>
+          <w:tab w:val="num" w:pos="720"/>
+        </w:tabs>
+        <w:ind w:left="720" w:hanging="360"/>
+      </w:pPr>
+    </w:lvl>
+    <w:lvl w:ilvl="1" w:tentative="1">
+      <w:start w:val="1"/>
+      <w:numFmt w:val="decimal"/>
+      <w:lvlText w:val="%2."/>
+      <w:lvlJc w:val="left"/>
+      <w:pPr>
+        <w:tabs>
+          <w:tab w:val="num" w:pos="1440"/>
+        </w:tabs>
+        <w:ind w:left="1440" w:hanging="360"/>
+      </w:pPr>
+    </w:lvl>
+    <w:lvl w:ilvl="2" w:tentative="1">
+      <w:start w:val="1"/>
+      <w:numFmt w:val="decimal"/>
+      <w:lvlText w:val="%3."/>
+      <w:lvlJc w:val="left"/>
+      <w:pPr>
+        <w:tabs>
+          <w:tab w:val="num" w:pos="2160"/>
+        </w:tabs>
+        <w:ind w:left="2160" w:hanging="360"/>
+      </w:pPr>
+    </w:lvl>
+    <w:lvl w:ilvl="3" w:tentative="1">
+      <w:start w:val="1"/>
+      <w:numFmt w:val="decimal"/>
+      <w:lvlText w:val="%4."/>
+      <w:lvlJc w:val="left"/>
+      <w:pPr>
+        <w:tabs>
+          <w:tab w:val="num" w:pos="2880"/>
+        </w:tabs>
+        <w:ind w:left="2880" w:hanging="360"/>
+      </w:pPr>
+    </w:lvl>
+    <w:lvl w:ilvl="4" w:tentative="1">
+      <w:start w:val="1"/>
+      <w:numFmt w:val="decimal"/>
+      <w:lvlText w:val="%5."/>
+      <w:lvlJc w:val="left"/>
+      <w:pPr>
+        <w:tabs>
+          <w:tab w:val="num" w:pos="3600"/>
+        </w:tabs>
+        <w:ind w:left="3600" w:hanging="360"/>
+      </w:pPr>
+    </w:lvl>
+    <w:lvl w:ilvl="5" w:tentative="1">
+      <w:start w:val="1"/>
+      <w:numFmt w:val="decimal"/>
+      <w:lvlText w:val="%6."/>
+      <w:lvlJc w:val="left"/>
+      <w:pPr>
+        <w:tabs>
+          <w:tab w:val="num" w:pos="4320"/>
+        </w:tabs>
+        <w:ind w:left="4320" w:hanging="360"/>
+      </w:pPr>
+    </w:lvl>
+    <w:lvl w:ilvl="6" w:tentative="1">
+      <w:start w:val="1"/>
+      <w:numFmt w:val="decimal"/>
+      <w:lvlText w:val="%7."/>
+      <w:lvlJc w:val="left"/>
+      <w:pPr>
+        <w:tabs>
+          <w:tab w:val="num" w:pos="5040"/>
+        </w:tabs>
+        <w:ind w:left="5040" w:hanging="360"/>
+      </w:pPr>
+    </w:lvl>
+    <w:lvl w:ilvl="7" w:tentative="1">
+      <w:start w:val="1"/>
+      <w:numFmt w:val="decimal"/>
+      <w:lvlText w:val="%8."/>
+      <w:lvlJc w:val="left"/>
+      <w:pPr>
+        <w:tabs>
+          <w:tab w:val="num" w:pos="5760"/>
+        </w:tabs>
+        <w:ind w:left="5760" w:hanging="360"/>
+      </w:pPr>
+    </w:lvl>
+    <w:lvl w:ilvl="8" w:tentative="1">
+      <w:start w:val="1"/>
+      <w:numFmt w:val="decimal"/>
+      <w:lvlText w:val="%9."/>
+      <w:lvlJc w:val="left"/>
+      <w:pPr>
+        <w:tabs>
+          <w:tab w:val="num" w:pos="6480"/>
+        </w:tabs>
+        <w:ind w:left="6480" w:hanging="360"/>
+      </w:pPr>
+    </w:lvl>
+  </w:abstractNum>
+  <w:abstractNum w:abstractNumId="10" w15:restartNumberingAfterBreak="0">
     <w:nsid w:val="184F4F0A"/>
     <w:multiLevelType w:val="multilevel"/>
     <w:tmpl w:val="D95630E4"/>
@@ -2755,7 +3596,120 @@
       </w:rPr>
     </w:lvl>
   </w:abstractNum>
-  <w:abstractNum w:abstractNumId="7" w15:restartNumberingAfterBreak="0">
+  <w:abstractNum w:abstractNumId="11" w15:restartNumberingAfterBreak="0">
+    <w:nsid w:val="1AF4491C"/>
+    <w:multiLevelType w:val="multilevel"/>
+    <w:tmpl w:val="ECA27FFC"/>
+    <w:lvl w:ilvl="0">
+      <w:start w:val="1"/>
+      <w:numFmt w:val="decimal"/>
+      <w:lvlText w:val="%1."/>
+      <w:lvlJc w:val="left"/>
+      <w:pPr>
+        <w:tabs>
+          <w:tab w:val="num" w:pos="720"/>
+        </w:tabs>
+        <w:ind w:left="720" w:hanging="360"/>
+      </w:pPr>
+    </w:lvl>
+    <w:lvl w:ilvl="1" w:tentative="1">
+      <w:start w:val="1"/>
+      <w:numFmt w:val="decimal"/>
+      <w:lvlText w:val="%2."/>
+      <w:lvlJc w:val="left"/>
+      <w:pPr>
+        <w:tabs>
+          <w:tab w:val="num" w:pos="1440"/>
+        </w:tabs>
+        <w:ind w:left="1440" w:hanging="360"/>
+      </w:pPr>
+    </w:lvl>
+    <w:lvl w:ilvl="2" w:tentative="1">
+      <w:start w:val="1"/>
+      <w:numFmt w:val="decimal"/>
+      <w:lvlText w:val="%3."/>
+      <w:lvlJc w:val="left"/>
+      <w:pPr>
+        <w:tabs>
+          <w:tab w:val="num" w:pos="2160"/>
+        </w:tabs>
+        <w:ind w:left="2160" w:hanging="360"/>
+      </w:pPr>
+    </w:lvl>
+    <w:lvl w:ilvl="3" w:tentative="1">
+      <w:start w:val="1"/>
+      <w:numFmt w:val="decimal"/>
+      <w:lvlText w:val="%4."/>
+      <w:lvlJc w:val="left"/>
+      <w:pPr>
+        <w:tabs>
+          <w:tab w:val="num" w:pos="2880"/>
+        </w:tabs>
+        <w:ind w:left="2880" w:hanging="360"/>
+      </w:pPr>
+    </w:lvl>
+    <w:lvl w:ilvl="4" w:tentative="1">
+      <w:start w:val="1"/>
+      <w:numFmt w:val="decimal"/>
+      <w:lvlText w:val="%5."/>
+      <w:lvlJc w:val="left"/>
+      <w:pPr>
+        <w:tabs>
+          <w:tab w:val="num" w:pos="3600"/>
+        </w:tabs>
+        <w:ind w:left="3600" w:hanging="360"/>
+      </w:pPr>
+    </w:lvl>
+    <w:lvl w:ilvl="5" w:tentative="1">
+      <w:start w:val="1"/>
+      <w:numFmt w:val="decimal"/>
+      <w:lvlText w:val="%6."/>
+      <w:lvlJc w:val="left"/>
+      <w:pPr>
+        <w:tabs>
+          <w:tab w:val="num" w:pos="4320"/>
+        </w:tabs>
+        <w:ind w:left="4320" w:hanging="360"/>
+      </w:pPr>
+    </w:lvl>
+    <w:lvl w:ilvl="6" w:tentative="1">
+      <w:start w:val="1"/>
+      <w:numFmt w:val="decimal"/>
+      <w:lvlText w:val="%7."/>
+      <w:lvlJc w:val="left"/>
+      <w:pPr>
+        <w:tabs>
+          <w:tab w:val="num" w:pos="5040"/>
+        </w:tabs>
+        <w:ind w:left="5040" w:hanging="360"/>
+      </w:pPr>
+    </w:lvl>
+    <w:lvl w:ilvl="7" w:tentative="1">
+      <w:start w:val="1"/>
+      <w:numFmt w:val="decimal"/>
+      <w:lvlText w:val="%8."/>
+      <w:lvlJc w:val="left"/>
+      <w:pPr>
+        <w:tabs>
+          <w:tab w:val="num" w:pos="5760"/>
+        </w:tabs>
+        <w:ind w:left="5760" w:hanging="360"/>
+      </w:pPr>
+    </w:lvl>
+    <w:lvl w:ilvl="8" w:tentative="1">
+      <w:start w:val="1"/>
+      <w:numFmt w:val="decimal"/>
+      <w:lvlText w:val="%9."/>
+      <w:lvlJc w:val="left"/>
+      <w:pPr>
+        <w:tabs>
+          <w:tab w:val="num" w:pos="6480"/>
+        </w:tabs>
+        <w:ind w:left="6480" w:hanging="360"/>
+      </w:pPr>
+    </w:lvl>
+  </w:abstractNum>
+  <w:abstractNum w:abstractNumId="12" w15:restartNumberingAfterBreak="0">
     <w:nsid w:val="1BF077CC"/>
     <w:multiLevelType w:val="multilevel"/>
     <w:tmpl w:val="274870F6"/>
@@ -2868,7 +3822,7 @@
       </w:pPr>
     </w:lvl>
   </w:abstractNum>
-  <w:abstractNum w:abstractNumId="8" w15:restartNumberingAfterBreak="0">
+  <w:abstractNum w:abstractNumId="13" w15:restartNumberingAfterBreak="0">
     <w:nsid w:val="24F0359D"/>
     <w:multiLevelType w:val="multilevel"/>
     <w:tmpl w:val="E71A5894"/>
@@ -2981,7 +3935,120 @@
       </w:pPr>
     </w:lvl>
   </w:abstractNum>
-  <w:abstractNum w:abstractNumId="9" w15:restartNumberingAfterBreak="0">
+  <w:abstractNum w:abstractNumId="14" w15:restartNumberingAfterBreak="0">
+    <w:nsid w:val="280F760C"/>
+    <w:multiLevelType w:val="multilevel"/>
+    <w:tmpl w:val="E904EB84"/>
+    <w:lvl w:ilvl="0">
+      <w:start w:val="1"/>
+      <w:numFmt w:val="decimal"/>
+      <w:lvlText w:val="%1."/>
+      <w:lvlJc w:val="left"/>
+      <w:pPr>
+        <w:tabs>
+          <w:tab w:val="num" w:pos="720"/>
+        </w:tabs>
+        <w:ind w:left="720" w:hanging="360"/>
+      </w:pPr>
+    </w:lvl>
+    <w:lvl w:ilvl="1" w:tentative="1">
+      <w:start w:val="1"/>
+      <w:numFmt w:val="decimal"/>
+      <w:lvlText w:val="%2."/>
+      <w:lvlJc w:val="left"/>
+      <w:pPr>
+        <w:tabs>
+          <w:tab w:val="num" w:pos="1440"/>
+        </w:tabs>
+        <w:ind w:left="1440" w:hanging="360"/>
+      </w:pPr>
+    </w:lvl>
+    <w:lvl w:ilvl="2" w:tentative="1">
+      <w:start w:val="1"/>
+      <w:numFmt w:val="decimal"/>
+      <w:lvlText w:val="%3."/>
+      <w:lvlJc w:val="left"/>
+      <w:pPr>
+        <w:tabs>
+          <w:tab w:val="num" w:pos="2160"/>
+        </w:tabs>
+        <w:ind w:left="2160" w:hanging="360"/>
+      </w:pPr>
+    </w:lvl>
+    <w:lvl w:ilvl="3" w:tentative="1">
+      <w:start w:val="1"/>
+      <w:numFmt w:val="decimal"/>
+      <w:lvlText w:val="%4."/>
+      <w:lvlJc w:val="left"/>
+      <w:pPr>
+        <w:tabs>
+          <w:tab w:val="num" w:pos="2880"/>
+        </w:tabs>
+        <w:ind w:left="2880" w:hanging="360"/>
+      </w:pPr>
+    </w:lvl>
+    <w:lvl w:ilvl="4" w:tentative="1">
+      <w:start w:val="1"/>
+      <w:numFmt w:val="decimal"/>
+      <w:lvlText w:val="%5."/>
+      <w:lvlJc w:val="left"/>
+      <w:pPr>
+        <w:tabs>
+          <w:tab w:val="num" w:pos="3600"/>
+        </w:tabs>
+        <w:ind w:left="3600" w:hanging="360"/>
+      </w:pPr>
+    </w:lvl>
+    <w:lvl w:ilvl="5" w:tentative="1">
+      <w:start w:val="1"/>
+      <w:numFmt w:val="decimal"/>
+      <w:lvlText w:val="%6."/>
+      <w:lvlJc w:val="left"/>
+      <w:pPr>
+        <w:tabs>
+          <w:tab w:val="num" w:pos="4320"/>
+        </w:tabs>
+        <w:ind w:left="4320" w:hanging="360"/>
+      </w:pPr>
+    </w:lvl>
+    <w:lvl w:ilvl="6" w:tentative="1">
+      <w:start w:val="1"/>
+      <w:numFmt w:val="decimal"/>
+      <w:lvlText w:val="%7."/>
+      <w:lvlJc w:val="left"/>
+      <w:pPr>
+        <w:tabs>
+          <w:tab w:val="num" w:pos="5040"/>
+        </w:tabs>
+        <w:ind w:left="5040" w:hanging="360"/>
+      </w:pPr>
+    </w:lvl>
+    <w:lvl w:ilvl="7" w:tentative="1">
+      <w:start w:val="1"/>
+      <w:numFmt w:val="decimal"/>
+      <w:lvlText w:val="%8."/>
+      <w:lvlJc w:val="left"/>
+      <w:pPr>
+        <w:tabs>
+          <w:tab w:val="num" w:pos="5760"/>
+        </w:tabs>
+        <w:ind w:left="5760" w:hanging="360"/>
+      </w:pPr>
+    </w:lvl>
+    <w:lvl w:ilvl="8" w:tentative="1">
+      <w:start w:val="1"/>
+      <w:numFmt w:val="decimal"/>
+      <w:lvlText w:val="%9."/>
+      <w:lvlJc w:val="left"/>
+      <w:pPr>
+        <w:tabs>
+          <w:tab w:val="num" w:pos="6480"/>
+        </w:tabs>
+        <w:ind w:left="6480" w:hanging="360"/>
+      </w:pPr>
+    </w:lvl>
+  </w:abstractNum>
+  <w:abstractNum w:abstractNumId="15" w15:restartNumberingAfterBreak="0">
     <w:nsid w:val="2BCB4254"/>
     <w:multiLevelType w:val="multilevel"/>
     <w:tmpl w:val="BF2EF8BC"/>
@@ -3094,7 +4161,269 @@
       </w:pPr>
     </w:lvl>
   </w:abstractNum>
-  <w:abstractNum w:abstractNumId="10" w15:restartNumberingAfterBreak="0">
+  <w:abstractNum w:abstractNumId="16" w15:restartNumberingAfterBreak="0">
+    <w:nsid w:val="2EDA2CFC"/>
+    <w:multiLevelType w:val="multilevel"/>
+    <w:tmpl w:val="183AE38E"/>
+    <w:lvl w:ilvl="0">
+      <w:start w:val="1"/>
+      <w:numFmt w:val="decimal"/>
+      <w:lvlText w:val="%1."/>
+      <w:lvlJc w:val="left"/>
+      <w:pPr>
+        <w:tabs>
+          <w:tab w:val="num" w:pos="720"/>
+        </w:tabs>
+        <w:ind w:left="720" w:hanging="360"/>
+      </w:pPr>
+    </w:lvl>
+    <w:lvl w:ilvl="1" w:tentative="1">
+      <w:start w:val="1"/>
+      <w:numFmt w:val="decimal"/>
+      <w:lvlText w:val="%2."/>
+      <w:lvlJc w:val="left"/>
+      <w:pPr>
+        <w:tabs>
+          <w:tab w:val="num" w:pos="1440"/>
+        </w:tabs>
+        <w:ind w:left="1440" w:hanging="360"/>
+      </w:pPr>
+    </w:lvl>
+    <w:lvl w:ilvl="2" w:tentative="1">
+      <w:start w:val="1"/>
+      <w:numFmt w:val="decimal"/>
+      <w:lvlText w:val="%3."/>
+      <w:lvlJc w:val="left"/>
+      <w:pPr>
+        <w:tabs>
+          <w:tab w:val="num" w:pos="2160"/>
+        </w:tabs>
+        <w:ind w:left="2160" w:hanging="360"/>
+      </w:pPr>
+    </w:lvl>
+    <w:lvl w:ilvl="3" w:tentative="1">
+      <w:start w:val="1"/>
+      <w:numFmt w:val="decimal"/>
+      <w:lvlText w:val="%4."/>
+      <w:lvlJc w:val="left"/>
+      <w:pPr>
+        <w:tabs>
+          <w:tab w:val="num" w:pos="2880"/>
+        </w:tabs>
+        <w:ind w:left="2880" w:hanging="360"/>
+      </w:pPr>
+    </w:lvl>
+    <w:lvl w:ilvl="4" w:tentative="1">
+      <w:start w:val="1"/>
+      <w:numFmt w:val="decimal"/>
+      <w:lvlText w:val="%5."/>
+      <w:lvlJc w:val="left"/>
+      <w:pPr>
+        <w:tabs>
+          <w:tab w:val="num" w:pos="3600"/>
+        </w:tabs>
+        <w:ind w:left="3600" w:hanging="360"/>
+      </w:pPr>
+    </w:lvl>
+    <w:lvl w:ilvl="5" w:tentative="1">
+      <w:start w:val="1"/>
+      <w:numFmt w:val="decimal"/>
+      <w:lvlText w:val="%6."/>
+      <w:lvlJc w:val="left"/>
+      <w:pPr>
+        <w:tabs>
+          <w:tab w:val="num" w:pos="4320"/>
+        </w:tabs>
+        <w:ind w:left="4320" w:hanging="360"/>
+      </w:pPr>
+    </w:lvl>
+    <w:lvl w:ilvl="6" w:tentative="1">
+      <w:start w:val="1"/>
+      <w:numFmt w:val="decimal"/>
+      <w:lvlText w:val="%7."/>
+      <w:lvlJc w:val="left"/>
+      <w:pPr>
+        <w:tabs>
+          <w:tab w:val="num" w:pos="5040"/>
+        </w:tabs>
+        <w:ind w:left="5040" w:hanging="360"/>
+      </w:pPr>
+    </w:lvl>
+    <w:lvl w:ilvl="7" w:tentative="1">
+      <w:start w:val="1"/>
+      <w:numFmt w:val="decimal"/>
+      <w:lvlText w:val="%8."/>
+      <w:lvlJc w:val="left"/>
+      <w:pPr>
+        <w:tabs>
+          <w:tab w:val="num" w:pos="5760"/>
+        </w:tabs>
+        <w:ind w:left="5760" w:hanging="360"/>
+      </w:pPr>
+    </w:lvl>
+    <w:lvl w:ilvl="8" w:tentative="1">
+      <w:start w:val="1"/>
+      <w:numFmt w:val="decimal"/>
+      <w:lvlText w:val="%9."/>
+      <w:lvlJc w:val="left"/>
+      <w:pPr>
+        <w:tabs>
+          <w:tab w:val="num" w:pos="6480"/>
+        </w:tabs>
+        <w:ind w:left="6480" w:hanging="360"/>
+      </w:pPr>
+    </w:lvl>
+  </w:abstractNum>
+  <w:abstractNum w:abstractNumId="17" w15:restartNumberingAfterBreak="0">
+    <w:nsid w:val="30736BF1"/>
+    <w:multiLevelType w:val="multilevel"/>
+    <w:tmpl w:val="8F4E313C"/>
+    <w:lvl w:ilvl="0">
+      <w:start w:val="1"/>
+      <w:numFmt w:val="bullet"/>
+      <w:lvlText w:val=""/>
+      <w:lvlJc w:val="left"/>
+      <w:pPr>
+        <w:tabs>
+          <w:tab w:val="num" w:pos="720"/>
+        </w:tabs>
+        <w:ind w:left="720" w:hanging="360"/>
+      </w:pPr>
+      <w:rPr>
+        <w:rFonts w:ascii="Symbol" w:hAnsi="Symbol" w:hint="default"/>
+        <w:sz w:val="20"/>
+      </w:rPr>
+    </w:lvl>
+    <w:lvl w:ilvl="1" w:tentative="1">
+      <w:start w:val="1"/>
+      <w:numFmt w:val="bullet"/>
+      <w:lvlText w:val="o"/>
+      <w:lvlJc w:val="left"/>
+      <w:pPr>
+        <w:tabs>
+          <w:tab w:val="num" w:pos="1440"/>
+        </w:tabs>
+        <w:ind w:left="1440" w:hanging="360"/>
+      </w:pPr>
+      <w:rPr>
+        <w:rFonts w:ascii="Courier New" w:hAnsi="Courier New" w:hint="default"/>
+        <w:sz w:val="20"/>
+      </w:rPr>
+    </w:lvl>
+    <w:lvl w:ilvl="2" w:tentative="1">
+      <w:start w:val="1"/>
+      <w:numFmt w:val="bullet"/>
+      <w:lvlText w:val=""/>
+      <w:lvlJc w:val="left"/>
+      <w:pPr>
+        <w:tabs>
+          <w:tab w:val="num" w:pos="2160"/>
+        </w:tabs>
+        <w:ind w:left="2160" w:hanging="360"/>
+      </w:pPr>
+      <w:rPr>
+        <w:rFonts w:ascii="Wingdings" w:hAnsi="Wingdings" w:hint="default"/>
+        <w:sz w:val="20"/>
+      </w:rPr>
+    </w:lvl>
+    <w:lvl w:ilvl="3" w:tentative="1">
+      <w:start w:val="1"/>
+      <w:numFmt w:val="bullet"/>
+      <w:lvlText w:val=""/>
+      <w:lvlJc w:val="left"/>
+      <w:pPr>
+        <w:tabs>
+          <w:tab w:val="num" w:pos="2880"/>
+        </w:tabs>
+        <w:ind w:left="2880" w:hanging="360"/>
+      </w:pPr>
+      <w:rPr>
+        <w:rFonts w:ascii="Wingdings" w:hAnsi="Wingdings" w:hint="default"/>
+        <w:sz w:val="20"/>
+      </w:rPr>
+    </w:lvl>
+    <w:lvl w:ilvl="4" w:tentative="1">
+      <w:start w:val="1"/>
+      <w:numFmt w:val="bullet"/>
+      <w:lvlText w:val=""/>
+      <w:lvlJc w:val="left"/>
+      <w:pPr>
+        <w:tabs>
+          <w:tab w:val="num" w:pos="3600"/>
+        </w:tabs>
+        <w:ind w:left="3600" w:hanging="360"/>
+      </w:pPr>
+      <w:rPr>
+        <w:rFonts w:ascii="Wingdings" w:hAnsi="Wingdings" w:hint="default"/>
+        <w:sz w:val="20"/>
+      </w:rPr>
+    </w:lvl>
+    <w:lvl w:ilvl="5" w:tentative="1">
+      <w:start w:val="1"/>
+      <w:numFmt w:val="bullet"/>
+      <w:lvlText w:val=""/>
+      <w:lvlJc w:val="left"/>
+      <w:pPr>
+        <w:tabs>
+          <w:tab w:val="num" w:pos="4320"/>
+        </w:tabs>
+        <w:ind w:left="4320" w:hanging="360"/>
+      </w:pPr>
+      <w:rPr>
+        <w:rFonts w:ascii="Wingdings" w:hAnsi="Wingdings" w:hint="default"/>
+        <w:sz w:val="20"/>
+      </w:rPr>
+    </w:lvl>
+    <w:lvl w:ilvl="6" w:tentative="1">
+      <w:start w:val="1"/>
+      <w:numFmt w:val="bullet"/>
+      <w:lvlText w:val=""/>
+      <w:lvlJc w:val="left"/>
+      <w:pPr>
+        <w:tabs>
+          <w:tab w:val="num" w:pos="5040"/>
+        </w:tabs>
+        <w:ind w:left="5040" w:hanging="360"/>
+      </w:pPr>
+      <w:rPr>
+        <w:rFonts w:ascii="Wingdings" w:hAnsi="Wingdings" w:hint="default"/>
+        <w:sz w:val="20"/>
+      </w:rPr>
+    </w:lvl>
+    <w:lvl w:ilvl="7" w:tentative="1">
+      <w:start w:val="1"/>
+      <w:numFmt w:val="bullet"/>
+      <w:lvlText w:val=""/>
+      <w:lvlJc w:val="left"/>
+      <w:pPr>
+        <w:tabs>
+          <w:tab w:val="num" w:pos="5760"/>
+        </w:tabs>
+        <w:ind w:left="5760" w:hanging="360"/>
+      </w:pPr>
+      <w:rPr>
+        <w:rFonts w:ascii="Wingdings" w:hAnsi="Wingdings" w:hint="default"/>
+        <w:sz w:val="20"/>
+      </w:rPr>
+    </w:lvl>
+    <w:lvl w:ilvl="8" w:tentative="1">
+      <w:start w:val="1"/>
+      <w:numFmt w:val="bullet"/>
+      <w:lvlText w:val=""/>
+      <w:lvlJc w:val="left"/>
+      <w:pPr>
+        <w:tabs>
+          <w:tab w:val="num" w:pos="6480"/>
+        </w:tabs>
+        <w:ind w:left="6480" w:hanging="360"/>
+      </w:pPr>
+      <w:rPr>
+        <w:rFonts w:ascii="Wingdings" w:hAnsi="Wingdings" w:hint="default"/>
+        <w:sz w:val="20"/>
+      </w:rPr>
+    </w:lvl>
+  </w:abstractNum>
+  <w:abstractNum w:abstractNumId="18" w15:restartNumberingAfterBreak="0">
     <w:nsid w:val="31E422D4"/>
     <w:multiLevelType w:val="multilevel"/>
     <w:tmpl w:val="9B745980"/>
@@ -3243,7 +4572,120 @@
       </w:rPr>
     </w:lvl>
   </w:abstractNum>
-  <w:abstractNum w:abstractNumId="11" w15:restartNumberingAfterBreak="0">
+  <w:abstractNum w:abstractNumId="19" w15:restartNumberingAfterBreak="0">
+    <w:nsid w:val="32953E88"/>
+    <w:multiLevelType w:val="multilevel"/>
+    <w:tmpl w:val="2B6C5CE4"/>
+    <w:lvl w:ilvl="0">
+      <w:start w:val="1"/>
+      <w:numFmt w:val="decimal"/>
+      <w:lvlText w:val="%1."/>
+      <w:lvlJc w:val="left"/>
+      <w:pPr>
+        <w:tabs>
+          <w:tab w:val="num" w:pos="720"/>
+        </w:tabs>
+        <w:ind w:left="720" w:hanging="360"/>
+      </w:pPr>
+    </w:lvl>
+    <w:lvl w:ilvl="1" w:tentative="1">
+      <w:start w:val="1"/>
+      <w:numFmt w:val="decimal"/>
+      <w:lvlText w:val="%2."/>
+      <w:lvlJc w:val="left"/>
+      <w:pPr>
+        <w:tabs>
+          <w:tab w:val="num" w:pos="1440"/>
+        </w:tabs>
+        <w:ind w:left="1440" w:hanging="360"/>
+      </w:pPr>
+    </w:lvl>
+    <w:lvl w:ilvl="2" w:tentative="1">
+      <w:start w:val="1"/>
+      <w:numFmt w:val="decimal"/>
+      <w:lvlText w:val="%3."/>
+      <w:lvlJc w:val="left"/>
+      <w:pPr>
+        <w:tabs>
+          <w:tab w:val="num" w:pos="2160"/>
+        </w:tabs>
+        <w:ind w:left="2160" w:hanging="360"/>
+      </w:pPr>
+    </w:lvl>
+    <w:lvl w:ilvl="3" w:tentative="1">
+      <w:start w:val="1"/>
+      <w:numFmt w:val="decimal"/>
+      <w:lvlText w:val="%4."/>
+      <w:lvlJc w:val="left"/>
+      <w:pPr>
+        <w:tabs>
+          <w:tab w:val="num" w:pos="2880"/>
+        </w:tabs>
+        <w:ind w:left="2880" w:hanging="360"/>
+      </w:pPr>
+    </w:lvl>
+    <w:lvl w:ilvl="4" w:tentative="1">
+      <w:start w:val="1"/>
+      <w:numFmt w:val="decimal"/>
+      <w:lvlText w:val="%5."/>
+      <w:lvlJc w:val="left"/>
+      <w:pPr>
+        <w:tabs>
+          <w:tab w:val="num" w:pos="3600"/>
+        </w:tabs>
+        <w:ind w:left="3600" w:hanging="360"/>
+      </w:pPr>
+    </w:lvl>
+    <w:lvl w:ilvl="5" w:tentative="1">
+      <w:start w:val="1"/>
+      <w:numFmt w:val="decimal"/>
+      <w:lvlText w:val="%6."/>
+      <w:lvlJc w:val="left"/>
+      <w:pPr>
+        <w:tabs>
+          <w:tab w:val="num" w:pos="4320"/>
+        </w:tabs>
+        <w:ind w:left="4320" w:hanging="360"/>
+      </w:pPr>
+    </w:lvl>
+    <w:lvl w:ilvl="6" w:tentative="1">
+      <w:start w:val="1"/>
+      <w:numFmt w:val="decimal"/>
+      <w:lvlText w:val="%7."/>
+      <w:lvlJc w:val="left"/>
+      <w:pPr>
+        <w:tabs>
+          <w:tab w:val="num" w:pos="5040"/>
+        </w:tabs>
+        <w:ind w:left="5040" w:hanging="360"/>
+      </w:pPr>
+    </w:lvl>
+    <w:lvl w:ilvl="7" w:tentative="1">
+      <w:start w:val="1"/>
+      <w:numFmt w:val="decimal"/>
+      <w:lvlText w:val="%8."/>
+      <w:lvlJc w:val="left"/>
+      <w:pPr>
+        <w:tabs>
+          <w:tab w:val="num" w:pos="5760"/>
+        </w:tabs>
+        <w:ind w:left="5760" w:hanging="360"/>
+      </w:pPr>
+    </w:lvl>
+    <w:lvl w:ilvl="8" w:tentative="1">
+      <w:start w:val="1"/>
+      <w:numFmt w:val="decimal"/>
+      <w:lvlText w:val="%9."/>
+      <w:lvlJc w:val="left"/>
+      <w:pPr>
+        <w:tabs>
+          <w:tab w:val="num" w:pos="6480"/>
+        </w:tabs>
+        <w:ind w:left="6480" w:hanging="360"/>
+      </w:pPr>
+    </w:lvl>
+  </w:abstractNum>
+  <w:abstractNum w:abstractNumId="20" w15:restartNumberingAfterBreak="0">
     <w:nsid w:val="415D5838"/>
     <w:multiLevelType w:val="multilevel"/>
     <w:tmpl w:val="32765E90"/>
@@ -3356,7 +4798,7 @@
       </w:pPr>
     </w:lvl>
   </w:abstractNum>
-  <w:abstractNum w:abstractNumId="12" w15:restartNumberingAfterBreak="0">
+  <w:abstractNum w:abstractNumId="21" w15:restartNumberingAfterBreak="0">
     <w:nsid w:val="42C365D4"/>
     <w:multiLevelType w:val="multilevel"/>
     <w:tmpl w:val="9E0E2C28"/>
@@ -3505,7 +4947,120 @@
       </w:rPr>
     </w:lvl>
   </w:abstractNum>
-  <w:abstractNum w:abstractNumId="13" w15:restartNumberingAfterBreak="0">
+  <w:abstractNum w:abstractNumId="22" w15:restartNumberingAfterBreak="0">
+    <w:nsid w:val="460F7C81"/>
+    <w:multiLevelType w:val="multilevel"/>
+    <w:tmpl w:val="807A4A3A"/>
+    <w:lvl w:ilvl="0">
+      <w:start w:val="1"/>
+      <w:numFmt w:val="decimal"/>
+      <w:lvlText w:val="%1."/>
+      <w:lvlJc w:val="left"/>
+      <w:pPr>
+        <w:tabs>
+          <w:tab w:val="num" w:pos="720"/>
+        </w:tabs>
+        <w:ind w:left="720" w:hanging="360"/>
+      </w:pPr>
+    </w:lvl>
+    <w:lvl w:ilvl="1" w:tentative="1">
+      <w:start w:val="1"/>
+      <w:numFmt w:val="decimal"/>
+      <w:lvlText w:val="%2."/>
+      <w:lvlJc w:val="left"/>
+      <w:pPr>
+        <w:tabs>
+          <w:tab w:val="num" w:pos="1440"/>
+        </w:tabs>
+        <w:ind w:left="1440" w:hanging="360"/>
+      </w:pPr>
+    </w:lvl>
+    <w:lvl w:ilvl="2" w:tentative="1">
+      <w:start w:val="1"/>
+      <w:numFmt w:val="decimal"/>
+      <w:lvlText w:val="%3."/>
+      <w:lvlJc w:val="left"/>
+      <w:pPr>
+        <w:tabs>
+          <w:tab w:val="num" w:pos="2160"/>
+        </w:tabs>
+        <w:ind w:left="2160" w:hanging="360"/>
+      </w:pPr>
+    </w:lvl>
+    <w:lvl w:ilvl="3" w:tentative="1">
+      <w:start w:val="1"/>
+      <w:numFmt w:val="decimal"/>
+      <w:lvlText w:val="%4."/>
+      <w:lvlJc w:val="left"/>
+      <w:pPr>
+        <w:tabs>
+          <w:tab w:val="num" w:pos="2880"/>
+        </w:tabs>
+        <w:ind w:left="2880" w:hanging="360"/>
+      </w:pPr>
+    </w:lvl>
+    <w:lvl w:ilvl="4" w:tentative="1">
+      <w:start w:val="1"/>
+      <w:numFmt w:val="decimal"/>
+      <w:lvlText w:val="%5."/>
+      <w:lvlJc w:val="left"/>
+      <w:pPr>
+        <w:tabs>
+          <w:tab w:val="num" w:pos="3600"/>
+        </w:tabs>
+        <w:ind w:left="3600" w:hanging="360"/>
+      </w:pPr>
+    </w:lvl>
+    <w:lvl w:ilvl="5" w:tentative="1">
+      <w:start w:val="1"/>
+      <w:numFmt w:val="decimal"/>
+      <w:lvlText w:val="%6."/>
+      <w:lvlJc w:val="left"/>
+      <w:pPr>
+        <w:tabs>
+          <w:tab w:val="num" w:pos="4320"/>
+        </w:tabs>
+        <w:ind w:left="4320" w:hanging="360"/>
+      </w:pPr>
+    </w:lvl>
+    <w:lvl w:ilvl="6" w:tentative="1">
+      <w:start w:val="1"/>
+      <w:numFmt w:val="decimal"/>
+      <w:lvlText w:val="%7."/>
+      <w:lvlJc w:val="left"/>
+      <w:pPr>
+        <w:tabs>
+          <w:tab w:val="num" w:pos="5040"/>
+        </w:tabs>
+        <w:ind w:left="5040" w:hanging="360"/>
+      </w:pPr>
+    </w:lvl>
+    <w:lvl w:ilvl="7" w:tentative="1">
+      <w:start w:val="1"/>
+      <w:numFmt w:val="decimal"/>
+      <w:lvlText w:val="%8."/>
+      <w:lvlJc w:val="left"/>
+      <w:pPr>
+        <w:tabs>
+          <w:tab w:val="num" w:pos="5760"/>
+        </w:tabs>
+        <w:ind w:left="5760" w:hanging="360"/>
+      </w:pPr>
+    </w:lvl>
+    <w:lvl w:ilvl="8" w:tentative="1">
+      <w:start w:val="1"/>
+      <w:numFmt w:val="decimal"/>
+      <w:lvlText w:val="%9."/>
+      <w:lvlJc w:val="left"/>
+      <w:pPr>
+        <w:tabs>
+          <w:tab w:val="num" w:pos="6480"/>
+        </w:tabs>
+        <w:ind w:left="6480" w:hanging="360"/>
+      </w:pPr>
+    </w:lvl>
+  </w:abstractNum>
+  <w:abstractNum w:abstractNumId="23" w15:restartNumberingAfterBreak="0">
     <w:nsid w:val="47FE2CD0"/>
     <w:multiLevelType w:val="multilevel"/>
     <w:tmpl w:val="A56E0166"/>
@@ -3618,7 +5173,7 @@
       </w:pPr>
     </w:lvl>
   </w:abstractNum>
-  <w:abstractNum w:abstractNumId="14" w15:restartNumberingAfterBreak="0">
+  <w:abstractNum w:abstractNumId="24" w15:restartNumberingAfterBreak="0">
     <w:nsid w:val="49297C41"/>
     <w:multiLevelType w:val="multilevel"/>
     <w:tmpl w:val="2F8EC60A"/>
@@ -3731,7 +5286,7 @@
       </w:pPr>
     </w:lvl>
   </w:abstractNum>
-  <w:abstractNum w:abstractNumId="15" w15:restartNumberingAfterBreak="0">
+  <w:abstractNum w:abstractNumId="25" w15:restartNumberingAfterBreak="0">
     <w:nsid w:val="49D2504F"/>
     <w:multiLevelType w:val="multilevel"/>
     <w:tmpl w:val="3FFE54CE"/>
@@ -3880,7 +5435,7 @@
       </w:rPr>
     </w:lvl>
   </w:abstractNum>
-  <w:abstractNum w:abstractNumId="16" w15:restartNumberingAfterBreak="0">
+  <w:abstractNum w:abstractNumId="26" w15:restartNumberingAfterBreak="0">
     <w:nsid w:val="4FAB08FE"/>
     <w:multiLevelType w:val="multilevel"/>
     <w:tmpl w:val="6F2C54AE"/>
@@ -4029,7 +5584,7 @@
       </w:rPr>
     </w:lvl>
   </w:abstractNum>
-  <w:abstractNum w:abstractNumId="17" w15:restartNumberingAfterBreak="0">
+  <w:abstractNum w:abstractNumId="27" w15:restartNumberingAfterBreak="0">
     <w:nsid w:val="50133F77"/>
     <w:multiLevelType w:val="multilevel"/>
     <w:tmpl w:val="F288F3D2"/>
@@ -4142,7 +5697,120 @@
       </w:pPr>
     </w:lvl>
   </w:abstractNum>
-  <w:abstractNum w:abstractNumId="18" w15:restartNumberingAfterBreak="0">
+  <w:abstractNum w:abstractNumId="28" w15:restartNumberingAfterBreak="0">
+    <w:nsid w:val="51142161"/>
+    <w:multiLevelType w:val="multilevel"/>
+    <w:tmpl w:val="A14C64AC"/>
+    <w:lvl w:ilvl="0">
+      <w:start w:val="1"/>
+      <w:numFmt w:val="decimal"/>
+      <w:lvlText w:val="%1."/>
+      <w:lvlJc w:val="left"/>
+      <w:pPr>
+        <w:tabs>
+          <w:tab w:val="num" w:pos="720"/>
+        </w:tabs>
+        <w:ind w:left="720" w:hanging="360"/>
+      </w:pPr>
+    </w:lvl>
+    <w:lvl w:ilvl="1" w:tentative="1">
+      <w:start w:val="1"/>
+      <w:numFmt w:val="decimal"/>
+      <w:lvlText w:val="%2."/>
+      <w:lvlJc w:val="left"/>
+      <w:pPr>
+        <w:tabs>
+          <w:tab w:val="num" w:pos="1440"/>
+        </w:tabs>
+        <w:ind w:left="1440" w:hanging="360"/>
+      </w:pPr>
+    </w:lvl>
+    <w:lvl w:ilvl="2" w:tentative="1">
+      <w:start w:val="1"/>
+      <w:numFmt w:val="decimal"/>
+      <w:lvlText w:val="%3."/>
+      <w:lvlJc w:val="left"/>
+      <w:pPr>
+        <w:tabs>
+          <w:tab w:val="num" w:pos="2160"/>
+        </w:tabs>
+        <w:ind w:left="2160" w:hanging="360"/>
+      </w:pPr>
+    </w:lvl>
+    <w:lvl w:ilvl="3" w:tentative="1">
+      <w:start w:val="1"/>
+      <w:numFmt w:val="decimal"/>
+      <w:lvlText w:val="%4."/>
+      <w:lvlJc w:val="left"/>
+      <w:pPr>
+        <w:tabs>
+          <w:tab w:val="num" w:pos="2880"/>
+        </w:tabs>
+        <w:ind w:left="2880" w:hanging="360"/>
+      </w:pPr>
+    </w:lvl>
+    <w:lvl w:ilvl="4" w:tentative="1">
+      <w:start w:val="1"/>
+      <w:numFmt w:val="decimal"/>
+      <w:lvlText w:val="%5."/>
+      <w:lvlJc w:val="left"/>
+      <w:pPr>
+        <w:tabs>
+          <w:tab w:val="num" w:pos="3600"/>
+        </w:tabs>
+        <w:ind w:left="3600" w:hanging="360"/>
+      </w:pPr>
+    </w:lvl>
+    <w:lvl w:ilvl="5" w:tentative="1">
+      <w:start w:val="1"/>
+      <w:numFmt w:val="decimal"/>
+      <w:lvlText w:val="%6."/>
+      <w:lvlJc w:val="left"/>
+      <w:pPr>
+        <w:tabs>
+          <w:tab w:val="num" w:pos="4320"/>
+        </w:tabs>
+        <w:ind w:left="4320" w:hanging="360"/>
+      </w:pPr>
+    </w:lvl>
+    <w:lvl w:ilvl="6" w:tentative="1">
+      <w:start w:val="1"/>
+      <w:numFmt w:val="decimal"/>
+      <w:lvlText w:val="%7."/>
+      <w:lvlJc w:val="left"/>
+      <w:pPr>
+        <w:tabs>
+          <w:tab w:val="num" w:pos="5040"/>
+        </w:tabs>
+        <w:ind w:left="5040" w:hanging="360"/>
+      </w:pPr>
+    </w:lvl>
+    <w:lvl w:ilvl="7" w:tentative="1">
+      <w:start w:val="1"/>
+      <w:numFmt w:val="decimal"/>
+      <w:lvlText w:val="%8."/>
+      <w:lvlJc w:val="left"/>
+      <w:pPr>
+        <w:tabs>
+          <w:tab w:val="num" w:pos="5760"/>
+        </w:tabs>
+        <w:ind w:left="5760" w:hanging="360"/>
+      </w:pPr>
+    </w:lvl>
+    <w:lvl w:ilvl="8" w:tentative="1">
+      <w:start w:val="1"/>
+      <w:numFmt w:val="decimal"/>
+      <w:lvlText w:val="%9."/>
+      <w:lvlJc w:val="left"/>
+      <w:pPr>
+        <w:tabs>
+          <w:tab w:val="num" w:pos="6480"/>
+        </w:tabs>
+        <w:ind w:left="6480" w:hanging="360"/>
+      </w:pPr>
+    </w:lvl>
+  </w:abstractNum>
+  <w:abstractNum w:abstractNumId="29" w15:restartNumberingAfterBreak="0">
     <w:nsid w:val="535E7AB9"/>
     <w:multiLevelType w:val="multilevel"/>
     <w:tmpl w:val="A19E9840"/>
@@ -4291,7 +5959,716 @@
       </w:rPr>
     </w:lvl>
   </w:abstractNum>
-  <w:abstractNum w:abstractNumId="19" w15:restartNumberingAfterBreak="0">
+  <w:abstractNum w:abstractNumId="30" w15:restartNumberingAfterBreak="0">
+    <w:nsid w:val="56DD169A"/>
+    <w:multiLevelType w:val="multilevel"/>
+    <w:tmpl w:val="99E20DA0"/>
+    <w:lvl w:ilvl="0">
+      <w:start w:val="1"/>
+      <w:numFmt w:val="bullet"/>
+      <w:lvlText w:val=""/>
+      <w:lvlJc w:val="left"/>
+      <w:pPr>
+        <w:tabs>
+          <w:tab w:val="num" w:pos="720"/>
+        </w:tabs>
+        <w:ind w:left="720" w:hanging="360"/>
+      </w:pPr>
+      <w:rPr>
+        <w:rFonts w:ascii="Symbol" w:hAnsi="Symbol" w:hint="default"/>
+        <w:sz w:val="20"/>
+      </w:rPr>
+    </w:lvl>
+    <w:lvl w:ilvl="1" w:tentative="1">
+      <w:start w:val="1"/>
+      <w:numFmt w:val="bullet"/>
+      <w:lvlText w:val="o"/>
+      <w:lvlJc w:val="left"/>
+      <w:pPr>
+        <w:tabs>
+          <w:tab w:val="num" w:pos="1440"/>
+        </w:tabs>
+        <w:ind w:left="1440" w:hanging="360"/>
+      </w:pPr>
+      <w:rPr>
+        <w:rFonts w:ascii="Courier New" w:hAnsi="Courier New" w:hint="default"/>
+        <w:sz w:val="20"/>
+      </w:rPr>
+    </w:lvl>
+    <w:lvl w:ilvl="2" w:tentative="1">
+      <w:start w:val="1"/>
+      <w:numFmt w:val="bullet"/>
+      <w:lvlText w:val=""/>
+      <w:lvlJc w:val="left"/>
+      <w:pPr>
+        <w:tabs>
+          <w:tab w:val="num" w:pos="2160"/>
+        </w:tabs>
+        <w:ind w:left="2160" w:hanging="360"/>
+      </w:pPr>
+      <w:rPr>
+        <w:rFonts w:ascii="Wingdings" w:hAnsi="Wingdings" w:hint="default"/>
+        <w:sz w:val="20"/>
+      </w:rPr>
+    </w:lvl>
+    <w:lvl w:ilvl="3" w:tentative="1">
+      <w:start w:val="1"/>
+      <w:numFmt w:val="bullet"/>
+      <w:lvlText w:val=""/>
+      <w:lvlJc w:val="left"/>
+      <w:pPr>
+        <w:tabs>
+          <w:tab w:val="num" w:pos="2880"/>
+        </w:tabs>
+        <w:ind w:left="2880" w:hanging="360"/>
+      </w:pPr>
+      <w:rPr>
+        <w:rFonts w:ascii="Wingdings" w:hAnsi="Wingdings" w:hint="default"/>
+        <w:sz w:val="20"/>
+      </w:rPr>
+    </w:lvl>
+    <w:lvl w:ilvl="4" w:tentative="1">
+      <w:start w:val="1"/>
+      <w:numFmt w:val="bullet"/>
+      <w:lvlText w:val=""/>
+      <w:lvlJc w:val="left"/>
+      <w:pPr>
+        <w:tabs>
+          <w:tab w:val="num" w:pos="3600"/>
+        </w:tabs>
+        <w:ind w:left="3600" w:hanging="360"/>
+      </w:pPr>
+      <w:rPr>
+        <w:rFonts w:ascii="Wingdings" w:hAnsi="Wingdings" w:hint="default"/>
+        <w:sz w:val="20"/>
+      </w:rPr>
+    </w:lvl>
+    <w:lvl w:ilvl="5" w:tentative="1">
+      <w:start w:val="1"/>
+      <w:numFmt w:val="bullet"/>
+      <w:lvlText w:val=""/>
+      <w:lvlJc w:val="left"/>
+      <w:pPr>
+        <w:tabs>
+          <w:tab w:val="num" w:pos="4320"/>
+        </w:tabs>
+        <w:ind w:left="4320" w:hanging="360"/>
+      </w:pPr>
+      <w:rPr>
+        <w:rFonts w:ascii="Wingdings" w:hAnsi="Wingdings" w:hint="default"/>
+        <w:sz w:val="20"/>
+      </w:rPr>
+    </w:lvl>
+    <w:lvl w:ilvl="6" w:tentative="1">
+      <w:start w:val="1"/>
+      <w:numFmt w:val="bullet"/>
+      <w:lvlText w:val=""/>
+      <w:lvlJc w:val="left"/>
+      <w:pPr>
+        <w:tabs>
+          <w:tab w:val="num" w:pos="5040"/>
+        </w:tabs>
+        <w:ind w:left="5040" w:hanging="360"/>
+      </w:pPr>
+      <w:rPr>
+        <w:rFonts w:ascii="Wingdings" w:hAnsi="Wingdings" w:hint="default"/>
+        <w:sz w:val="20"/>
+      </w:rPr>
+    </w:lvl>
+    <w:lvl w:ilvl="7" w:tentative="1">
+      <w:start w:val="1"/>
+      <w:numFmt w:val="bullet"/>
+      <w:lvlText w:val=""/>
+      <w:lvlJc w:val="left"/>
+      <w:pPr>
+        <w:tabs>
+          <w:tab w:val="num" w:pos="5760"/>
+        </w:tabs>
+        <w:ind w:left="5760" w:hanging="360"/>
+      </w:pPr>
+      <w:rPr>
+        <w:rFonts w:ascii="Wingdings" w:hAnsi="Wingdings" w:hint="default"/>
+        <w:sz w:val="20"/>
+      </w:rPr>
+    </w:lvl>
+    <w:lvl w:ilvl="8" w:tentative="1">
+      <w:start w:val="1"/>
+      <w:numFmt w:val="bullet"/>
+      <w:lvlText w:val=""/>
+      <w:lvlJc w:val="left"/>
+      <w:pPr>
+        <w:tabs>
+          <w:tab w:val="num" w:pos="6480"/>
+        </w:tabs>
+        <w:ind w:left="6480" w:hanging="360"/>
+      </w:pPr>
+      <w:rPr>
+        <w:rFonts w:ascii="Wingdings" w:hAnsi="Wingdings" w:hint="default"/>
+        <w:sz w:val="20"/>
+      </w:rPr>
+    </w:lvl>
+  </w:abstractNum>
+  <w:abstractNum w:abstractNumId="31" w15:restartNumberingAfterBreak="0">
+    <w:nsid w:val="56EA0EF4"/>
+    <w:multiLevelType w:val="multilevel"/>
+    <w:tmpl w:val="9B467968"/>
+    <w:lvl w:ilvl="0">
+      <w:start w:val="1"/>
+      <w:numFmt w:val="bullet"/>
+      <w:lvlText w:val=""/>
+      <w:lvlJc w:val="left"/>
+      <w:pPr>
+        <w:tabs>
+          <w:tab w:val="num" w:pos="720"/>
+        </w:tabs>
+        <w:ind w:left="720" w:hanging="360"/>
+      </w:pPr>
+      <w:rPr>
+        <w:rFonts w:ascii="Symbol" w:hAnsi="Symbol" w:hint="default"/>
+        <w:sz w:val="20"/>
+      </w:rPr>
+    </w:lvl>
+    <w:lvl w:ilvl="1" w:tentative="1">
+      <w:start w:val="1"/>
+      <w:numFmt w:val="bullet"/>
+      <w:lvlText w:val="o"/>
+      <w:lvlJc w:val="left"/>
+      <w:pPr>
+        <w:tabs>
+          <w:tab w:val="num" w:pos="1440"/>
+        </w:tabs>
+        <w:ind w:left="1440" w:hanging="360"/>
+      </w:pPr>
+      <w:rPr>
+        <w:rFonts w:ascii="Courier New" w:hAnsi="Courier New" w:hint="default"/>
+        <w:sz w:val="20"/>
+      </w:rPr>
+    </w:lvl>
+    <w:lvl w:ilvl="2" w:tentative="1">
+      <w:start w:val="1"/>
+      <w:numFmt w:val="bullet"/>
+      <w:lvlText w:val=""/>
+      <w:lvlJc w:val="left"/>
+      <w:pPr>
+        <w:tabs>
+          <w:tab w:val="num" w:pos="2160"/>
+        </w:tabs>
+        <w:ind w:left="2160" w:hanging="360"/>
+      </w:pPr>
+      <w:rPr>
+        <w:rFonts w:ascii="Wingdings" w:hAnsi="Wingdings" w:hint="default"/>
+        <w:sz w:val="20"/>
+      </w:rPr>
+    </w:lvl>
+    <w:lvl w:ilvl="3" w:tentative="1">
+      <w:start w:val="1"/>
+      <w:numFmt w:val="bullet"/>
+      <w:lvlText w:val=""/>
+      <w:lvlJc w:val="left"/>
+      <w:pPr>
+        <w:tabs>
+          <w:tab w:val="num" w:pos="2880"/>
+        </w:tabs>
+        <w:ind w:left="2880" w:hanging="360"/>
+      </w:pPr>
+      <w:rPr>
+        <w:rFonts w:ascii="Wingdings" w:hAnsi="Wingdings" w:hint="default"/>
+        <w:sz w:val="20"/>
+      </w:rPr>
+    </w:lvl>
+    <w:lvl w:ilvl="4" w:tentative="1">
+      <w:start w:val="1"/>
+      <w:numFmt w:val="bullet"/>
+      <w:lvlText w:val=""/>
+      <w:lvlJc w:val="left"/>
+      <w:pPr>
+        <w:tabs>
+          <w:tab w:val="num" w:pos="3600"/>
+        </w:tabs>
+        <w:ind w:left="3600" w:hanging="360"/>
+      </w:pPr>
+      <w:rPr>
+        <w:rFonts w:ascii="Wingdings" w:hAnsi="Wingdings" w:hint="default"/>
+        <w:sz w:val="20"/>
+      </w:rPr>
+    </w:lvl>
+    <w:lvl w:ilvl="5" w:tentative="1">
+      <w:start w:val="1"/>
+      <w:numFmt w:val="bullet"/>
+      <w:lvlText w:val=""/>
+      <w:lvlJc w:val="left"/>
+      <w:pPr>
+        <w:tabs>
+          <w:tab w:val="num" w:pos="4320"/>
+        </w:tabs>
+        <w:ind w:left="4320" w:hanging="360"/>
+      </w:pPr>
+      <w:rPr>
+        <w:rFonts w:ascii="Wingdings" w:hAnsi="Wingdings" w:hint="default"/>
+        <w:sz w:val="20"/>
+      </w:rPr>
+    </w:lvl>
+    <w:lvl w:ilvl="6" w:tentative="1">
+      <w:start w:val="1"/>
+      <w:numFmt w:val="bullet"/>
+      <w:lvlText w:val=""/>
+      <w:lvlJc w:val="left"/>
+      <w:pPr>
+        <w:tabs>
+          <w:tab w:val="num" w:pos="5040"/>
+        </w:tabs>
+        <w:ind w:left="5040" w:hanging="360"/>
+      </w:pPr>
+      <w:rPr>
+        <w:rFonts w:ascii="Wingdings" w:hAnsi="Wingdings" w:hint="default"/>
+        <w:sz w:val="20"/>
+      </w:rPr>
+    </w:lvl>
+    <w:lvl w:ilvl="7" w:tentative="1">
+      <w:start w:val="1"/>
+      <w:numFmt w:val="bullet"/>
+      <w:lvlText w:val=""/>
+      <w:lvlJc w:val="left"/>
+      <w:pPr>
+        <w:tabs>
+          <w:tab w:val="num" w:pos="5760"/>
+        </w:tabs>
+        <w:ind w:left="5760" w:hanging="360"/>
+      </w:pPr>
+      <w:rPr>
+        <w:rFonts w:ascii="Wingdings" w:hAnsi="Wingdings" w:hint="default"/>
+        <w:sz w:val="20"/>
+      </w:rPr>
+    </w:lvl>
+    <w:lvl w:ilvl="8" w:tentative="1">
+      <w:start w:val="1"/>
+      <w:numFmt w:val="bullet"/>
+      <w:lvlText w:val=""/>
+      <w:lvlJc w:val="left"/>
+      <w:pPr>
+        <w:tabs>
+          <w:tab w:val="num" w:pos="6480"/>
+        </w:tabs>
+        <w:ind w:left="6480" w:hanging="360"/>
+      </w:pPr>
+      <w:rPr>
+        <w:rFonts w:ascii="Wingdings" w:hAnsi="Wingdings" w:hint="default"/>
+        <w:sz w:val="20"/>
+      </w:rPr>
+    </w:lvl>
+  </w:abstractNum>
+  <w:abstractNum w:abstractNumId="32" w15:restartNumberingAfterBreak="0">
+    <w:nsid w:val="5B692614"/>
+    <w:multiLevelType w:val="multilevel"/>
+    <w:tmpl w:val="2284ABEE"/>
+    <w:lvl w:ilvl="0">
+      <w:start w:val="1"/>
+      <w:numFmt w:val="decimal"/>
+      <w:lvlText w:val="%1."/>
+      <w:lvlJc w:val="left"/>
+      <w:pPr>
+        <w:tabs>
+          <w:tab w:val="num" w:pos="720"/>
+        </w:tabs>
+        <w:ind w:left="720" w:hanging="360"/>
+      </w:pPr>
+    </w:lvl>
+    <w:lvl w:ilvl="1" w:tentative="1">
+      <w:start w:val="1"/>
+      <w:numFmt w:val="decimal"/>
+      <w:lvlText w:val="%2."/>
+      <w:lvlJc w:val="left"/>
+      <w:pPr>
+        <w:tabs>
+          <w:tab w:val="num" w:pos="1440"/>
+        </w:tabs>
+        <w:ind w:left="1440" w:hanging="360"/>
+      </w:pPr>
+    </w:lvl>
+    <w:lvl w:ilvl="2" w:tentative="1">
+      <w:start w:val="1"/>
+      <w:numFmt w:val="decimal"/>
+      <w:lvlText w:val="%3."/>
+      <w:lvlJc w:val="left"/>
+      <w:pPr>
+        <w:tabs>
+          <w:tab w:val="num" w:pos="2160"/>
+        </w:tabs>
+        <w:ind w:left="2160" w:hanging="360"/>
+      </w:pPr>
+    </w:lvl>
+    <w:lvl w:ilvl="3" w:tentative="1">
+      <w:start w:val="1"/>
+      <w:numFmt w:val="decimal"/>
+      <w:lvlText w:val="%4."/>
+      <w:lvlJc w:val="left"/>
+      <w:pPr>
+        <w:tabs>
+          <w:tab w:val="num" w:pos="2880"/>
+        </w:tabs>
+        <w:ind w:left="2880" w:hanging="360"/>
+      </w:pPr>
+    </w:lvl>
+    <w:lvl w:ilvl="4" w:tentative="1">
+      <w:start w:val="1"/>
+      <w:numFmt w:val="decimal"/>
+      <w:lvlText w:val="%5."/>
+      <w:lvlJc w:val="left"/>
+      <w:pPr>
+        <w:tabs>
+          <w:tab w:val="num" w:pos="3600"/>
+        </w:tabs>
+        <w:ind w:left="3600" w:hanging="360"/>
+      </w:pPr>
+    </w:lvl>
+    <w:lvl w:ilvl="5" w:tentative="1">
+      <w:start w:val="1"/>
+      <w:numFmt w:val="decimal"/>
+      <w:lvlText w:val="%6."/>
+      <w:lvlJc w:val="left"/>
+      <w:pPr>
+        <w:tabs>
+          <w:tab w:val="num" w:pos="4320"/>
+        </w:tabs>
+        <w:ind w:left="4320" w:hanging="360"/>
+      </w:pPr>
+    </w:lvl>
+    <w:lvl w:ilvl="6" w:tentative="1">
+      <w:start w:val="1"/>
+      <w:numFmt w:val="decimal"/>
+      <w:lvlText w:val="%7."/>
+      <w:lvlJc w:val="left"/>
+      <w:pPr>
+        <w:tabs>
+          <w:tab w:val="num" w:pos="5040"/>
+        </w:tabs>
+        <w:ind w:left="5040" w:hanging="360"/>
+      </w:pPr>
+    </w:lvl>
+    <w:lvl w:ilvl="7" w:tentative="1">
+      <w:start w:val="1"/>
+      <w:numFmt w:val="decimal"/>
+      <w:lvlText w:val="%8."/>
+      <w:lvlJc w:val="left"/>
+      <w:pPr>
+        <w:tabs>
+          <w:tab w:val="num" w:pos="5760"/>
+        </w:tabs>
+        <w:ind w:left="5760" w:hanging="360"/>
+      </w:pPr>
+    </w:lvl>
+    <w:lvl w:ilvl="8" w:tentative="1">
+      <w:start w:val="1"/>
+      <w:numFmt w:val="decimal"/>
+      <w:lvlText w:val="%9."/>
+      <w:lvlJc w:val="left"/>
+      <w:pPr>
+        <w:tabs>
+          <w:tab w:val="num" w:pos="6480"/>
+        </w:tabs>
+        <w:ind w:left="6480" w:hanging="360"/>
+      </w:pPr>
+    </w:lvl>
+  </w:abstractNum>
+  <w:abstractNum w:abstractNumId="33" w15:restartNumberingAfterBreak="0">
+    <w:nsid w:val="5BAC26F1"/>
+    <w:multiLevelType w:val="multilevel"/>
+    <w:tmpl w:val="647C7E04"/>
+    <w:lvl w:ilvl="0">
+      <w:start w:val="1"/>
+      <w:numFmt w:val="bullet"/>
+      <w:lvlText w:val=""/>
+      <w:lvlJc w:val="left"/>
+      <w:pPr>
+        <w:tabs>
+          <w:tab w:val="num" w:pos="720"/>
+        </w:tabs>
+        <w:ind w:left="720" w:hanging="360"/>
+      </w:pPr>
+      <w:rPr>
+        <w:rFonts w:ascii="Symbol" w:hAnsi="Symbol" w:hint="default"/>
+        <w:sz w:val="20"/>
+      </w:rPr>
+    </w:lvl>
+    <w:lvl w:ilvl="1" w:tentative="1">
+      <w:start w:val="1"/>
+      <w:numFmt w:val="bullet"/>
+      <w:lvlText w:val="o"/>
+      <w:lvlJc w:val="left"/>
+      <w:pPr>
+        <w:tabs>
+          <w:tab w:val="num" w:pos="1440"/>
+        </w:tabs>
+        <w:ind w:left="1440" w:hanging="360"/>
+      </w:pPr>
+      <w:rPr>
+        <w:rFonts w:ascii="Courier New" w:hAnsi="Courier New" w:hint="default"/>
+        <w:sz w:val="20"/>
+      </w:rPr>
+    </w:lvl>
+    <w:lvl w:ilvl="2" w:tentative="1">
+      <w:start w:val="1"/>
+      <w:numFmt w:val="bullet"/>
+      <w:lvlText w:val=""/>
+      <w:lvlJc w:val="left"/>
+      <w:pPr>
+        <w:tabs>
+          <w:tab w:val="num" w:pos="2160"/>
+        </w:tabs>
+        <w:ind w:left="2160" w:hanging="360"/>
+      </w:pPr>
+      <w:rPr>
+        <w:rFonts w:ascii="Wingdings" w:hAnsi="Wingdings" w:hint="default"/>
+        <w:sz w:val="20"/>
+      </w:rPr>
+    </w:lvl>
+    <w:lvl w:ilvl="3" w:tentative="1">
+      <w:start w:val="1"/>
+      <w:numFmt w:val="bullet"/>
+      <w:lvlText w:val=""/>
+      <w:lvlJc w:val="left"/>
+      <w:pPr>
+        <w:tabs>
+          <w:tab w:val="num" w:pos="2880"/>
+        </w:tabs>
+        <w:ind w:left="2880" w:hanging="360"/>
+      </w:pPr>
+      <w:rPr>
+        <w:rFonts w:ascii="Wingdings" w:hAnsi="Wingdings" w:hint="default"/>
+        <w:sz w:val="20"/>
+      </w:rPr>
+    </w:lvl>
+    <w:lvl w:ilvl="4" w:tentative="1">
+      <w:start w:val="1"/>
+      <w:numFmt w:val="bullet"/>
+      <w:lvlText w:val=""/>
+      <w:lvlJc w:val="left"/>
+      <w:pPr>
+        <w:tabs>
+          <w:tab w:val="num" w:pos="3600"/>
+        </w:tabs>
+        <w:ind w:left="3600" w:hanging="360"/>
+      </w:pPr>
+      <w:rPr>
+        <w:rFonts w:ascii="Wingdings" w:hAnsi="Wingdings" w:hint="default"/>
+        <w:sz w:val="20"/>
+      </w:rPr>
+    </w:lvl>
+    <w:lvl w:ilvl="5" w:tentative="1">
+      <w:start w:val="1"/>
+      <w:numFmt w:val="bullet"/>
+      <w:lvlText w:val=""/>
+      <w:lvlJc w:val="left"/>
+      <w:pPr>
+        <w:tabs>
+          <w:tab w:val="num" w:pos="4320"/>
+        </w:tabs>
+        <w:ind w:left="4320" w:hanging="360"/>
+      </w:pPr>
+      <w:rPr>
+        <w:rFonts w:ascii="Wingdings" w:hAnsi="Wingdings" w:hint="default"/>
+        <w:sz w:val="20"/>
+      </w:rPr>
+    </w:lvl>
+    <w:lvl w:ilvl="6" w:tentative="1">
+      <w:start w:val="1"/>
+      <w:numFmt w:val="bullet"/>
+      <w:lvlText w:val=""/>
+      <w:lvlJc w:val="left"/>
+      <w:pPr>
+        <w:tabs>
+          <w:tab w:val="num" w:pos="5040"/>
+        </w:tabs>
+        <w:ind w:left="5040" w:hanging="360"/>
+      </w:pPr>
+      <w:rPr>
+        <w:rFonts w:ascii="Wingdings" w:hAnsi="Wingdings" w:hint="default"/>
+        <w:sz w:val="20"/>
+      </w:rPr>
+    </w:lvl>
+    <w:lvl w:ilvl="7" w:tentative="1">
+      <w:start w:val="1"/>
+      <w:numFmt w:val="bullet"/>
+      <w:lvlText w:val=""/>
+      <w:lvlJc w:val="left"/>
+      <w:pPr>
+        <w:tabs>
+          <w:tab w:val="num" w:pos="5760"/>
+        </w:tabs>
+        <w:ind w:left="5760" w:hanging="360"/>
+      </w:pPr>
+      <w:rPr>
+        <w:rFonts w:ascii="Wingdings" w:hAnsi="Wingdings" w:hint="default"/>
+        <w:sz w:val="20"/>
+      </w:rPr>
+    </w:lvl>
+    <w:lvl w:ilvl="8" w:tentative="1">
+      <w:start w:val="1"/>
+      <w:numFmt w:val="bullet"/>
+      <w:lvlText w:val=""/>
+      <w:lvlJc w:val="left"/>
+      <w:pPr>
+        <w:tabs>
+          <w:tab w:val="num" w:pos="6480"/>
+        </w:tabs>
+        <w:ind w:left="6480" w:hanging="360"/>
+      </w:pPr>
+      <w:rPr>
+        <w:rFonts w:ascii="Wingdings" w:hAnsi="Wingdings" w:hint="default"/>
+        <w:sz w:val="20"/>
+      </w:rPr>
+    </w:lvl>
+  </w:abstractNum>
+  <w:abstractNum w:abstractNumId="34" w15:restartNumberingAfterBreak="0">
+    <w:nsid w:val="5D292759"/>
+    <w:multiLevelType w:val="multilevel"/>
+    <w:tmpl w:val="6FE419AC"/>
+    <w:lvl w:ilvl="0">
+      <w:start w:val="1"/>
+      <w:numFmt w:val="bullet"/>
+      <w:lvlText w:val=""/>
+      <w:lvlJc w:val="left"/>
+      <w:pPr>
+        <w:tabs>
+          <w:tab w:val="num" w:pos="720"/>
+        </w:tabs>
+        <w:ind w:left="720" w:hanging="360"/>
+      </w:pPr>
+      <w:rPr>
+        <w:rFonts w:ascii="Symbol" w:hAnsi="Symbol" w:hint="default"/>
+        <w:sz w:val="20"/>
+      </w:rPr>
+    </w:lvl>
+    <w:lvl w:ilvl="1" w:tentative="1">
+      <w:start w:val="1"/>
+      <w:numFmt w:val="bullet"/>
+      <w:lvlText w:val="o"/>
+      <w:lvlJc w:val="left"/>
+      <w:pPr>
+        <w:tabs>
+          <w:tab w:val="num" w:pos="1440"/>
+        </w:tabs>
+        <w:ind w:left="1440" w:hanging="360"/>
+      </w:pPr>
+      <w:rPr>
+        <w:rFonts w:ascii="Courier New" w:hAnsi="Courier New" w:hint="default"/>
+        <w:sz w:val="20"/>
+      </w:rPr>
+    </w:lvl>
+    <w:lvl w:ilvl="2" w:tentative="1">
+      <w:start w:val="1"/>
+      <w:numFmt w:val="bullet"/>
+      <w:lvlText w:val=""/>
+      <w:lvlJc w:val="left"/>
+      <w:pPr>
+        <w:tabs>
+          <w:tab w:val="num" w:pos="2160"/>
+        </w:tabs>
+        <w:ind w:left="2160" w:hanging="360"/>
+      </w:pPr>
+      <w:rPr>
+        <w:rFonts w:ascii="Wingdings" w:hAnsi="Wingdings" w:hint="default"/>
+        <w:sz w:val="20"/>
+      </w:rPr>
+    </w:lvl>
+    <w:lvl w:ilvl="3" w:tentative="1">
+      <w:start w:val="1"/>
+      <w:numFmt w:val="bullet"/>
+      <w:lvlText w:val=""/>
+      <w:lvlJc w:val="left"/>
+      <w:pPr>
+        <w:tabs>
+          <w:tab w:val="num" w:pos="2880"/>
+        </w:tabs>
+        <w:ind w:left="2880" w:hanging="360"/>
+      </w:pPr>
+      <w:rPr>
+        <w:rFonts w:ascii="Wingdings" w:hAnsi="Wingdings" w:hint="default"/>
+        <w:sz w:val="20"/>
+      </w:rPr>
+    </w:lvl>
+    <w:lvl w:ilvl="4" w:tentative="1">
+      <w:start w:val="1"/>
+      <w:numFmt w:val="bullet"/>
+      <w:lvlText w:val=""/>
+      <w:lvlJc w:val="left"/>
+      <w:pPr>
+        <w:tabs>
+          <w:tab w:val="num" w:pos="3600"/>
+        </w:tabs>
+        <w:ind w:left="3600" w:hanging="360"/>
+      </w:pPr>
+      <w:rPr>
+        <w:rFonts w:ascii="Wingdings" w:hAnsi="Wingdings" w:hint="default"/>
+        <w:sz w:val="20"/>
+      </w:rPr>
+    </w:lvl>
+    <w:lvl w:ilvl="5" w:tentative="1">
+      <w:start w:val="1"/>
+      <w:numFmt w:val="bullet"/>
+      <w:lvlText w:val=""/>
+      <w:lvlJc w:val="left"/>
+      <w:pPr>
+        <w:tabs>
+          <w:tab w:val="num" w:pos="4320"/>
+        </w:tabs>
+        <w:ind w:left="4320" w:hanging="360"/>
+      </w:pPr>
+      <w:rPr>
+        <w:rFonts w:ascii="Wingdings" w:hAnsi="Wingdings" w:hint="default"/>
+        <w:sz w:val="20"/>
+      </w:rPr>
+    </w:lvl>
+    <w:lvl w:ilvl="6" w:tentative="1">
+      <w:start w:val="1"/>
+      <w:numFmt w:val="bullet"/>
+      <w:lvlText w:val=""/>
+      <w:lvlJc w:val="left"/>
+      <w:pPr>
+        <w:tabs>
+          <w:tab w:val="num" w:pos="5040"/>
+        </w:tabs>
+        <w:ind w:left="5040" w:hanging="360"/>
+      </w:pPr>
+      <w:rPr>
+        <w:rFonts w:ascii="Wingdings" w:hAnsi="Wingdings" w:hint="default"/>
+        <w:sz w:val="20"/>
+      </w:rPr>
+    </w:lvl>
+    <w:lvl w:ilvl="7" w:tentative="1">
+      <w:start w:val="1"/>
+      <w:numFmt w:val="bullet"/>
+      <w:lvlText w:val=""/>
+      <w:lvlJc w:val="left"/>
+      <w:pPr>
+        <w:tabs>
+          <w:tab w:val="num" w:pos="5760"/>
+        </w:tabs>
+        <w:ind w:left="5760" w:hanging="360"/>
+      </w:pPr>
+      <w:rPr>
+        <w:rFonts w:ascii="Wingdings" w:hAnsi="Wingdings" w:hint="default"/>
+        <w:sz w:val="20"/>
+      </w:rPr>
+    </w:lvl>
+    <w:lvl w:ilvl="8" w:tentative="1">
+      <w:start w:val="1"/>
+      <w:numFmt w:val="bullet"/>
+      <w:lvlText w:val=""/>
+      <w:lvlJc w:val="left"/>
+      <w:pPr>
+        <w:tabs>
+          <w:tab w:val="num" w:pos="6480"/>
+        </w:tabs>
+        <w:ind w:left="6480" w:hanging="360"/>
+      </w:pPr>
+      <w:rPr>
+        <w:rFonts w:ascii="Wingdings" w:hAnsi="Wingdings" w:hint="default"/>
+        <w:sz w:val="20"/>
+      </w:rPr>
+    </w:lvl>
+  </w:abstractNum>
+  <w:abstractNum w:abstractNumId="35" w15:restartNumberingAfterBreak="0">
     <w:nsid w:val="5FF17C1C"/>
     <w:multiLevelType w:val="multilevel"/>
     <w:tmpl w:val="3E50FCA6"/>
@@ -4440,7 +6817,418 @@
       </w:rPr>
     </w:lvl>
   </w:abstractNum>
-  <w:abstractNum w:abstractNumId="20" w15:restartNumberingAfterBreak="0">
+  <w:abstractNum w:abstractNumId="36" w15:restartNumberingAfterBreak="0">
+    <w:nsid w:val="62521C75"/>
+    <w:multiLevelType w:val="multilevel"/>
+    <w:tmpl w:val="DE7E1934"/>
+    <w:lvl w:ilvl="0">
+      <w:start w:val="1"/>
+      <w:numFmt w:val="bullet"/>
+      <w:lvlText w:val=""/>
+      <w:lvlJc w:val="left"/>
+      <w:pPr>
+        <w:tabs>
+          <w:tab w:val="num" w:pos="720"/>
+        </w:tabs>
+        <w:ind w:left="720" w:hanging="360"/>
+      </w:pPr>
+      <w:rPr>
+        <w:rFonts w:ascii="Symbol" w:hAnsi="Symbol" w:hint="default"/>
+        <w:sz w:val="20"/>
+      </w:rPr>
+    </w:lvl>
+    <w:lvl w:ilvl="1" w:tentative="1">
+      <w:start w:val="1"/>
+      <w:numFmt w:val="bullet"/>
+      <w:lvlText w:val="o"/>
+      <w:lvlJc w:val="left"/>
+      <w:pPr>
+        <w:tabs>
+          <w:tab w:val="num" w:pos="1440"/>
+        </w:tabs>
+        <w:ind w:left="1440" w:hanging="360"/>
+      </w:pPr>
+      <w:rPr>
+        <w:rFonts w:ascii="Courier New" w:hAnsi="Courier New" w:hint="default"/>
+        <w:sz w:val="20"/>
+      </w:rPr>
+    </w:lvl>
+    <w:lvl w:ilvl="2" w:tentative="1">
+      <w:start w:val="1"/>
+      <w:numFmt w:val="bullet"/>
+      <w:lvlText w:val=""/>
+      <w:lvlJc w:val="left"/>
+      <w:pPr>
+        <w:tabs>
+          <w:tab w:val="num" w:pos="2160"/>
+        </w:tabs>
+        <w:ind w:left="2160" w:hanging="360"/>
+      </w:pPr>
+      <w:rPr>
+        <w:rFonts w:ascii="Wingdings" w:hAnsi="Wingdings" w:hint="default"/>
+        <w:sz w:val="20"/>
+      </w:rPr>
+    </w:lvl>
+    <w:lvl w:ilvl="3" w:tentative="1">
+      <w:start w:val="1"/>
+      <w:numFmt w:val="bullet"/>
+      <w:lvlText w:val=""/>
+      <w:lvlJc w:val="left"/>
+      <w:pPr>
+        <w:tabs>
+          <w:tab w:val="num" w:pos="2880"/>
+        </w:tabs>
+        <w:ind w:left="2880" w:hanging="360"/>
+      </w:pPr>
+      <w:rPr>
+        <w:rFonts w:ascii="Wingdings" w:hAnsi="Wingdings" w:hint="default"/>
+        <w:sz w:val="20"/>
+      </w:rPr>
+    </w:lvl>
+    <w:lvl w:ilvl="4" w:tentative="1">
+      <w:start w:val="1"/>
+      <w:numFmt w:val="bullet"/>
+      <w:lvlText w:val=""/>
+      <w:lvlJc w:val="left"/>
+      <w:pPr>
+        <w:tabs>
+          <w:tab w:val="num" w:pos="3600"/>
+        </w:tabs>
+        <w:ind w:left="3600" w:hanging="360"/>
+      </w:pPr>
+      <w:rPr>
+        <w:rFonts w:ascii="Wingdings" w:hAnsi="Wingdings" w:hint="default"/>
+        <w:sz w:val="20"/>
+      </w:rPr>
+    </w:lvl>
+    <w:lvl w:ilvl="5" w:tentative="1">
+      <w:start w:val="1"/>
+      <w:numFmt w:val="bullet"/>
+      <w:lvlText w:val=""/>
+      <w:lvlJc w:val="left"/>
+      <w:pPr>
+        <w:tabs>
+          <w:tab w:val="num" w:pos="4320"/>
+        </w:tabs>
+        <w:ind w:left="4320" w:hanging="360"/>
+      </w:pPr>
+      <w:rPr>
+        <w:rFonts w:ascii="Wingdings" w:hAnsi="Wingdings" w:hint="default"/>
+        <w:sz w:val="20"/>
+      </w:rPr>
+    </w:lvl>
+    <w:lvl w:ilvl="6" w:tentative="1">
+      <w:start w:val="1"/>
+      <w:numFmt w:val="bullet"/>
+      <w:lvlText w:val=""/>
+      <w:lvlJc w:val="left"/>
+      <w:pPr>
+        <w:tabs>
+          <w:tab w:val="num" w:pos="5040"/>
+        </w:tabs>
+        <w:ind w:left="5040" w:hanging="360"/>
+      </w:pPr>
+      <w:rPr>
+        <w:rFonts w:ascii="Wingdings" w:hAnsi="Wingdings" w:hint="default"/>
+        <w:sz w:val="20"/>
+      </w:rPr>
+    </w:lvl>
+    <w:lvl w:ilvl="7" w:tentative="1">
+      <w:start w:val="1"/>
+      <w:numFmt w:val="bullet"/>
+      <w:lvlText w:val=""/>
+      <w:lvlJc w:val="left"/>
+      <w:pPr>
+        <w:tabs>
+          <w:tab w:val="num" w:pos="5760"/>
+        </w:tabs>
+        <w:ind w:left="5760" w:hanging="360"/>
+      </w:pPr>
+      <w:rPr>
+        <w:rFonts w:ascii="Wingdings" w:hAnsi="Wingdings" w:hint="default"/>
+        <w:sz w:val="20"/>
+      </w:rPr>
+    </w:lvl>
+    <w:lvl w:ilvl="8" w:tentative="1">
+      <w:start w:val="1"/>
+      <w:numFmt w:val="bullet"/>
+      <w:lvlText w:val=""/>
+      <w:lvlJc w:val="left"/>
+      <w:pPr>
+        <w:tabs>
+          <w:tab w:val="num" w:pos="6480"/>
+        </w:tabs>
+        <w:ind w:left="6480" w:hanging="360"/>
+      </w:pPr>
+      <w:rPr>
+        <w:rFonts w:ascii="Wingdings" w:hAnsi="Wingdings" w:hint="default"/>
+        <w:sz w:val="20"/>
+      </w:rPr>
+    </w:lvl>
+  </w:abstractNum>
+  <w:abstractNum w:abstractNumId="37" w15:restartNumberingAfterBreak="0">
+    <w:nsid w:val="68A1403A"/>
+    <w:multiLevelType w:val="multilevel"/>
+    <w:tmpl w:val="85BABA08"/>
+    <w:lvl w:ilvl="0">
+      <w:start w:val="1"/>
+      <w:numFmt w:val="bullet"/>
+      <w:lvlText w:val=""/>
+      <w:lvlJc w:val="left"/>
+      <w:pPr>
+        <w:tabs>
+          <w:tab w:val="num" w:pos="720"/>
+        </w:tabs>
+        <w:ind w:left="720" w:hanging="360"/>
+      </w:pPr>
+      <w:rPr>
+        <w:rFonts w:ascii="Symbol" w:hAnsi="Symbol" w:hint="default"/>
+        <w:sz w:val="20"/>
+      </w:rPr>
+    </w:lvl>
+    <w:lvl w:ilvl="1" w:tentative="1">
+      <w:start w:val="1"/>
+      <w:numFmt w:val="bullet"/>
+      <w:lvlText w:val="o"/>
+      <w:lvlJc w:val="left"/>
+      <w:pPr>
+        <w:tabs>
+          <w:tab w:val="num" w:pos="1440"/>
+        </w:tabs>
+        <w:ind w:left="1440" w:hanging="360"/>
+      </w:pPr>
+      <w:rPr>
+        <w:rFonts w:ascii="Courier New" w:hAnsi="Courier New" w:hint="default"/>
+        <w:sz w:val="20"/>
+      </w:rPr>
+    </w:lvl>
+    <w:lvl w:ilvl="2" w:tentative="1">
+      <w:start w:val="1"/>
+      <w:numFmt w:val="bullet"/>
+      <w:lvlText w:val=""/>
+      <w:lvlJc w:val="left"/>
+      <w:pPr>
+        <w:tabs>
+          <w:tab w:val="num" w:pos="2160"/>
+        </w:tabs>
+        <w:ind w:left="2160" w:hanging="360"/>
+      </w:pPr>
+      <w:rPr>
+        <w:rFonts w:ascii="Wingdings" w:hAnsi="Wingdings" w:hint="default"/>
+        <w:sz w:val="20"/>
+      </w:rPr>
+    </w:lvl>
+    <w:lvl w:ilvl="3" w:tentative="1">
+      <w:start w:val="1"/>
+      <w:numFmt w:val="bullet"/>
+      <w:lvlText w:val=""/>
+      <w:lvlJc w:val="left"/>
+      <w:pPr>
+        <w:tabs>
+          <w:tab w:val="num" w:pos="2880"/>
+        </w:tabs>
+        <w:ind w:left="2880" w:hanging="360"/>
+      </w:pPr>
+      <w:rPr>
+        <w:rFonts w:ascii="Wingdings" w:hAnsi="Wingdings" w:hint="default"/>
+        <w:sz w:val="20"/>
+      </w:rPr>
+    </w:lvl>
+    <w:lvl w:ilvl="4" w:tentative="1">
+      <w:start w:val="1"/>
+      <w:numFmt w:val="bullet"/>
+      <w:lvlText w:val=""/>
+      <w:lvlJc w:val="left"/>
+      <w:pPr>
+        <w:tabs>
+          <w:tab w:val="num" w:pos="3600"/>
+        </w:tabs>
+        <w:ind w:left="3600" w:hanging="360"/>
+      </w:pPr>
+      <w:rPr>
+        <w:rFonts w:ascii="Wingdings" w:hAnsi="Wingdings" w:hint="default"/>
+        <w:sz w:val="20"/>
+      </w:rPr>
+    </w:lvl>
+    <w:lvl w:ilvl="5" w:tentative="1">
+      <w:start w:val="1"/>
+      <w:numFmt w:val="bullet"/>
+      <w:lvlText w:val=""/>
+      <w:lvlJc w:val="left"/>
+      <w:pPr>
+        <w:tabs>
+          <w:tab w:val="num" w:pos="4320"/>
+        </w:tabs>
+        <w:ind w:left="4320" w:hanging="360"/>
+      </w:pPr>
+      <w:rPr>
+        <w:rFonts w:ascii="Wingdings" w:hAnsi="Wingdings" w:hint="default"/>
+        <w:sz w:val="20"/>
+      </w:rPr>
+    </w:lvl>
+    <w:lvl w:ilvl="6" w:tentative="1">
+      <w:start w:val="1"/>
+      <w:numFmt w:val="bullet"/>
+      <w:lvlText w:val=""/>
+      <w:lvlJc w:val="left"/>
+      <w:pPr>
+        <w:tabs>
+          <w:tab w:val="num" w:pos="5040"/>
+        </w:tabs>
+        <w:ind w:left="5040" w:hanging="360"/>
+      </w:pPr>
+      <w:rPr>
+        <w:rFonts w:ascii="Wingdings" w:hAnsi="Wingdings" w:hint="default"/>
+        <w:sz w:val="20"/>
+      </w:rPr>
+    </w:lvl>
+    <w:lvl w:ilvl="7" w:tentative="1">
+      <w:start w:val="1"/>
+      <w:numFmt w:val="bullet"/>
+      <w:lvlText w:val=""/>
+      <w:lvlJc w:val="left"/>
+      <w:pPr>
+        <w:tabs>
+          <w:tab w:val="num" w:pos="5760"/>
+        </w:tabs>
+        <w:ind w:left="5760" w:hanging="360"/>
+      </w:pPr>
+      <w:rPr>
+        <w:rFonts w:ascii="Wingdings" w:hAnsi="Wingdings" w:hint="default"/>
+        <w:sz w:val="20"/>
+      </w:rPr>
+    </w:lvl>
+    <w:lvl w:ilvl="8" w:tentative="1">
+      <w:start w:val="1"/>
+      <w:numFmt w:val="bullet"/>
+      <w:lvlText w:val=""/>
+      <w:lvlJc w:val="left"/>
+      <w:pPr>
+        <w:tabs>
+          <w:tab w:val="num" w:pos="6480"/>
+        </w:tabs>
+        <w:ind w:left="6480" w:hanging="360"/>
+      </w:pPr>
+      <w:rPr>
+        <w:rFonts w:ascii="Wingdings" w:hAnsi="Wingdings" w:hint="default"/>
+        <w:sz w:val="20"/>
+      </w:rPr>
+    </w:lvl>
+  </w:abstractNum>
+  <w:abstractNum w:abstractNumId="38" w15:restartNumberingAfterBreak="0">
+    <w:nsid w:val="6AF46768"/>
+    <w:multiLevelType w:val="multilevel"/>
+    <w:tmpl w:val="A91E8B8C"/>
+    <w:lvl w:ilvl="0">
+      <w:start w:val="1"/>
+      <w:numFmt w:val="decimal"/>
+      <w:lvlText w:val="%1."/>
+      <w:lvlJc w:val="left"/>
+      <w:pPr>
+        <w:tabs>
+          <w:tab w:val="num" w:pos="720"/>
+        </w:tabs>
+        <w:ind w:left="720" w:hanging="360"/>
+      </w:pPr>
+    </w:lvl>
+    <w:lvl w:ilvl="1" w:tentative="1">
+      <w:start w:val="1"/>
+      <w:numFmt w:val="decimal"/>
+      <w:lvlText w:val="%2."/>
+      <w:lvlJc w:val="left"/>
+      <w:pPr>
+        <w:tabs>
+          <w:tab w:val="num" w:pos="1440"/>
+        </w:tabs>
+        <w:ind w:left="1440" w:hanging="360"/>
+      </w:pPr>
+    </w:lvl>
+    <w:lvl w:ilvl="2" w:tentative="1">
+      <w:start w:val="1"/>
+      <w:numFmt w:val="decimal"/>
+      <w:lvlText w:val="%3."/>
+      <w:lvlJc w:val="left"/>
+      <w:pPr>
+        <w:tabs>
+          <w:tab w:val="num" w:pos="2160"/>
+        </w:tabs>
+        <w:ind w:left="2160" w:hanging="360"/>
+      </w:pPr>
+    </w:lvl>
+    <w:lvl w:ilvl="3" w:tentative="1">
+      <w:start w:val="1"/>
+      <w:numFmt w:val="decimal"/>
+      <w:lvlText w:val="%4."/>
+      <w:lvlJc w:val="left"/>
+      <w:pPr>
+        <w:tabs>
+          <w:tab w:val="num" w:pos="2880"/>
+        </w:tabs>
+        <w:ind w:left="2880" w:hanging="360"/>
+      </w:pPr>
+    </w:lvl>
+    <w:lvl w:ilvl="4" w:tentative="1">
+      <w:start w:val="1"/>
+      <w:numFmt w:val="decimal"/>
+      <w:lvlText w:val="%5."/>
+      <w:lvlJc w:val="left"/>
+      <w:pPr>
+        <w:tabs>
+          <w:tab w:val="num" w:pos="3600"/>
+        </w:tabs>
+        <w:ind w:left="3600" w:hanging="360"/>
+      </w:pPr>
+    </w:lvl>
+    <w:lvl w:ilvl="5" w:tentative="1">
+      <w:start w:val="1"/>
+      <w:numFmt w:val="decimal"/>
+      <w:lvlText w:val="%6."/>
+      <w:lvlJc w:val="left"/>
+      <w:pPr>
+        <w:tabs>
+          <w:tab w:val="num" w:pos="4320"/>
+        </w:tabs>
+        <w:ind w:left="4320" w:hanging="360"/>
+      </w:pPr>
+    </w:lvl>
+    <w:lvl w:ilvl="6" w:tentative="1">
+      <w:start w:val="1"/>
+      <w:numFmt w:val="decimal"/>
+      <w:lvlText w:val="%7."/>
+      <w:lvlJc w:val="left"/>
+      <w:pPr>
+        <w:tabs>
+          <w:tab w:val="num" w:pos="5040"/>
+        </w:tabs>
+        <w:ind w:left="5040" w:hanging="360"/>
+      </w:pPr>
+    </w:lvl>
+    <w:lvl w:ilvl="7" w:tentative="1">
+      <w:start w:val="1"/>
+      <w:numFmt w:val="decimal"/>
+      <w:lvlText w:val="%8."/>
+      <w:lvlJc w:val="left"/>
+      <w:pPr>
+        <w:tabs>
+          <w:tab w:val="num" w:pos="5760"/>
+        </w:tabs>
+        <w:ind w:left="5760" w:hanging="360"/>
+      </w:pPr>
+    </w:lvl>
+    <w:lvl w:ilvl="8" w:tentative="1">
+      <w:start w:val="1"/>
+      <w:numFmt w:val="decimal"/>
+      <w:lvlText w:val="%9."/>
+      <w:lvlJc w:val="left"/>
+      <w:pPr>
+        <w:tabs>
+          <w:tab w:val="num" w:pos="6480"/>
+        </w:tabs>
+        <w:ind w:left="6480" w:hanging="360"/>
+      </w:pPr>
+    </w:lvl>
+  </w:abstractNum>
+  <w:abstractNum w:abstractNumId="39" w15:restartNumberingAfterBreak="0">
     <w:nsid w:val="6D8B4650"/>
     <w:multiLevelType w:val="multilevel"/>
     <w:tmpl w:val="7F882A34"/>
@@ -4553,7 +7341,531 @@
       </w:pPr>
     </w:lvl>
   </w:abstractNum>
-  <w:abstractNum w:abstractNumId="21" w15:restartNumberingAfterBreak="0">
+  <w:abstractNum w:abstractNumId="40" w15:restartNumberingAfterBreak="0">
+    <w:nsid w:val="71771F6D"/>
+    <w:multiLevelType w:val="multilevel"/>
+    <w:tmpl w:val="8340A26E"/>
+    <w:lvl w:ilvl="0">
+      <w:start w:val="1"/>
+      <w:numFmt w:val="decimal"/>
+      <w:lvlText w:val="%1."/>
+      <w:lvlJc w:val="left"/>
+      <w:pPr>
+        <w:tabs>
+          <w:tab w:val="num" w:pos="720"/>
+        </w:tabs>
+        <w:ind w:left="720" w:hanging="360"/>
+      </w:pPr>
+    </w:lvl>
+    <w:lvl w:ilvl="1" w:tentative="1">
+      <w:start w:val="1"/>
+      <w:numFmt w:val="decimal"/>
+      <w:lvlText w:val="%2."/>
+      <w:lvlJc w:val="left"/>
+      <w:pPr>
+        <w:tabs>
+          <w:tab w:val="num" w:pos="1440"/>
+        </w:tabs>
+        <w:ind w:left="1440" w:hanging="360"/>
+      </w:pPr>
+    </w:lvl>
+    <w:lvl w:ilvl="2" w:tentative="1">
+      <w:start w:val="1"/>
+      <w:numFmt w:val="decimal"/>
+      <w:lvlText w:val="%3."/>
+      <w:lvlJc w:val="left"/>
+      <w:pPr>
+        <w:tabs>
+          <w:tab w:val="num" w:pos="2160"/>
+        </w:tabs>
+        <w:ind w:left="2160" w:hanging="360"/>
+      </w:pPr>
+    </w:lvl>
+    <w:lvl w:ilvl="3" w:tentative="1">
+      <w:start w:val="1"/>
+      <w:numFmt w:val="decimal"/>
+      <w:lvlText w:val="%4."/>
+      <w:lvlJc w:val="left"/>
+      <w:pPr>
+        <w:tabs>
+          <w:tab w:val="num" w:pos="2880"/>
+        </w:tabs>
+        <w:ind w:left="2880" w:hanging="360"/>
+      </w:pPr>
+    </w:lvl>
+    <w:lvl w:ilvl="4" w:tentative="1">
+      <w:start w:val="1"/>
+      <w:numFmt w:val="decimal"/>
+      <w:lvlText w:val="%5."/>
+      <w:lvlJc w:val="left"/>
+      <w:pPr>
+        <w:tabs>
+          <w:tab w:val="num" w:pos="3600"/>
+        </w:tabs>
+        <w:ind w:left="3600" w:hanging="360"/>
+      </w:pPr>
+    </w:lvl>
+    <w:lvl w:ilvl="5" w:tentative="1">
+      <w:start w:val="1"/>
+      <w:numFmt w:val="decimal"/>
+      <w:lvlText w:val="%6."/>
+      <w:lvlJc w:val="left"/>
+      <w:pPr>
+        <w:tabs>
+          <w:tab w:val="num" w:pos="4320"/>
+        </w:tabs>
+        <w:ind w:left="4320" w:hanging="360"/>
+      </w:pPr>
+    </w:lvl>
+    <w:lvl w:ilvl="6" w:tentative="1">
+      <w:start w:val="1"/>
+      <w:numFmt w:val="decimal"/>
+      <w:lvlText w:val="%7."/>
+      <w:lvlJc w:val="left"/>
+      <w:pPr>
+        <w:tabs>
+          <w:tab w:val="num" w:pos="5040"/>
+        </w:tabs>
+        <w:ind w:left="5040" w:hanging="360"/>
+      </w:pPr>
+    </w:lvl>
+    <w:lvl w:ilvl="7" w:tentative="1">
+      <w:start w:val="1"/>
+      <w:numFmt w:val="decimal"/>
+      <w:lvlText w:val="%8."/>
+      <w:lvlJc w:val="left"/>
+      <w:pPr>
+        <w:tabs>
+          <w:tab w:val="num" w:pos="5760"/>
+        </w:tabs>
+        <w:ind w:left="5760" w:hanging="360"/>
+      </w:pPr>
+    </w:lvl>
+    <w:lvl w:ilvl="8" w:tentative="1">
+      <w:start w:val="1"/>
+      <w:numFmt w:val="decimal"/>
+      <w:lvlText w:val="%9."/>
+      <w:lvlJc w:val="left"/>
+      <w:pPr>
+        <w:tabs>
+          <w:tab w:val="num" w:pos="6480"/>
+        </w:tabs>
+        <w:ind w:left="6480" w:hanging="360"/>
+      </w:pPr>
+    </w:lvl>
+  </w:abstractNum>
+  <w:abstractNum w:abstractNumId="41" w15:restartNumberingAfterBreak="0">
+    <w:nsid w:val="726F5539"/>
+    <w:multiLevelType w:val="multilevel"/>
+    <w:tmpl w:val="46720274"/>
+    <w:lvl w:ilvl="0">
+      <w:start w:val="1"/>
+      <w:numFmt w:val="decimal"/>
+      <w:lvlText w:val="%1."/>
+      <w:lvlJc w:val="left"/>
+      <w:pPr>
+        <w:tabs>
+          <w:tab w:val="num" w:pos="720"/>
+        </w:tabs>
+        <w:ind w:left="720" w:hanging="360"/>
+      </w:pPr>
+    </w:lvl>
+    <w:lvl w:ilvl="1" w:tentative="1">
+      <w:start w:val="1"/>
+      <w:numFmt w:val="decimal"/>
+      <w:lvlText w:val="%2."/>
+      <w:lvlJc w:val="left"/>
+      <w:pPr>
+        <w:tabs>
+          <w:tab w:val="num" w:pos="1440"/>
+        </w:tabs>
+        <w:ind w:left="1440" w:hanging="360"/>
+      </w:pPr>
+    </w:lvl>
+    <w:lvl w:ilvl="2" w:tentative="1">
+      <w:start w:val="1"/>
+      <w:numFmt w:val="decimal"/>
+      <w:lvlText w:val="%3."/>
+      <w:lvlJc w:val="left"/>
+      <w:pPr>
+        <w:tabs>
+          <w:tab w:val="num" w:pos="2160"/>
+        </w:tabs>
+        <w:ind w:left="2160" w:hanging="360"/>
+      </w:pPr>
+    </w:lvl>
+    <w:lvl w:ilvl="3" w:tentative="1">
+      <w:start w:val="1"/>
+      <w:numFmt w:val="decimal"/>
+      <w:lvlText w:val="%4."/>
+      <w:lvlJc w:val="left"/>
+      <w:pPr>
+        <w:tabs>
+          <w:tab w:val="num" w:pos="2880"/>
+        </w:tabs>
+        <w:ind w:left="2880" w:hanging="360"/>
+      </w:pPr>
+    </w:lvl>
+    <w:lvl w:ilvl="4" w:tentative="1">
+      <w:start w:val="1"/>
+      <w:numFmt w:val="decimal"/>
+      <w:lvlText w:val="%5."/>
+      <w:lvlJc w:val="left"/>
+      <w:pPr>
+        <w:tabs>
+          <w:tab w:val="num" w:pos="3600"/>
+        </w:tabs>
+        <w:ind w:left="3600" w:hanging="360"/>
+      </w:pPr>
+    </w:lvl>
+    <w:lvl w:ilvl="5" w:tentative="1">
+      <w:start w:val="1"/>
+      <w:numFmt w:val="decimal"/>
+      <w:lvlText w:val="%6."/>
+      <w:lvlJc w:val="left"/>
+      <w:pPr>
+        <w:tabs>
+          <w:tab w:val="num" w:pos="4320"/>
+        </w:tabs>
+        <w:ind w:left="4320" w:hanging="360"/>
+      </w:pPr>
+    </w:lvl>
+    <w:lvl w:ilvl="6" w:tentative="1">
+      <w:start w:val="1"/>
+      <w:numFmt w:val="decimal"/>
+      <w:lvlText w:val="%7."/>
+      <w:lvlJc w:val="left"/>
+      <w:pPr>
+        <w:tabs>
+          <w:tab w:val="num" w:pos="5040"/>
+        </w:tabs>
+        <w:ind w:left="5040" w:hanging="360"/>
+      </w:pPr>
+    </w:lvl>
+    <w:lvl w:ilvl="7" w:tentative="1">
+      <w:start w:val="1"/>
+      <w:numFmt w:val="decimal"/>
+      <w:lvlText w:val="%8."/>
+      <w:lvlJc w:val="left"/>
+      <w:pPr>
+        <w:tabs>
+          <w:tab w:val="num" w:pos="5760"/>
+        </w:tabs>
+        <w:ind w:left="5760" w:hanging="360"/>
+      </w:pPr>
+    </w:lvl>
+    <w:lvl w:ilvl="8" w:tentative="1">
+      <w:start w:val="1"/>
+      <w:numFmt w:val="decimal"/>
+      <w:lvlText w:val="%9."/>
+      <w:lvlJc w:val="left"/>
+      <w:pPr>
+        <w:tabs>
+          <w:tab w:val="num" w:pos="6480"/>
+        </w:tabs>
+        <w:ind w:left="6480" w:hanging="360"/>
+      </w:pPr>
+    </w:lvl>
+  </w:abstractNum>
+  <w:abstractNum w:abstractNumId="42" w15:restartNumberingAfterBreak="0">
+    <w:nsid w:val="76905160"/>
+    <w:multiLevelType w:val="multilevel"/>
+    <w:tmpl w:val="16A2C5E0"/>
+    <w:lvl w:ilvl="0">
+      <w:start w:val="1"/>
+      <w:numFmt w:val="bullet"/>
+      <w:lvlText w:val=""/>
+      <w:lvlJc w:val="left"/>
+      <w:pPr>
+        <w:tabs>
+          <w:tab w:val="num" w:pos="720"/>
+        </w:tabs>
+        <w:ind w:left="720" w:hanging="360"/>
+      </w:pPr>
+      <w:rPr>
+        <w:rFonts w:ascii="Symbol" w:hAnsi="Symbol" w:hint="default"/>
+        <w:sz w:val="20"/>
+      </w:rPr>
+    </w:lvl>
+    <w:lvl w:ilvl="1" w:tentative="1">
+      <w:start w:val="1"/>
+      <w:numFmt w:val="bullet"/>
+      <w:lvlText w:val="o"/>
+      <w:lvlJc w:val="left"/>
+      <w:pPr>
+        <w:tabs>
+          <w:tab w:val="num" w:pos="1440"/>
+        </w:tabs>
+        <w:ind w:left="1440" w:hanging="360"/>
+      </w:pPr>
+      <w:rPr>
+        <w:rFonts w:ascii="Courier New" w:hAnsi="Courier New" w:hint="default"/>
+        <w:sz w:val="20"/>
+      </w:rPr>
+    </w:lvl>
+    <w:lvl w:ilvl="2" w:tentative="1">
+      <w:start w:val="1"/>
+      <w:numFmt w:val="bullet"/>
+      <w:lvlText w:val=""/>
+      <w:lvlJc w:val="left"/>
+      <w:pPr>
+        <w:tabs>
+          <w:tab w:val="num" w:pos="2160"/>
+        </w:tabs>
+        <w:ind w:left="2160" w:hanging="360"/>
+      </w:pPr>
+      <w:rPr>
+        <w:rFonts w:ascii="Wingdings" w:hAnsi="Wingdings" w:hint="default"/>
+        <w:sz w:val="20"/>
+      </w:rPr>
+    </w:lvl>
+    <w:lvl w:ilvl="3" w:tentative="1">
+      <w:start w:val="1"/>
+      <w:numFmt w:val="bullet"/>
+      <w:lvlText w:val=""/>
+      <w:lvlJc w:val="left"/>
+      <w:pPr>
+        <w:tabs>
+          <w:tab w:val="num" w:pos="2880"/>
+        </w:tabs>
+        <w:ind w:left="2880" w:hanging="360"/>
+      </w:pPr>
+      <w:rPr>
+        <w:rFonts w:ascii="Wingdings" w:hAnsi="Wingdings" w:hint="default"/>
+        <w:sz w:val="20"/>
+      </w:rPr>
+    </w:lvl>
+    <w:lvl w:ilvl="4" w:tentative="1">
+      <w:start w:val="1"/>
+      <w:numFmt w:val="bullet"/>
+      <w:lvlText w:val=""/>
+      <w:lvlJc w:val="left"/>
+      <w:pPr>
+        <w:tabs>
+          <w:tab w:val="num" w:pos="3600"/>
+        </w:tabs>
+        <w:ind w:left="3600" w:hanging="360"/>
+      </w:pPr>
+      <w:rPr>
+        <w:rFonts w:ascii="Wingdings" w:hAnsi="Wingdings" w:hint="default"/>
+        <w:sz w:val="20"/>
+      </w:rPr>
+    </w:lvl>
+    <w:lvl w:ilvl="5" w:tentative="1">
+      <w:start w:val="1"/>
+      <w:numFmt w:val="bullet"/>
+      <w:lvlText w:val=""/>
+      <w:lvlJc w:val="left"/>
+      <w:pPr>
+        <w:tabs>
+          <w:tab w:val="num" w:pos="4320"/>
+        </w:tabs>
+        <w:ind w:left="4320" w:hanging="360"/>
+      </w:pPr>
+      <w:rPr>
+        <w:rFonts w:ascii="Wingdings" w:hAnsi="Wingdings" w:hint="default"/>
+        <w:sz w:val="20"/>
+      </w:rPr>
+    </w:lvl>
+    <w:lvl w:ilvl="6" w:tentative="1">
+      <w:start w:val="1"/>
+      <w:numFmt w:val="bullet"/>
+      <w:lvlText w:val=""/>
+      <w:lvlJc w:val="left"/>
+      <w:pPr>
+        <w:tabs>
+          <w:tab w:val="num" w:pos="5040"/>
+        </w:tabs>
+        <w:ind w:left="5040" w:hanging="360"/>
+      </w:pPr>
+      <w:rPr>
+        <w:rFonts w:ascii="Wingdings" w:hAnsi="Wingdings" w:hint="default"/>
+        <w:sz w:val="20"/>
+      </w:rPr>
+    </w:lvl>
+    <w:lvl w:ilvl="7" w:tentative="1">
+      <w:start w:val="1"/>
+      <w:numFmt w:val="bullet"/>
+      <w:lvlText w:val=""/>
+      <w:lvlJc w:val="left"/>
+      <w:pPr>
+        <w:tabs>
+          <w:tab w:val="num" w:pos="5760"/>
+        </w:tabs>
+        <w:ind w:left="5760" w:hanging="360"/>
+      </w:pPr>
+      <w:rPr>
+        <w:rFonts w:ascii="Wingdings" w:hAnsi="Wingdings" w:hint="default"/>
+        <w:sz w:val="20"/>
+      </w:rPr>
+    </w:lvl>
+    <w:lvl w:ilvl="8" w:tentative="1">
+      <w:start w:val="1"/>
+      <w:numFmt w:val="bullet"/>
+      <w:lvlText w:val=""/>
+      <w:lvlJc w:val="left"/>
+      <w:pPr>
+        <w:tabs>
+          <w:tab w:val="num" w:pos="6480"/>
+        </w:tabs>
+        <w:ind w:left="6480" w:hanging="360"/>
+      </w:pPr>
+      <w:rPr>
+        <w:rFonts w:ascii="Wingdings" w:hAnsi="Wingdings" w:hint="default"/>
+        <w:sz w:val="20"/>
+      </w:rPr>
+    </w:lvl>
+  </w:abstractNum>
+  <w:abstractNum w:abstractNumId="43" w15:restartNumberingAfterBreak="0">
+    <w:nsid w:val="78011259"/>
+    <w:multiLevelType w:val="multilevel"/>
+    <w:tmpl w:val="387C49BC"/>
+    <w:lvl w:ilvl="0">
+      <w:start w:val="1"/>
+      <w:numFmt w:val="bullet"/>
+      <w:lvlText w:val=""/>
+      <w:lvlJc w:val="left"/>
+      <w:pPr>
+        <w:tabs>
+          <w:tab w:val="num" w:pos="720"/>
+        </w:tabs>
+        <w:ind w:left="720" w:hanging="360"/>
+      </w:pPr>
+      <w:rPr>
+        <w:rFonts w:ascii="Symbol" w:hAnsi="Symbol" w:hint="default"/>
+        <w:sz w:val="20"/>
+      </w:rPr>
+    </w:lvl>
+    <w:lvl w:ilvl="1" w:tentative="1">
+      <w:start w:val="1"/>
+      <w:numFmt w:val="bullet"/>
+      <w:lvlText w:val="o"/>
+      <w:lvlJc w:val="left"/>
+      <w:pPr>
+        <w:tabs>
+          <w:tab w:val="num" w:pos="1440"/>
+        </w:tabs>
+        <w:ind w:left="1440" w:hanging="360"/>
+      </w:pPr>
+      <w:rPr>
+        <w:rFonts w:ascii="Courier New" w:hAnsi="Courier New" w:hint="default"/>
+        <w:sz w:val="20"/>
+      </w:rPr>
+    </w:lvl>
+    <w:lvl w:ilvl="2" w:tentative="1">
+      <w:start w:val="1"/>
+      <w:numFmt w:val="bullet"/>
+      <w:lvlText w:val=""/>
+      <w:lvlJc w:val="left"/>
+      <w:pPr>
+        <w:tabs>
+          <w:tab w:val="num" w:pos="2160"/>
+        </w:tabs>
+        <w:ind w:left="2160" w:hanging="360"/>
+      </w:pPr>
+      <w:rPr>
+        <w:rFonts w:ascii="Wingdings" w:hAnsi="Wingdings" w:hint="default"/>
+        <w:sz w:val="20"/>
+      </w:rPr>
+    </w:lvl>
+    <w:lvl w:ilvl="3" w:tentative="1">
+      <w:start w:val="1"/>
+      <w:numFmt w:val="bullet"/>
+      <w:lvlText w:val=""/>
+      <w:lvlJc w:val="left"/>
+      <w:pPr>
+        <w:tabs>
+          <w:tab w:val="num" w:pos="2880"/>
+        </w:tabs>
+        <w:ind w:left="2880" w:hanging="360"/>
+      </w:pPr>
+      <w:rPr>
+        <w:rFonts w:ascii="Wingdings" w:hAnsi="Wingdings" w:hint="default"/>
+        <w:sz w:val="20"/>
+      </w:rPr>
+    </w:lvl>
+    <w:lvl w:ilvl="4" w:tentative="1">
+      <w:start w:val="1"/>
+      <w:numFmt w:val="bullet"/>
+      <w:lvlText w:val=""/>
+      <w:lvlJc w:val="left"/>
+      <w:pPr>
+        <w:tabs>
+          <w:tab w:val="num" w:pos="3600"/>
+        </w:tabs>
+        <w:ind w:left="3600" w:hanging="360"/>
+      </w:pPr>
+      <w:rPr>
+        <w:rFonts w:ascii="Wingdings" w:hAnsi="Wingdings" w:hint="default"/>
+        <w:sz w:val="20"/>
+      </w:rPr>
+    </w:lvl>
+    <w:lvl w:ilvl="5" w:tentative="1">
+      <w:start w:val="1"/>
+      <w:numFmt w:val="bullet"/>
+      <w:lvlText w:val=""/>
+      <w:lvlJc w:val="left"/>
+      <w:pPr>
+        <w:tabs>
+          <w:tab w:val="num" w:pos="4320"/>
+        </w:tabs>
+        <w:ind w:left="4320" w:hanging="360"/>
+      </w:pPr>
+      <w:rPr>
+        <w:rFonts w:ascii="Wingdings" w:hAnsi="Wingdings" w:hint="default"/>
+        <w:sz w:val="20"/>
+      </w:rPr>
+    </w:lvl>
+    <w:lvl w:ilvl="6" w:tentative="1">
+      <w:start w:val="1"/>
+      <w:numFmt w:val="bullet"/>
+      <w:lvlText w:val=""/>
+      <w:lvlJc w:val="left"/>
+      <w:pPr>
+        <w:tabs>
+          <w:tab w:val="num" w:pos="5040"/>
+        </w:tabs>
+        <w:ind w:left="5040" w:hanging="360"/>
+      </w:pPr>
+      <w:rPr>
+        <w:rFonts w:ascii="Wingdings" w:hAnsi="Wingdings" w:hint="default"/>
+        <w:sz w:val="20"/>
+      </w:rPr>
+    </w:lvl>
+    <w:lvl w:ilvl="7" w:tentative="1">
+      <w:start w:val="1"/>
+      <w:numFmt w:val="bullet"/>
+      <w:lvlText w:val=""/>
+      <w:lvlJc w:val="left"/>
+      <w:pPr>
+        <w:tabs>
+          <w:tab w:val="num" w:pos="5760"/>
+        </w:tabs>
+        <w:ind w:left="5760" w:hanging="360"/>
+      </w:pPr>
+      <w:rPr>
+        <w:rFonts w:ascii="Wingdings" w:hAnsi="Wingdings" w:hint="default"/>
+        <w:sz w:val="20"/>
+      </w:rPr>
+    </w:lvl>
+    <w:lvl w:ilvl="8" w:tentative="1">
+      <w:start w:val="1"/>
+      <w:numFmt w:val="bullet"/>
+      <w:lvlText w:val=""/>
+      <w:lvlJc w:val="left"/>
+      <w:pPr>
+        <w:tabs>
+          <w:tab w:val="num" w:pos="6480"/>
+        </w:tabs>
+        <w:ind w:left="6480" w:hanging="360"/>
+      </w:pPr>
+      <w:rPr>
+        <w:rFonts w:ascii="Wingdings" w:hAnsi="Wingdings" w:hint="default"/>
+        <w:sz w:val="20"/>
+      </w:rPr>
+    </w:lvl>
+  </w:abstractNum>
+  <w:abstractNum w:abstractNumId="44" w15:restartNumberingAfterBreak="0">
     <w:nsid w:val="79D36AAC"/>
     <w:multiLevelType w:val="multilevel"/>
     <w:tmpl w:val="30E2D11E"/>
@@ -4666,7 +7978,7 @@
       </w:pPr>
     </w:lvl>
   </w:abstractNum>
-  <w:abstractNum w:abstractNumId="22" w15:restartNumberingAfterBreak="0">
+  <w:abstractNum w:abstractNumId="45" w15:restartNumberingAfterBreak="0">
     <w:nsid w:val="7A4034D2"/>
     <w:multiLevelType w:val="multilevel"/>
     <w:tmpl w:val="35905C6C"/>
@@ -4815,7 +8127,305 @@
       </w:rPr>
     </w:lvl>
   </w:abstractNum>
-  <w:abstractNum w:abstractNumId="23" w15:restartNumberingAfterBreak="0">
+  <w:abstractNum w:abstractNumId="46" w15:restartNumberingAfterBreak="0">
+    <w:nsid w:val="7D4E7A52"/>
+    <w:multiLevelType w:val="multilevel"/>
+    <w:tmpl w:val="F0463488"/>
+    <w:lvl w:ilvl="0">
+      <w:start w:val="1"/>
+      <w:numFmt w:val="bullet"/>
+      <w:lvlText w:val=""/>
+      <w:lvlJc w:val="left"/>
+      <w:pPr>
+        <w:tabs>
+          <w:tab w:val="num" w:pos="720"/>
+        </w:tabs>
+        <w:ind w:left="720" w:hanging="360"/>
+      </w:pPr>
+      <w:rPr>
+        <w:rFonts w:ascii="Symbol" w:hAnsi="Symbol" w:hint="default"/>
+        <w:sz w:val="20"/>
+      </w:rPr>
+    </w:lvl>
+    <w:lvl w:ilvl="1" w:tentative="1">
+      <w:start w:val="1"/>
+      <w:numFmt w:val="bullet"/>
+      <w:lvlText w:val="o"/>
+      <w:lvlJc w:val="left"/>
+      <w:pPr>
+        <w:tabs>
+          <w:tab w:val="num" w:pos="1440"/>
+        </w:tabs>
+        <w:ind w:left="1440" w:hanging="360"/>
+      </w:pPr>
+      <w:rPr>
+        <w:rFonts w:ascii="Courier New" w:hAnsi="Courier New" w:hint="default"/>
+        <w:sz w:val="20"/>
+      </w:rPr>
+    </w:lvl>
+    <w:lvl w:ilvl="2" w:tentative="1">
+      <w:start w:val="1"/>
+      <w:numFmt w:val="bullet"/>
+      <w:lvlText w:val=""/>
+      <w:lvlJc w:val="left"/>
+      <w:pPr>
+        <w:tabs>
+          <w:tab w:val="num" w:pos="2160"/>
+        </w:tabs>
+        <w:ind w:left="2160" w:hanging="360"/>
+      </w:pPr>
+      <w:rPr>
+        <w:rFonts w:ascii="Wingdings" w:hAnsi="Wingdings" w:hint="default"/>
+        <w:sz w:val="20"/>
+      </w:rPr>
+    </w:lvl>
+    <w:lvl w:ilvl="3" w:tentative="1">
+      <w:start w:val="1"/>
+      <w:numFmt w:val="bullet"/>
+      <w:lvlText w:val=""/>
+      <w:lvlJc w:val="left"/>
+      <w:pPr>
+        <w:tabs>
+          <w:tab w:val="num" w:pos="2880"/>
+        </w:tabs>
+        <w:ind w:left="2880" w:hanging="360"/>
+      </w:pPr>
+      <w:rPr>
+        <w:rFonts w:ascii="Wingdings" w:hAnsi="Wingdings" w:hint="default"/>
+        <w:sz w:val="20"/>
+      </w:rPr>
+    </w:lvl>
+    <w:lvl w:ilvl="4" w:tentative="1">
+      <w:start w:val="1"/>
+      <w:numFmt w:val="bullet"/>
+      <w:lvlText w:val=""/>
+      <w:lvlJc w:val="left"/>
+      <w:pPr>
+        <w:tabs>
+          <w:tab w:val="num" w:pos="3600"/>
+        </w:tabs>
+        <w:ind w:left="3600" w:hanging="360"/>
+      </w:pPr>
+      <w:rPr>
+        <w:rFonts w:ascii="Wingdings" w:hAnsi="Wingdings" w:hint="default"/>
+        <w:sz w:val="20"/>
+      </w:rPr>
+    </w:lvl>
+    <w:lvl w:ilvl="5" w:tentative="1">
+      <w:start w:val="1"/>
+      <w:numFmt w:val="bullet"/>
+      <w:lvlText w:val=""/>
+      <w:lvlJc w:val="left"/>
+      <w:pPr>
+        <w:tabs>
+          <w:tab w:val="num" w:pos="4320"/>
+        </w:tabs>
+        <w:ind w:left="4320" w:hanging="360"/>
+      </w:pPr>
+      <w:rPr>
+        <w:rFonts w:ascii="Wingdings" w:hAnsi="Wingdings" w:hint="default"/>
+        <w:sz w:val="20"/>
+      </w:rPr>
+    </w:lvl>
+    <w:lvl w:ilvl="6" w:tentative="1">
+      <w:start w:val="1"/>
+      <w:numFmt w:val="bullet"/>
+      <w:lvlText w:val=""/>
+      <w:lvlJc w:val="left"/>
+      <w:pPr>
+        <w:tabs>
+          <w:tab w:val="num" w:pos="5040"/>
+        </w:tabs>
+        <w:ind w:left="5040" w:hanging="360"/>
+      </w:pPr>
+      <w:rPr>
+        <w:rFonts w:ascii="Wingdings" w:hAnsi="Wingdings" w:hint="default"/>
+        <w:sz w:val="20"/>
+      </w:rPr>
+    </w:lvl>
+    <w:lvl w:ilvl="7" w:tentative="1">
+      <w:start w:val="1"/>
+      <w:numFmt w:val="bullet"/>
+      <w:lvlText w:val=""/>
+      <w:lvlJc w:val="left"/>
+      <w:pPr>
+        <w:tabs>
+          <w:tab w:val="num" w:pos="5760"/>
+        </w:tabs>
+        <w:ind w:left="5760" w:hanging="360"/>
+      </w:pPr>
+      <w:rPr>
+        <w:rFonts w:ascii="Wingdings" w:hAnsi="Wingdings" w:hint="default"/>
+        <w:sz w:val="20"/>
+      </w:rPr>
+    </w:lvl>
+    <w:lvl w:ilvl="8" w:tentative="1">
+      <w:start w:val="1"/>
+      <w:numFmt w:val="bullet"/>
+      <w:lvlText w:val=""/>
+      <w:lvlJc w:val="left"/>
+      <w:pPr>
+        <w:tabs>
+          <w:tab w:val="num" w:pos="6480"/>
+        </w:tabs>
+        <w:ind w:left="6480" w:hanging="360"/>
+      </w:pPr>
+      <w:rPr>
+        <w:rFonts w:ascii="Wingdings" w:hAnsi="Wingdings" w:hint="default"/>
+        <w:sz w:val="20"/>
+      </w:rPr>
+    </w:lvl>
+  </w:abstractNum>
+  <w:abstractNum w:abstractNumId="47" w15:restartNumberingAfterBreak="0">
+    <w:nsid w:val="7F2868C1"/>
+    <w:multiLevelType w:val="multilevel"/>
+    <w:tmpl w:val="09C88F0C"/>
+    <w:lvl w:ilvl="0">
+      <w:start w:val="1"/>
+      <w:numFmt w:val="bullet"/>
+      <w:lvlText w:val=""/>
+      <w:lvlJc w:val="left"/>
+      <w:pPr>
+        <w:tabs>
+          <w:tab w:val="num" w:pos="720"/>
+        </w:tabs>
+        <w:ind w:left="720" w:hanging="360"/>
+      </w:pPr>
+      <w:rPr>
+        <w:rFonts w:ascii="Symbol" w:hAnsi="Symbol" w:hint="default"/>
+        <w:sz w:val="20"/>
+      </w:rPr>
+    </w:lvl>
+    <w:lvl w:ilvl="1" w:tentative="1">
+      <w:start w:val="1"/>
+      <w:numFmt w:val="bullet"/>
+      <w:lvlText w:val="o"/>
+      <w:lvlJc w:val="left"/>
+      <w:pPr>
+        <w:tabs>
+          <w:tab w:val="num" w:pos="1440"/>
+        </w:tabs>
+        <w:ind w:left="1440" w:hanging="360"/>
+      </w:pPr>
+      <w:rPr>
+        <w:rFonts w:ascii="Courier New" w:hAnsi="Courier New" w:hint="default"/>
+        <w:sz w:val="20"/>
+      </w:rPr>
+    </w:lvl>
+    <w:lvl w:ilvl="2" w:tentative="1">
+      <w:start w:val="1"/>
+      <w:numFmt w:val="bullet"/>
+      <w:lvlText w:val=""/>
+      <w:lvlJc w:val="left"/>
+      <w:pPr>
+        <w:tabs>
+          <w:tab w:val="num" w:pos="2160"/>
+        </w:tabs>
+        <w:ind w:left="2160" w:hanging="360"/>
+      </w:pPr>
+      <w:rPr>
+        <w:rFonts w:ascii="Wingdings" w:hAnsi="Wingdings" w:hint="default"/>
+        <w:sz w:val="20"/>
+      </w:rPr>
+    </w:lvl>
+    <w:lvl w:ilvl="3" w:tentative="1">
+      <w:start w:val="1"/>
+      <w:numFmt w:val="bullet"/>
+      <w:lvlText w:val=""/>
+      <w:lvlJc w:val="left"/>
+      <w:pPr>
+        <w:tabs>
+          <w:tab w:val="num" w:pos="2880"/>
+        </w:tabs>
+        <w:ind w:left="2880" w:hanging="360"/>
+      </w:pPr>
+      <w:rPr>
+        <w:rFonts w:ascii="Wingdings" w:hAnsi="Wingdings" w:hint="default"/>
+        <w:sz w:val="20"/>
+      </w:rPr>
+    </w:lvl>
+    <w:lvl w:ilvl="4" w:tentative="1">
+      <w:start w:val="1"/>
+      <w:numFmt w:val="bullet"/>
+      <w:lvlText w:val=""/>
+      <w:lvlJc w:val="left"/>
+      <w:pPr>
+        <w:tabs>
+          <w:tab w:val="num" w:pos="3600"/>
+        </w:tabs>
+        <w:ind w:left="3600" w:hanging="360"/>
+      </w:pPr>
+      <w:rPr>
+        <w:rFonts w:ascii="Wingdings" w:hAnsi="Wingdings" w:hint="default"/>
+        <w:sz w:val="20"/>
+      </w:rPr>
+    </w:lvl>
+    <w:lvl w:ilvl="5" w:tentative="1">
+      <w:start w:val="1"/>
+      <w:numFmt w:val="bullet"/>
+      <w:lvlText w:val=""/>
+      <w:lvlJc w:val="left"/>
+      <w:pPr>
+        <w:tabs>
+          <w:tab w:val="num" w:pos="4320"/>
+        </w:tabs>
+        <w:ind w:left="4320" w:hanging="360"/>
+      </w:pPr>
+      <w:rPr>
+        <w:rFonts w:ascii="Wingdings" w:hAnsi="Wingdings" w:hint="default"/>
+        <w:sz w:val="20"/>
+      </w:rPr>
+    </w:lvl>
+    <w:lvl w:ilvl="6" w:tentative="1">
+      <w:start w:val="1"/>
+      <w:numFmt w:val="bullet"/>
+      <w:lvlText w:val=""/>
+      <w:lvlJc w:val="left"/>
+      <w:pPr>
+        <w:tabs>
+          <w:tab w:val="num" w:pos="5040"/>
+        </w:tabs>
+        <w:ind w:left="5040" w:hanging="360"/>
+      </w:pPr>
+      <w:rPr>
+        <w:rFonts w:ascii="Wingdings" w:hAnsi="Wingdings" w:hint="default"/>
+        <w:sz w:val="20"/>
+      </w:rPr>
+    </w:lvl>
+    <w:lvl w:ilvl="7" w:tentative="1">
+      <w:start w:val="1"/>
+      <w:numFmt w:val="bullet"/>
+      <w:lvlText w:val=""/>
+      <w:lvlJc w:val="left"/>
+      <w:pPr>
+        <w:tabs>
+          <w:tab w:val="num" w:pos="5760"/>
+        </w:tabs>
+        <w:ind w:left="5760" w:hanging="360"/>
+      </w:pPr>
+      <w:rPr>
+        <w:rFonts w:ascii="Wingdings" w:hAnsi="Wingdings" w:hint="default"/>
+        <w:sz w:val="20"/>
+      </w:rPr>
+    </w:lvl>
+    <w:lvl w:ilvl="8" w:tentative="1">
+      <w:start w:val="1"/>
+      <w:numFmt w:val="bullet"/>
+      <w:lvlText w:val=""/>
+      <w:lvlJc w:val="left"/>
+      <w:pPr>
+        <w:tabs>
+          <w:tab w:val="num" w:pos="6480"/>
+        </w:tabs>
+        <w:ind w:left="6480" w:hanging="360"/>
+      </w:pPr>
+      <w:rPr>
+        <w:rFonts w:ascii="Wingdings" w:hAnsi="Wingdings" w:hint="default"/>
+        <w:sz w:val="20"/>
+      </w:rPr>
+    </w:lvl>
+  </w:abstractNum>
+  <w:abstractNum w:abstractNumId="48" w15:restartNumberingAfterBreak="0">
     <w:nsid w:val="7FAF2306"/>
     <w:multiLevelType w:val="multilevel"/>
     <w:tmpl w:val="862A8134"/>
@@ -4929,76 +8539,151 @@
     </w:lvl>
   </w:abstractNum>
   <w:num w:numId="1" w16cid:durableId="1069382993">
+    <w:abstractNumId w:val="29"/>
+  </w:num>
+  <w:num w:numId="2" w16cid:durableId="325744438">
+    <w:abstractNumId w:val="35"/>
+  </w:num>
+  <w:num w:numId="3" w16cid:durableId="2028675263">
     <w:abstractNumId w:val="18"/>
   </w:num>
-  <w:num w:numId="2" w16cid:durableId="325744438">
+  <w:num w:numId="4" w16cid:durableId="467669504">
+    <w:abstractNumId w:val="45"/>
+  </w:num>
+  <w:num w:numId="5" w16cid:durableId="1018580850">
+    <w:abstractNumId w:val="21"/>
+  </w:num>
+  <w:num w:numId="6" w16cid:durableId="130169673">
+    <w:abstractNumId w:val="12"/>
+  </w:num>
+  <w:num w:numId="7" w16cid:durableId="342629374">
+    <w:abstractNumId w:val="10"/>
+  </w:num>
+  <w:num w:numId="8" w16cid:durableId="400326562">
+    <w:abstractNumId w:val="8"/>
+  </w:num>
+  <w:num w:numId="9" w16cid:durableId="2106415132">
+    <w:abstractNumId w:val="24"/>
+  </w:num>
+  <w:num w:numId="10" w16cid:durableId="1993872846">
+    <w:abstractNumId w:val="1"/>
+  </w:num>
+  <w:num w:numId="11" w16cid:durableId="191647822">
+    <w:abstractNumId w:val="20"/>
+  </w:num>
+  <w:num w:numId="12" w16cid:durableId="808592399">
+    <w:abstractNumId w:val="2"/>
+  </w:num>
+  <w:num w:numId="13" w16cid:durableId="338968235">
+    <w:abstractNumId w:val="44"/>
+  </w:num>
+  <w:num w:numId="14" w16cid:durableId="1292588493">
+    <w:abstractNumId w:val="39"/>
+  </w:num>
+  <w:num w:numId="15" w16cid:durableId="1013262136">
+    <w:abstractNumId w:val="27"/>
+  </w:num>
+  <w:num w:numId="16" w16cid:durableId="222526900">
+    <w:abstractNumId w:val="23"/>
+  </w:num>
+  <w:num w:numId="17" w16cid:durableId="2099446540">
+    <w:abstractNumId w:val="15"/>
+  </w:num>
+  <w:num w:numId="18" w16cid:durableId="1460611027">
+    <w:abstractNumId w:val="13"/>
+  </w:num>
+  <w:num w:numId="19" w16cid:durableId="29692147">
+    <w:abstractNumId w:val="6"/>
+  </w:num>
+  <w:num w:numId="20" w16cid:durableId="491261927">
+    <w:abstractNumId w:val="48"/>
+  </w:num>
+  <w:num w:numId="21" w16cid:durableId="1768192728">
+    <w:abstractNumId w:val="25"/>
+  </w:num>
+  <w:num w:numId="22" w16cid:durableId="50882458">
+    <w:abstractNumId w:val="7"/>
+  </w:num>
+  <w:num w:numId="23" w16cid:durableId="2068259104">
+    <w:abstractNumId w:val="26"/>
+  </w:num>
+  <w:num w:numId="24" w16cid:durableId="623656495">
+    <w:abstractNumId w:val="5"/>
+  </w:num>
+  <w:num w:numId="25" w16cid:durableId="771705292">
+    <w:abstractNumId w:val="37"/>
+  </w:num>
+  <w:num w:numId="26" w16cid:durableId="1598245904">
+    <w:abstractNumId w:val="33"/>
+  </w:num>
+  <w:num w:numId="27" w16cid:durableId="94788963">
+    <w:abstractNumId w:val="31"/>
+  </w:num>
+  <w:num w:numId="28" w16cid:durableId="387143380">
+    <w:abstractNumId w:val="43"/>
+  </w:num>
+  <w:num w:numId="29" w16cid:durableId="276955952">
+    <w:abstractNumId w:val="34"/>
+  </w:num>
+  <w:num w:numId="30" w16cid:durableId="496774075">
+    <w:abstractNumId w:val="47"/>
+  </w:num>
+  <w:num w:numId="31" w16cid:durableId="1571622752">
+    <w:abstractNumId w:val="28"/>
+  </w:num>
+  <w:num w:numId="32" w16cid:durableId="1521625386">
+    <w:abstractNumId w:val="4"/>
+  </w:num>
+  <w:num w:numId="33" w16cid:durableId="1713843796">
+    <w:abstractNumId w:val="46"/>
+  </w:num>
+  <w:num w:numId="34" w16cid:durableId="1088649960">
+    <w:abstractNumId w:val="11"/>
+  </w:num>
+  <w:num w:numId="35" w16cid:durableId="925650448">
+    <w:abstractNumId w:val="32"/>
+  </w:num>
+  <w:num w:numId="36" w16cid:durableId="604462720">
+    <w:abstractNumId w:val="0"/>
+  </w:num>
+  <w:num w:numId="37" w16cid:durableId="1020273979">
+    <w:abstractNumId w:val="16"/>
+  </w:num>
+  <w:num w:numId="38" w16cid:durableId="1725177381">
+    <w:abstractNumId w:val="40"/>
+  </w:num>
+  <w:num w:numId="39" w16cid:durableId="15543839">
     <w:abstractNumId w:val="19"/>
   </w:num>
-  <w:num w:numId="3" w16cid:durableId="2028675263">
-    <w:abstractNumId w:val="10"/>
+  <w:num w:numId="40" w16cid:durableId="1697073073">
+    <w:abstractNumId w:val="14"/>
   </w:num>
-  <w:num w:numId="4" w16cid:durableId="467669504">
+  <w:num w:numId="41" w16cid:durableId="1825195408">
+    <w:abstractNumId w:val="3"/>
+  </w:num>
+  <w:num w:numId="42" w16cid:durableId="782724762">
+    <w:abstractNumId w:val="41"/>
+  </w:num>
+  <w:num w:numId="43" w16cid:durableId="1897273883">
+    <w:abstractNumId w:val="38"/>
+  </w:num>
+  <w:num w:numId="44" w16cid:durableId="359816755">
     <w:abstractNumId w:val="22"/>
   </w:num>
-  <w:num w:numId="5" w16cid:durableId="1018580850">
-    <w:abstractNumId w:val="12"/>
+  <w:num w:numId="45" w16cid:durableId="2012951806">
+    <w:abstractNumId w:val="9"/>
   </w:num>
-  <w:num w:numId="6" w16cid:durableId="130169673">
-    <w:abstractNumId w:val="7"/>
-  </w:num>
-  <w:num w:numId="7" w16cid:durableId="342629374">
-    <w:abstractNumId w:val="6"/>
-  </w:num>
-  <w:num w:numId="8" w16cid:durableId="400326562">
-    <w:abstractNumId w:val="5"/>
-  </w:num>
-  <w:num w:numId="9" w16cid:durableId="2106415132">
-    <w:abstractNumId w:val="14"/>
-  </w:num>
-  <w:num w:numId="10" w16cid:durableId="1993872846">
-    <w:abstractNumId w:val="0"/>
-  </w:num>
-  <w:num w:numId="11" w16cid:durableId="191647822">
-    <w:abstractNumId w:val="11"/>
-  </w:num>
-  <w:num w:numId="12" w16cid:durableId="808592399">
-    <w:abstractNumId w:val="1"/>
-  </w:num>
-  <w:num w:numId="13" w16cid:durableId="338968235">
-    <w:abstractNumId w:val="21"/>
-  </w:num>
-  <w:num w:numId="14" w16cid:durableId="1292588493">
-    <w:abstractNumId w:val="20"/>
-  </w:num>
-  <w:num w:numId="15" w16cid:durableId="1013262136">
+  <w:num w:numId="46" w16cid:durableId="438527859">
     <w:abstractNumId w:val="17"/>
   </w:num>
-  <w:num w:numId="16" w16cid:durableId="222526900">
-    <w:abstractNumId w:val="13"/>
+  <w:num w:numId="47" w16cid:durableId="624237552">
+    <w:abstractNumId w:val="36"/>
   </w:num>
-  <w:num w:numId="17" w16cid:durableId="2099446540">
-    <w:abstractNumId w:val="9"/>
+  <w:num w:numId="48" w16cid:durableId="1369141951">
+    <w:abstractNumId w:val="42"/>
   </w:num>
-  <w:num w:numId="18" w16cid:durableId="1460611027">
-    <w:abstractNumId w:val="8"/>
-  </w:num>
-  <w:num w:numId="19" w16cid:durableId="29692147">
-    <w:abstractNumId w:val="3"/>
-  </w:num>
-  <w:num w:numId="20" w16cid:durableId="491261927">
-    <w:abstractNumId w:val="23"/>
-  </w:num>
-  <w:num w:numId="21" w16cid:durableId="1768192728">
-    <w:abstractNumId w:val="15"/>
-  </w:num>
-  <w:num w:numId="22" w16cid:durableId="50882458">
-    <w:abstractNumId w:val="4"/>
-  </w:num>
-  <w:num w:numId="23" w16cid:durableId="2068259104">
-    <w:abstractNumId w:val="16"/>
-  </w:num>
-  <w:num w:numId="24" w16cid:durableId="623656495">
-    <w:abstractNumId w:val="2"/>
+  <w:num w:numId="49" w16cid:durableId="316736857">
+    <w:abstractNumId w:val="30"/>
   </w:num>
 </w:numbering>
 </file>
